--- a/ADG/15장/15장_실습문제_추가서술형_정답.docx
+++ b/ADG/15장/15장_실습문제_추가서술형_정답.docx
@@ -2474,7 +2474,7 @@
           <w:b/>
           <w:sz w:val="21"/>
         </w:rPr>
-        <w:t>[추가-17] 봐야 할 행만 골라내기</w:t>
+        <w:t>[추가-17] Logical 로 바뀐 뒤의 감시</w:t>
       </w:r>
     </w:p>
     <w:p>
@@ -2492,7 +2492,16 @@
           <w:rFonts w:ascii="맑은 고딕" w:hAnsi="맑은 고딕" w:eastAsia="맑은 고딕"/>
           <w:sz w:val="21"/>
         </w:rPr>
-        <w:t>**절차 ①** 분포를 먼저 본다.</w:t>
+        <w:t>**왜 비는가** — 감시 스크립트가 Physical Standby 를 전제로 짜였기 때문이다. Logical Standby 는 MRP 가 아니라 SQL Apply 로 적용한다. 실측에서 `V$MANAGED_STANDBY`에는 `ARCH` 4개와 `DGRD` 2개만 남고 `MRP0`이 없었으며, `V$DATAGUARD_STATS`는 **`no rows selected`**였다. 뷰가 없어진 것이 아니라 **행이 없다.** `ORA-00942`가 아니므로 뷰 이름 문제와 구별된다.</w:t>
+      </w:r>
+    </w:p>
+    <w:p>
+      <w:r>
+        <w:rPr>
+          <w:rFonts w:ascii="맑은 고딕" w:hAnsi="맑은 고딕" w:eastAsia="맑은 고딕"/>
+          <w:sz w:val="21"/>
+        </w:rPr>
+        <w:t>**대체 지표**</w:t>
       </w:r>
     </w:p>
     <w:tbl>
@@ -2502,38 +2511,188 @@
         <w:tblLook w:firstColumn="1" w:firstRow="1" w:lastColumn="0" w:lastRow="0" w:noHBand="0" w:noVBand="1" w:val="04A0"/>
       </w:tblPr>
       <w:tblGrid>
-        <w:gridCol w:w="8640"/>
+        <w:gridCol w:w="2880"/>
+        <w:gridCol w:w="2880"/>
+        <w:gridCol w:w="2880"/>
       </w:tblGrid>
       <w:tr>
         <w:tc>
           <w:tcPr>
-            <w:tcW w:type="dxa" w:w="8640"/>
-            <w:shd w:val="clear" w:color="auto" w:fill="1E1E1E"/>
+            <w:tcW w:type="dxa" w:w="2880"/>
+            <w:shd w:val="clear" w:color="auto" w:fill="D9E1F2"/>
           </w:tcPr>
           <w:p>
-            <w:pPr>
-              <w:spacing w:after="0" w:before="0"/>
-            </w:pPr>
             <w:r>
               <w:rPr>
-                <w:rFonts w:ascii="Consolas" w:hAnsi="Consolas" w:eastAsia="Consolas"/>
-                <w:color w:val="F2F2F2"/>
+                <w:rFonts w:ascii="맑은 고딕" w:hAnsi="맑은 고딕" w:eastAsia="맑은 고딕"/>
+                <w:b/>
                 <w:sz w:val="19"/>
               </w:rPr>
-              <w:t>select severity, count(*) cnt from v$dataguard_status</w:t>
+              <w:t>확인할 것</w:t>
             </w:r>
           </w:p>
+        </w:tc>
+        <w:tc>
+          <w:tcPr>
+            <w:tcW w:type="dxa" w:w="2880"/>
+            <w:shd w:val="clear" w:color="auto" w:fill="D9E1F2"/>
+          </w:tcPr>
           <w:p>
-            <w:pPr>
-              <w:spacing w:after="0" w:before="0"/>
-            </w:pPr>
             <w:r>
               <w:rPr>
-                <w:rFonts w:ascii="Consolas" w:hAnsi="Consolas" w:eastAsia="Consolas"/>
-                <w:color w:val="F2F2F2"/>
+                <w:rFonts w:ascii="맑은 고딕" w:hAnsi="맑은 고딕" w:eastAsia="맑은 고딕"/>
+                <w:b/>
                 <w:sz w:val="19"/>
               </w:rPr>
-              <w:t xml:space="preserve"> group by severity order by 1;</w:t>
+              <w:t>Physical</w:t>
+            </w:r>
+          </w:p>
+        </w:tc>
+        <w:tc>
+          <w:tcPr>
+            <w:tcW w:type="dxa" w:w="2880"/>
+            <w:shd w:val="clear" w:color="auto" w:fill="D9E1F2"/>
+          </w:tcPr>
+          <w:p>
+            <w:r>
+              <w:rPr>
+                <w:rFonts w:ascii="맑은 고딕" w:hAnsi="맑은 고딕" w:eastAsia="맑은 고딕"/>
+                <w:b/>
+                <w:sz w:val="19"/>
+              </w:rPr>
+              <w:t>Logical</w:t>
+            </w:r>
+          </w:p>
+        </w:tc>
+      </w:tr>
+      <w:tr>
+        <w:tc>
+          <w:tcPr>
+            <w:tcW w:type="dxa" w:w="2880"/>
+          </w:tcPr>
+          <w:p>
+            <w:r>
+              <w:rPr>
+                <w:rFonts w:ascii="맑은 고딕" w:hAnsi="맑은 고딕" w:eastAsia="맑은 고딕"/>
+                <w:sz w:val="19"/>
+              </w:rPr>
+              <w:t>적용 프로세스·상태</w:t>
+            </w:r>
+          </w:p>
+        </w:tc>
+        <w:tc>
+          <w:tcPr>
+            <w:tcW w:type="dxa" w:w="2880"/>
+          </w:tcPr>
+          <w:p>
+            <w:r>
+              <w:rPr>
+                <w:rFonts w:ascii="맑은 고딕" w:hAnsi="맑은 고딕" w:eastAsia="맑은 고딕"/>
+                <w:sz w:val="19"/>
+              </w:rPr>
+              <w:t>`V$MANAGED_STANDBY`의 `MRP0`</w:t>
+            </w:r>
+          </w:p>
+        </w:tc>
+        <w:tc>
+          <w:tcPr>
+            <w:tcW w:type="dxa" w:w="2880"/>
+          </w:tcPr>
+          <w:p>
+            <w:r>
+              <w:rPr>
+                <w:rFonts w:ascii="맑은 고딕" w:hAnsi="맑은 고딕" w:eastAsia="맑은 고딕"/>
+                <w:sz w:val="19"/>
+              </w:rPr>
+              <w:t>`V$LOGSTDBY_PROCESS`·`V$LOGSTDBY_STATE`</w:t>
+            </w:r>
+          </w:p>
+        </w:tc>
+      </w:tr>
+      <w:tr>
+        <w:tc>
+          <w:tcPr>
+            <w:tcW w:type="dxa" w:w="2880"/>
+          </w:tcPr>
+          <w:p>
+            <w:r>
+              <w:rPr>
+                <w:rFonts w:ascii="맑은 고딕" w:hAnsi="맑은 고딕" w:eastAsia="맑은 고딕"/>
+                <w:sz w:val="19"/>
+              </w:rPr>
+              <w:t>지연</w:t>
+            </w:r>
+          </w:p>
+        </w:tc>
+        <w:tc>
+          <w:tcPr>
+            <w:tcW w:type="dxa" w:w="2880"/>
+          </w:tcPr>
+          <w:p>
+            <w:r>
+              <w:rPr>
+                <w:rFonts w:ascii="맑은 고딕" w:hAnsi="맑은 고딕" w:eastAsia="맑은 고딕"/>
+                <w:sz w:val="19"/>
+              </w:rPr>
+              <w:t>`V$DATAGUARD_STATS` 두 값</w:t>
+            </w:r>
+          </w:p>
+        </w:tc>
+        <w:tc>
+          <w:tcPr>
+            <w:tcW w:type="dxa" w:w="2880"/>
+          </w:tcPr>
+          <w:p>
+            <w:r>
+              <w:rPr>
+                <w:rFonts w:ascii="맑은 고딕" w:hAnsi="맑은 고딕" w:eastAsia="맑은 고딕"/>
+                <w:sz w:val="19"/>
+              </w:rPr>
+              <w:t>`DBA_LOGSTDBY_PROGRESS`의 세 SCN</w:t>
+            </w:r>
+          </w:p>
+        </w:tc>
+      </w:tr>
+      <w:tr>
+        <w:tc>
+          <w:tcPr>
+            <w:tcW w:type="dxa" w:w="2880"/>
+          </w:tcPr>
+          <w:p>
+            <w:r>
+              <w:rPr>
+                <w:rFonts w:ascii="맑은 고딕" w:hAnsi="맑은 고딕" w:eastAsia="맑은 고딕"/>
+                <w:sz w:val="19"/>
+              </w:rPr>
+              <w:t>트랜잭션</w:t>
+            </w:r>
+          </w:p>
+        </w:tc>
+        <w:tc>
+          <w:tcPr>
+            <w:tcW w:type="dxa" w:w="2880"/>
+          </w:tcPr>
+          <w:p>
+            <w:r>
+              <w:rPr>
+                <w:rFonts w:ascii="맑은 고딕" w:hAnsi="맑은 고딕" w:eastAsia="맑은 고딕"/>
+                <w:sz w:val="19"/>
+              </w:rPr>
+              <w:t>(없음)</w:t>
+            </w:r>
+          </w:p>
+        </w:tc>
+        <w:tc>
+          <w:tcPr>
+            <w:tcW w:type="dxa" w:w="2880"/>
+          </w:tcPr>
+          <w:p>
+            <w:r>
+              <w:rPr>
+                <w:rFonts w:ascii="맑은 고딕" w:hAnsi="맑은 고딕" w:eastAsia="맑은 고딕"/>
+                <w:sz w:val="19"/>
+              </w:rPr>
+              <w:t>`V$LOGSTDBY_TRANSACTION`</w:t>
             </w:r>
           </w:p>
         </w:tc>
@@ -2546,7 +2705,7 @@
           <w:rFonts w:ascii="맑은 고딕" w:hAnsi="맑은 고딕" w:eastAsia="맑은 고딕"/>
           <w:sz w:val="21"/>
         </w:rPr>
-        <w:t>14장 실측에서 `Control` 25, `Informational` 38, `Warning` 11이었다. `Warning`이 많다고 놀랄 일이 아니다.</w:t>
+        <w:t>**판정 규칙** — `STATE`가 `IDLE`이면 정상, `APPLYING`이면 적용 중, **`SQL APPLY NOT ON`이면 심각**이다. 진행은 `NEWEST_SCN - APPLIED_SCN`으로 본다. 실측 정상값은 `APPLIED` 2,988,122 / `READ` 2,988,125 / `NEWEST` 2,988,129로 세 값이 거의 붙어 있었다. 차이가 계속 벌어지면 밀리는 것이다.</w:t>
       </w:r>
     </w:p>
     <w:p>
@@ -2555,61 +2714,7 @@
           <w:rFonts w:ascii="맑은 고딕" w:hAnsi="맑은 고딕" w:eastAsia="맑은 고딕"/>
           <w:sz w:val="21"/>
         </w:rPr>
-        <w:t>**절차 ② `ERROR_CODE`로 거른다.** `SEVERITY`가 아니다.</w:t>
-      </w:r>
-    </w:p>
-    <w:tbl>
-      <w:tblPr>
-        <w:tblStyle w:val="TableGrid"/>
-        <w:tblW w:type="auto" w:w="0"/>
-        <w:tblLook w:firstColumn="1" w:firstRow="1" w:lastColumn="0" w:lastRow="0" w:noHBand="0" w:noVBand="1" w:val="04A0"/>
-      </w:tblPr>
-      <w:tblGrid>
-        <w:gridCol w:w="8640"/>
-      </w:tblGrid>
-      <w:tr>
-        <w:tc>
-          <w:tcPr>
-            <w:tcW w:type="dxa" w:w="8640"/>
-            <w:shd w:val="clear" w:color="auto" w:fill="1E1E1E"/>
-          </w:tcPr>
-          <w:p>
-            <w:pPr>
-              <w:spacing w:after="0" w:before="0"/>
-            </w:pPr>
-            <w:r>
-              <w:rPr>
-                <w:rFonts w:ascii="Consolas" w:hAnsi="Consolas" w:eastAsia="Consolas"/>
-                <w:color w:val="F2F2F2"/>
-                <w:sz w:val="19"/>
-              </w:rPr>
-              <w:t>select severity, error_code, to_char(timestamp,'HH24:MI:SS') ts, message</w:t>
-            </w:r>
-          </w:p>
-          <w:p>
-            <w:pPr>
-              <w:spacing w:after="0" w:before="0"/>
-            </w:pPr>
-            <w:r>
-              <w:rPr>
-                <w:rFonts w:ascii="Consolas" w:hAnsi="Consolas" w:eastAsia="Consolas"/>
-                <w:color w:val="F2F2F2"/>
-                <w:sz w:val="19"/>
-              </w:rPr>
-              <w:t xml:space="preserve">  from v$dataguard_status where error_code &lt;&gt; 0 order by timestamp desc;</w:t>
-            </w:r>
-          </w:p>
-        </w:tc>
-      </w:tr>
-    </w:tbl>
-    <w:p/>
-    <w:p>
-      <w:r>
-        <w:rPr>
-          <w:rFonts w:ascii="맑은 고딕" w:hAnsi="맑은 고딕" w:eastAsia="맑은 고딕"/>
-          <w:sz w:val="21"/>
-        </w:rPr>
-        <w:t>14장에서 11건이 2건으로 줄었다.</w:t>
+        <w:t>**적용 중인 트랜잭션** — `V$LOGSTDBY_TRANSACTION`을 본다. 열 이름이 문서와 달라 `XIDUSN`으로 조회하면 **`ORA-00904`**이며 실제로는 전부 `PRIMARY_` 접두어가 붙는다. `PRIMARY_START_TIME`과 지금 시각의 차이가 그 트랜잭션이 붙잡고 있는 시간이다(실측 52초).</w:t>
       </w:r>
     </w:p>
     <w:p>
@@ -2618,7 +2723,7 @@
           <w:rFonts w:ascii="맑은 고딕" w:hAnsi="맑은 고딕" w:eastAsia="맑은 고딕"/>
           <w:sz w:val="21"/>
         </w:rPr>
-        <w:t>**왜 `SEVERITY`가 아닌가** — 두 방향의 반례를 모두 봤다. 14장에서는 `SRL selected for T-1.S-69 for LAD:2`가 `Warning`인데 `ERROR_CODE=0`인 정상 동작이었고, 15장에서는 `Check whether the listener is up and running.`이 `Warning`인데 `ERROR_CODE=12541`이었다. **`Warning`이 위험을 뜻하지도, 안전을 뜻하지도 않는다.**</w:t>
+        <w:t>**멈췄을 때의 절차**</w:t>
       </w:r>
     </w:p>
     <w:p>
@@ -2627,7 +2732,7 @@
           <w:rFonts w:ascii="맑은 고딕" w:hAnsi="맑은 고딕" w:eastAsia="맑은 고딕"/>
           <w:sz w:val="21"/>
         </w:rPr>
-        <w:t>**절차 ③ 걸러 낸 뒤 `TIMESTAMP`를 본다.** 이 뷰는 인스턴스를 재기동하기 전까지 과거 기록을 그대로 들고 있다. 실측에서 boston에 남아 있던 `ORA-16037` 두 건은 실습 준비 과정에서 MRP를 껐다 켠 흔적이며 지금의 문제가 아니었다.</w:t>
+        <w:t>**①** `V$LOGSTDBY_STATE`로 멈춤을 확인한다(`SQL APPLY NOT ON`).</w:t>
       </w:r>
     </w:p>
     <w:p>
@@ -2636,61 +2741,7 @@
           <w:rFonts w:ascii="맑은 고딕" w:hAnsi="맑은 고딕" w:eastAsia="맑은 고딕"/>
           <w:sz w:val="21"/>
         </w:rPr>
-        <w:t>**절차 ④ 감시 SQL에는 시간 조건을 넣는다.**</w:t>
-      </w:r>
-    </w:p>
-    <w:tbl>
-      <w:tblPr>
-        <w:tblStyle w:val="TableGrid"/>
-        <w:tblW w:type="auto" w:w="0"/>
-        <w:tblLook w:firstColumn="1" w:firstRow="1" w:lastColumn="0" w:lastRow="0" w:noHBand="0" w:noVBand="1" w:val="04A0"/>
-      </w:tblPr>
-      <w:tblGrid>
-        <w:gridCol w:w="8640"/>
-      </w:tblGrid>
-      <w:tr>
-        <w:tc>
-          <w:tcPr>
-            <w:tcW w:type="dxa" w:w="8640"/>
-            <w:shd w:val="clear" w:color="auto" w:fill="1E1E1E"/>
-          </w:tcPr>
-          <w:p>
-            <w:pPr>
-              <w:spacing w:after="0" w:before="0"/>
-            </w:pPr>
-            <w:r>
-              <w:rPr>
-                <w:rFonts w:ascii="Consolas" w:hAnsi="Consolas" w:eastAsia="Consolas"/>
-                <w:color w:val="F2F2F2"/>
-                <w:sz w:val="19"/>
-              </w:rPr>
-              <w:t>select count(*) dg_err from v$dataguard_status</w:t>
-            </w:r>
-          </w:p>
-          <w:p>
-            <w:pPr>
-              <w:spacing w:after="0" w:before="0"/>
-            </w:pPr>
-            <w:r>
-              <w:rPr>
-                <w:rFonts w:ascii="Consolas" w:hAnsi="Consolas" w:eastAsia="Consolas"/>
-                <w:color w:val="F2F2F2"/>
-                <w:sz w:val="19"/>
-              </w:rPr>
-              <w:t xml:space="preserve"> where error_code &lt;&gt; 0 and timestamp &gt; sysdate - 1/24;</w:t>
-            </w:r>
-          </w:p>
-        </w:tc>
-      </w:tr>
-    </w:tbl>
-    <w:p/>
-    <w:p>
-      <w:r>
-        <w:rPr>
-          <w:rFonts w:ascii="맑은 고딕" w:hAnsi="맑은 고딕" w:eastAsia="맑은 고딕"/>
-          <w:sz w:val="21"/>
-        </w:rPr>
-        <w:t>이 값 하나가 "지금 봐야 할 일이 있는가"에 답한다. 실측에서 chicago는 3, boston은 0이었다.</w:t>
+        <w:t>**②** `DBA_LOGSTDBY_EVENTS`에서 `STATUS_CODE &lt;&gt; 0`인 행을 본다. 실측은 **`ORA-26787`**(그 키의 행이 표에 없다)이었고 표 이름과 키 값까지 나왔다. `ORA-16222`는 자동 재시도이므로 원인이 아니다.</w:t>
       </w:r>
     </w:p>
     <w:p>
@@ -2699,7 +2750,7 @@
           <w:rFonts w:ascii="맑은 고딕" w:hAnsi="맑은 고딕" w:eastAsia="맑은 고딕"/>
           <w:sz w:val="21"/>
         </w:rPr>
-        <w:t>**절차 ⑤ 양쪽에서 본다.** Primary에서는 전송 쪽, Standby에서는 적용 쪽 기록이 나온다.</w:t>
+        <w:t>**③** XID 는 여기서 얻는다. **`V$LOGSTDBY_TRANSACTION`은 멈추면 비므로** 그쪽에서 찾을 수 없다. 두 뷰의 열 이름도 다르다 — 동적 뷰는 `PRIMARY_XIDUSN`, 정적 뷰는 `XIDUSN`이다.</w:t>
       </w:r>
     </w:p>
     <w:p>
@@ -2708,7 +2759,7 @@
           <w:rFonts w:ascii="맑은 고딕" w:hAnsi="맑은 고딕" w:eastAsia="맑은 고딕"/>
           <w:sz w:val="21"/>
         </w:rPr>
-        <w:t>**절차 ⑥** 오류 번호가 나오면 그 번호를 기준으로 알림 로그로 내려간다. 이 뷰는 사건이 있었다는 것을 알려 주지만 자세한 맥락은 알림 로그에 있다.</w:t>
+        <w:t>**④** 조치. `DBMS_LOGSTDBY.SKIP_TRANSACTION`은 PDB 에서 부르면 **`ORA-65040`**, 적용이 완전히 내려간 상태에서는 **`ORA-16104`**로 거부됐다. 원인이 분명하면 원인을 없애는 편이 낫다. 없어진 행을 되돌려 놓고 적용을 다시 시작하면 밀려 있던 변경이 정상 적용된다.</w:t>
       </w:r>
     </w:p>
     <w:p>
@@ -2717,7 +2768,16 @@
           <w:rFonts w:ascii="맑은 고딕" w:hAnsi="맑은 고딕" w:eastAsia="맑은 고딕"/>
           <w:sz w:val="21"/>
         </w:rPr>
-        <w:t>채점 포인트: ① 분포 확인 / ② `ERROR_CODE` 필터와 11→2 실측 / ③ `SEVERITY`가 기준이 아닌 이유를 두 방향 반례로 / ④ `TIMESTAMP`와 시간 조건 / ⑤ 양쪽 조회와 알림 로그로의 연결</w:t>
+        <w:t>**⑤** 재확인. `STATE`가 `IDLE`로 돌아오고 세 SCN 이 다시 붙는지, 새 변경이 복제되는지 본다. 실측에서 되살린 행의 값이 `seed`에서 `boom`으로 바뀌어 Primary 와 같아졌다. **건너뛰었다면 그 변경은 영원히 반영되지 않았을 것이다.**</w:t>
+      </w:r>
+    </w:p>
+    <w:p>
+      <w:r>
+        <w:rPr>
+          <w:rFonts w:ascii="맑은 고딕" w:hAnsi="맑은 고딕" w:eastAsia="맑은 고딕"/>
+          <w:sz w:val="21"/>
+        </w:rPr>
+        <w:t>채점 포인트: ① 비는 뷰를 `no rows`와 `ORA-00942`로 구별 / ② 역할별 대체 지표 표 / ③ 세 SCN 판정 / ④ 멈춘 뒤 XID 는 `DBA_LOGSTDBY_EVENTS`에서 찾는다는 점 / ⑤ 건너뛰기와 원인 제거의 차이</w:t>
       </w:r>
     </w:p>
     <w:p>

--- a/ADG/15장/15장_실습문제_추가서술형_정답.docx
+++ b/ADG/15장/15장_실습문제_추가서술형_정답.docx
@@ -7,7 +7,7 @@
         <w:pStyle w:val="Heading1"/>
       </w:pPr>
       <w:r>
-        <w:t>제15장  V$ 뷰 기반 모니터링과 문제 해결 — 추가 실습문제 정답 및 해설</w:t>
+        <w:t>제9장  Active Data Guard ① — 추가 실습문제 정답(모범답안 및 채점포인트)</w:t>
       </w:r>
     </w:p>
     <w:p>
@@ -16,7 +16,7 @@
           <w:rFonts w:ascii="맑은 고딕" w:hAnsi="맑은 고딕" w:eastAsia="맑은 고딕"/>
           <w:sz w:val="21"/>
         </w:rPr>
-        <w:t>서술형·문제해결형·진단절차형 20문항의 모범 답안이다. 모든 수치와 오류 번호는 실습 환경의 실측값이다.</w:t>
+        <w:t>총 20문항 (서술형 8 · 문제해결형 6 · 진단절차형 6)의 모범답안과 채점 포인트다. 인용한 수치와 오류 번호는 모두 실습 환경에서 캡처한 실측이다.</w:t>
       </w:r>
     </w:p>
     <w:p>
@@ -24,7 +24,7 @@
         <w:pStyle w:val="Heading2"/>
       </w:pPr>
       <w:r>
-        <w:t>[유형] 서술형 — 모범 답안</w:t>
+        <w:t>[유형] 서술형 — 모범답안</w:t>
       </w:r>
     </w:p>
     <w:p>
@@ -34,7 +34,7 @@
           <w:b/>
           <w:sz w:val="21"/>
         </w:rPr>
-        <w:t>[추가-01] 왜 V$ 뷰를 직접 읽는가</w:t>
+        <w:t>[추가-01] 두 표식과 라이선스</w:t>
       </w:r>
     </w:p>
     <w:p>
@@ -52,7 +52,7 @@
           <w:rFonts w:ascii="맑은 고딕" w:hAnsi="맑은 고딕" w:eastAsia="맑은 고딕"/>
           <w:sz w:val="21"/>
         </w:rPr>
-        <w:t>**① Broker를 쓸 수 없는 환경이 있다.** 감시 도구가 JDBC로만 붙거나 운영 정책상 Broker를 쓰지 않는 곳이 있다. 1~12장에서 손으로 구성했던 방식이 그런 환경이며, 그때도 감시는 필요하다.</w:t>
+        <w:t>표식은 둘이다. **`V$DATABASE.OPEN_MODE`가 `READ ONLY WITH APPLY`**이고 **`V$ARCHIVE_DEST_STATUS.RECOVERY_MODE`가 `MANAGED REAL TIME APPLY`**인 것이다. 앞의 것은 "조회할 수 있고 동시에 적용 중"이라는 뜻이고, 뒤의 것은 그 적용이 실시간이라는 뜻이다. 7장에서 확인했듯 두 번째 값은 목적지 `STATUS`가 `VALID`일 때만 의미가 있으므로 두 열을 함께 조회한다.</w:t>
       </w:r>
     </w:p>
     <w:p>
@@ -61,7 +61,7 @@
           <w:rFonts w:ascii="맑은 고딕" w:hAnsi="맑은 고딕" w:eastAsia="맑은 고딕"/>
           <w:sz w:val="21"/>
         </w:rPr>
-        <w:t>**② 요약은 왜 그런 값이 나왔는지 말해 주지 않는다.** 14장에서 `LogShipping=OFF`로 전송을 끊었을 때 `SHOW CONFIGURATION`이 `SUCCESS`였고 두 지연도 0이었다. `Transport Lag: 0`이 정상이어서 0인지 아무것도 흐르지 않아서 0인지는 원자료를 봐야 안다. 15장에서 리스너를 내렸을 때도 지연은 0이었다.</w:t>
+        <w:t>기능 사용 통계는 `CDB_FEATURE_USAGE_STATISTICS`의 CON_ID 3에서 "Active Data Guard - Real-Time Query on Physical Standby"와 "Data Guard" 두 항목으로 나타난다. `DBA_` 뷰에서는 `no rows selected`인데, CDB$ROOT에서 조회하면 현재 컨테이너만 보기 때문이다.</w:t>
       </w:r>
     </w:p>
     <w:p>
@@ -70,7 +70,7 @@
           <w:rFonts w:ascii="맑은 고딕" w:hAnsi="맑은 고딕" w:eastAsia="맑은 고딕"/>
           <w:sz w:val="21"/>
         </w:rPr>
-        <w:t>**③ 장애의 상세는 아래층에 있다.** 리스너를 내렸을 때 Broker는 `Warning: ORA-16857: member disconnected...`까지만 말했다. 같은 시점에 `V$ARCHIVE_DEST`의 `ERROR` 열에는 `ORA-12541: TNS:no listener`가 그대로 들어 있었다. **원인은 아래층에 있다.**</w:t>
+        <w:t>**라이선스 판단 근거로 삼기 어려운 이유**는 실측값이 말해 준다. ADG로 조회하고 있는 중에도 `DETECTED_USAGES`가 0이었다. 이 통계는 주기적으로 수집되며 Standby에서는 갱신 자체가 제한적이다. 값이 0이라고 해서 쓰지 않은 것이 아니다.</w:t>
       </w:r>
     </w:p>
     <w:p>
@@ -79,7 +79,7 @@
           <w:rFonts w:ascii="맑은 고딕" w:hAnsi="맑은 고딕" w:eastAsia="맑은 고딕"/>
           <w:sz w:val="21"/>
         </w:rPr>
-        <w:t>**④ 판정에 시차가 있다.** 조치를 마친 직후 `SHOW CONFIGURATION`은 `ERROR`였는데 SQL 뷰는 이미 `VALID`였다. 아래층이 먼저 회복되고 요약이 나중에 따라온다.</w:t>
+        <w:t>실제 사용 여부는 `OPEN_MODE`로 판단하는 편이 정확하다. **Standby를 MOUNTED로만 두면 ADG 옵션이 필요 없고, `READ ONLY`로 열어 적용을 계속하는 순간 옵션의 영역이 된다.** 라이선스가 없는 환경에서는 Standby를 열지 않도록 절차서에 명시해야 한다.</w:t>
       </w:r>
     </w:p>
     <w:p>
@@ -88,16 +88,7 @@
           <w:rFonts w:ascii="맑은 고딕" w:hAnsi="맑은 고딕" w:eastAsia="맑은 고딕"/>
           <w:sz w:val="21"/>
         </w:rPr>
-        <w:t>**정리** — Broker는 "문제가 있는가"에 빠르게 답하고, V$ 뷰는 "무엇이 문제인가"에 답한다. 둘은 대체 관계가 아니라 층 관계다.</w:t>
-      </w:r>
-    </w:p>
-    <w:p>
-      <w:r>
-        <w:rPr>
-          <w:rFonts w:ascii="맑은 고딕" w:hAnsi="맑은 고딕" w:eastAsia="맑은 고딕"/>
-          <w:sz w:val="21"/>
-        </w:rPr>
-        <w:t>채점 포인트: ① 세 가지 이상 제시 / ② 각각 실측으로 뒷받침 / ③ 14장 사례와 15장 사례를 모두 인용 / ④ ORA-16857과 ORA-12541의 대비 / ⑤ 층 관계라는 결론</w:t>
+        <w:t>채점 포인트: ① 두 표식 / ② RECOVERY_MODE는 STATUS와 함께 / ③ CDB_ 뷰 CON_ID 3 / ④ DETECTED_USAGES 0이 근거가 못 되는 이유 / ⑤ MOUNTED와 READ ONLY의 라이선스 경계</w:t>
       </w:r>
     </w:p>
     <w:p>
@@ -107,7 +98,7 @@
           <w:b/>
           <w:sz w:val="21"/>
         </w:rPr>
-        <w:t>[추가-02] 쓰이지 않는 로그들</w:t>
+        <w:t>[추가-02] 읽기 일관성의 근거와 검증</w:t>
       </w:r>
     </w:p>
     <w:p>
@@ -125,7 +116,7 @@
           <w:rFonts w:ascii="맑은 고딕" w:hAnsi="맑은 고딕" w:eastAsia="맑은 고딕"/>
           <w:sz w:val="21"/>
         </w:rPr>
-        <w:t>**Standby의 `V$LOG`가 `SEQUENCE#=0`인 이유** — 리두는 Primary가 만들고 Standby는 받기만 한다. Standby는 자기 온라인 리두에 아무것도 쓰지 않는다. 그 그룹들은 **역할이 바뀐 뒤에 쓰기 위해** 존재하며, 14장 `VALIDATE ... VERBOSE`의 `Future Log File Groups Configuration`이 계산한 대상이 정확히 이것이다. `boston Online Redo Log Files: Not Cleared`도 같은 맥락으로, 쓰이지 않았으니 정리할 것도 없다.</w:t>
+        <w:t>리두는 **커밋 전에도 전송되고 적용된다.** 그러므로 Standby의 데이터 블록에는 커밋되지 않은 변경이 이미 반영되어 있을 수 있다. 그럼에도 조회 결과가 깨끗한 것은 **UNDO 정보 역시 함께 적용되기 때문**이다. 조회 시점의 SCN을 기준으로 커밋되지 않은 변경은 UNDO로 되돌려 읽는다. Primary에서와 같은 읽기 일관성 규칙이다.</w:t>
       </w:r>
     </w:p>
     <w:p>
@@ -134,7 +125,7 @@
           <w:rFonts w:ascii="맑은 고딕" w:hAnsi="맑은 고딕" w:eastAsia="맑은 고딕"/>
           <w:sz w:val="21"/>
         </w:rPr>
-        <w:t>**Primary의 `V$STANDBY_LOG`가 `UNASSIGNED`인 이유** — Primary는 SRL을 쓰지 않는다. 4장에서 배운 대로 전환 후를 대비해 만들어 둔 것이며, 실측에서 네 그룹 모두 `SEQUENCE# 0`, `UNASSIGNED`였다.</w:t>
+        <w:t>**올바른 검증 방법**은 미커밋 상태를 실제로 유지하는 것이다. 세션이 끝나면 커밋되거나 롤백되므로, 하나의 세션 안에서 `INSERT` → 대기 → (다른 곳에서 확인) → 종료를 처리해야 한다.</w:t>
       </w:r>
     </w:p>
     <w:p>
@@ -143,7 +134,7 @@
           <w:rFonts w:ascii="맑은 고딕" w:hAnsi="맑은 고딕" w:eastAsia="맑은 고딕"/>
           <w:sz w:val="21"/>
         </w:rPr>
-        <w:t>**감시 설계의 함의 ①** — **뷰가 조회된다는 것과 값이 있다는 것은 다르다.** 두 조회 모두 오류 없이 성공한다. 스크립트가 `SRL_ACTIVE=0`을 받고 "심각"으로 판정하면 Primary에서 상시 오경보가 난다.</w:t>
+        <w:t>실측 절차는 이렇다. Primary에서 백그라운드 세션이 `INSERT` 후 `DBMS_SESSION.SLEEP(40)`으로 40초를 기다리고 `ROLLBACK`으로 끝나게 했다. 그 사이 Standby에서 조회하니 커밋된 1건만 보였고, 백그라운드 세션이 롤백으로 끝난 뒤에도 결과가 같았다.</w:t>
       </w:r>
     </w:p>
     <w:p>
@@ -152,7 +143,7 @@
           <w:rFonts w:ascii="맑은 고딕" w:hAnsi="맑은 고딕" w:eastAsia="맑은 고딕"/>
           <w:sz w:val="21"/>
         </w:rPr>
-        <w:t>**함의 ②** — 그러므로 스크립트는 `V$DATABASE`의 `DATABASE_ROLE`로 **역할을 먼저 판정하고 분기**해야 한다. 같은 SQL 묶음을 양쪽에 돌리는 설계는 틀렸다.</w:t>
+        <w:t>Primary의 다른 세션에서 조회해도 같은 결과였다는 점도 확인해 두면 좋다. **Standby가 특별한 것이 아니라 원래 그런 규칙**이라는 것을 보여 주기 때문이다.</w:t>
       </w:r>
     </w:p>
     <w:p>
@@ -161,16 +152,7 @@
           <w:rFonts w:ascii="맑은 고딕" w:hAnsi="맑은 고딕" w:eastAsia="맑은 고딕"/>
           <w:sz w:val="21"/>
         </w:rPr>
-        <w:t>**함의 ③** — 빈 결과와 오류를 구별해 처리해야 한다. `V$DATAGUARD_STATS`를 Primary에서 조회하면 `no rows selected`인데, 이것을 조회 실패로 처리하면 역시 오경보가 된다.</w:t>
-      </w:r>
-    </w:p>
-    <w:p>
-      <w:r>
-        <w:rPr>
-          <w:rFonts w:ascii="맑은 고딕" w:hAnsi="맑은 고딕" w:eastAsia="맑은 고딕"/>
-          <w:sz w:val="21"/>
-        </w:rPr>
-        <w:t>채점 포인트: ① 두 현상의 이유를 각각 설명 / ② 전환 후를 위한 것이라는 공통점 / ③ 14장 `Future` 구성과 연결 / ④ 오류가 나지 않는다는 위험 / ⑤ 역할 판정 후 분기라는 설계 원칙</w:t>
+        <w:t>채점 포인트: ① 리두는 커밋 전에도 적용된다 / ② UNDO가 함께 적용되어 일관성 유지 / ③ 세션을 살려 두어야 한다는 설계 / ④ DBMS_SESSION.SLEEP 활용 / ⑤ Primary 다른 세션과 결과가 같다는 확인</w:t>
       </w:r>
     </w:p>
     <w:p>
@@ -180,7 +162,7 @@
           <w:b/>
           <w:sz w:val="21"/>
         </w:rPr>
-        <w:t>[추가-03] 두 뷰의 관점</w:t>
+        <w:t>[추가-03] 측정의 함정</w:t>
       </w:r>
     </w:p>
     <w:p>
@@ -198,7 +180,7 @@
           <w:rFonts w:ascii="맑은 고딕" w:hAnsi="맑은 고딕" w:eastAsia="맑은 고딕"/>
           <w:sz w:val="21"/>
         </w:rPr>
-        <w:t>**정의** — `V$ARCHIVE_DEST`는 **설정이 어떻게 되어 있는가**를 본다. `V$ARCHIVE_DEST_STATUS`는 **지금 어떤 상태인가**를 본다.</w:t>
+        <w:t>처음 측정은 `INSERT` 후 커밋하지 않고 세션을 끝냈다. 그리고 Standby에서 조회하니 그 행이 보였다. 이 결과만 보면 "Standby는 미커밋 데이터도 보여 준다"는 결론에 이른다.</w:t>
       </w:r>
     </w:p>
     <w:p>
@@ -207,7 +189,7 @@
           <w:rFonts w:ascii="맑은 고딕" w:hAnsi="맑은 고딕" w:eastAsia="맑은 고딕"/>
           <w:sz w:val="21"/>
         </w:rPr>
-        <w:t>**구별 방법** — 둘 다 `STATUS` 열을 가지고 있어 혼동하기 쉽다. 실용적인 구별법은 다른 열을 보는 것이다. `RECOVERY_MODE`가 있으면 `_STATUS`이고, `VALID_NOW`가 있으면 `V$ARCHIVE_DEST`다.</w:t>
+        <w:t>원인은 Data Guard가 아니라 **SQL*Plus**였다. **SQL*Plus는 정상 종료(`EXIT`) 시 암묵적으로 커밋한다.** 스크립트가 `INSERT` 후 `EXIT`로 끝나면 그 시점에 커밋된 것이다. 비정상 종료에서는 롤백한다.</w:t>
       </w:r>
     </w:p>
     <w:p>
@@ -216,7 +198,7 @@
           <w:rFonts w:ascii="맑은 고딕" w:hAnsi="맑은 고딕" w:eastAsia="맑은 고딕"/>
           <w:sz w:val="21"/>
         </w:rPr>
-        <w:t>**주요 열**</w:t>
+        <w:t>즉 "커밋하지 않았다"고 생각했지만 실제로는 커밋되어 있었다. 측정이 잘못됐지 제품이 이상한 것이 아니었다.</w:t>
       </w:r>
     </w:p>
     <w:p>
@@ -225,7 +207,7 @@
           <w:rFonts w:ascii="맑은 고딕" w:hAnsi="맑은 고딕" w:eastAsia="맑은 고딕"/>
           <w:sz w:val="21"/>
         </w:rPr>
-        <w:t>`V$ARCHIVE_DEST` — `TARGET`(로컬/원격), `VALID_TYPE`·`VALID_ROLE`(7장의 `VALID_FOR`가 두 열로 분해), `VALID_NOW`, `BINDING`, `AFFIRM`, `TRANSMIT_MODE`.</w:t>
+        <w:t>**일반 원칙 세 가지를 끌어낼 수 있다.**</w:t>
       </w:r>
     </w:p>
     <w:p>
@@ -234,7 +216,7 @@
           <w:rFonts w:ascii="맑은 고딕" w:hAnsi="맑은 고딕" w:eastAsia="맑은 고딕"/>
           <w:sz w:val="21"/>
         </w:rPr>
-        <w:t>`V$ARCHIVE_DEST_STATUS` — `STATUS`, `ERROR`, `TYPE`(LOCAL/PHYSICAL), `RECOVERY_MODE`, `DATABASE_MODE`, `ARCHIVED_SEQ#`, `APPLIED_SEQ#`.</w:t>
+        <w:t>첫째, **도구가 세션을 닫으면서 무엇을 하는지 알아야 한다.** 커밋·롤백·잠금 해제 같은 동작이 조용히 일어난다.</w:t>
       </w:r>
     </w:p>
     <w:p>
@@ -243,7 +225,7 @@
           <w:rFonts w:ascii="맑은 고딕" w:hAnsi="맑은 고딕" w:eastAsia="맑은 고딕"/>
           <w:sz w:val="21"/>
         </w:rPr>
-        <w:t>**언제 보는가** — 설정이 의도대로인지, 어떤 로그 종류에 유효한지는 `V$ARCHIVE_DEST`. 지금 오류가 있는지, 실시간 적용 중인지는 `_STATUS`. `ERROR` 열은 두 뷰 모두에 있고 같은 값이 들어가므로 어느 쪽으로 봐도 된다.</w:t>
+        <w:t>둘째, **상태를 유지해야 하는 시험은 그 상태를 만든 세션 안에서 처리한다.** 세션 경계를 넘으면 통제할 수 없는 일이 생긴다.</w:t>
       </w:r>
     </w:p>
     <w:p>
@@ -252,7 +234,7 @@
           <w:rFonts w:ascii="맑은 고딕" w:hAnsi="맑은 고딕" w:eastAsia="맑은 고딕"/>
           <w:sz w:val="21"/>
         </w:rPr>
-        <w:t>**실측에서 읽은 것** — `dest_id=1`의 `RECOVERY_MODE`가 `IDLE`이었다. **로컬 목적지에는 적용이라는 개념이 없다.** `TYPE`도 `LOCAL`이며 원격인 2번만 `PHYSICAL`·`MANAGED REAL TIME APPLY`다. 또 `_STATUS`에서는 1번의 `DESTINATION`이 비어 있는데 `V$ARCHIVE_DEST`에서는 `USE_DB_RECOVERY_FILE_DEST`로 나온다. **같은 목적지를 두 뷰가 다르게 표현한다.**</w:t>
+        <w:t>셋째, **예상과 다른 결과가 나오면 "제품이 이상하다"보다 "내 측정이 이상하다"를 먼저 의심한다.** 실무에서 "운영에서는 되는데 테스트에서는 안 된다"는 보고의 상당수가 테스트 방법의 차이에서 나온다.</w:t>
       </w:r>
     </w:p>
     <w:p>
@@ -261,7 +243,7 @@
           <w:rFonts w:ascii="맑은 고딕" w:hAnsi="맑은 고딕" w:eastAsia="맑은 고딕"/>
           <w:sz w:val="21"/>
         </w:rPr>
-        <w:t>채점 포인트: ① 두 관점의 정의 / ② `RECOVERY_MODE`/`VALID_NOW`로 구별하는 방법 / ③ 주요 열의 분류 / ④ 상황별 선택 / ⑤ `IDLE`·`LOCAL` 등 실측 인용</w:t>
+        <w:t>채점 포인트: ① 잘못된 결과와 그 해석 / ② SQL*Plus의 암묵적 커밋 / ③ 비정상 종료는 롤백 / ④ 세션 안에서 처리해야 한다는 설계 원칙 / ⑤ 측정을 먼저 의심하라는 태도</w:t>
       </w:r>
     </w:p>
     <w:p>
@@ -271,7 +253,7 @@
           <w:b/>
           <w:sz w:val="21"/>
         </w:rPr>
-        <w:t>[추가-04] VALID_NOW 읽기</w:t>
+        <w:t>[추가-04] 경계를 가르는 기준</w:t>
       </w:r>
     </w:p>
     <w:p>
@@ -289,7 +271,7 @@
           <w:rFonts w:ascii="맑은 고딕" w:hAnsi="맑은 고딕" w:eastAsia="맑은 고딕"/>
           <w:sz w:val="21"/>
         </w:rPr>
-        <w:t>**값의 종류** — `YES`(지금 유효하다), `WRONG VALID_TYPE`(로그 종류가 맞지 않는다, 10장에서 확인), `WRONG VALID_ROLE`(지금 역할에서는 쓰이지 않는다), `INACTIVE`(유효하지만 지금 동작하지 않는다), `UNKNOWN`(판정할 수 없다).</w:t>
+        <w:t>기준은 하나다. **영구 데이터 파일이나 딕셔너리를 바꾸는가.**</w:t>
       </w:r>
     </w:p>
     <w:p>
@@ -298,7 +280,7 @@
           <w:rFonts w:ascii="맑은 고딕" w:hAnsi="맑은 고딕" w:eastAsia="맑은 고딕"/>
           <w:sz w:val="21"/>
         </w:rPr>
-        <w:t>**실측에서 `UNKNOWN`이 29개였던 이유** — 이 뷰는 목적지 31개(19c 기준)를 전부 보여 준다. 그중 우리가 쓰는 것은 1번과 2번뿐이고, 나머지 29개는 설정이 비어 있어 판정할 대상 자체가 없다. `YES`는 2개였다.</w:t>
+        <w:t>**되는 것.** ① 정렬·해시 조인 — 임시 세그먼트에서 끝난다. 실측에서 7만 행 정렬에 TEMP 3MB씩 쓰였다. ② GTT에 대한 `INSERT` — 데이터가 임시 테이블스페이스에 있다. ③ `EXPLAIN PLAN` — `PLAN_TABLE`이 GTT다. 실측에서 33행이 들어갔다. ④ 시퀀스 `NEXTVAL` — 메모리의 별도 범위를 쓴다(값이 뛴다). ⑤ `V$` 뷰 조회 — 메모리 구조를 읽을 뿐이다.</w:t>
       </w:r>
     </w:p>
     <w:p>
@@ -307,7 +289,7 @@
           <w:rFonts w:ascii="맑은 고딕" w:hAnsi="맑은 고딕" w:eastAsia="맑은 고딕"/>
           <w:sz w:val="21"/>
         </w:rPr>
-        <w:t>**함께 확인해야 할 것** — `DESTINATION` 열이다. 10장에서 Far Sync 목적지를 막 설정한 직후에도 `VALID_NOW`가 `UNKNOWN`이었다. **막 바꾼 직후와 아예 쓰지 않는 목적지가 같은 값으로 보인다.** 그러므로 `UNKNOWN`을 보면 `DESTINATION`이 비어 있는지 먼저 본다. 비어 있으면 쓰지 않는 목적지이고, 값이 있는데 `UNKNOWN`이면 아직 계산되지 않은 것이므로 잠시 뒤 다시 조회한다.</w:t>
+        <w:t>**안 되는 것.** ⑥ 일반 테이블 DML — 데이터 블록·UNDO·리두를 모두 만든다. ORA-16000. ⑦ DDL — 위에 딕셔너리 변경까지 더해진다. ORA-16000. ⑧ 통계 수집 — 딕셔너리를 바꾼다. 스택 안쪽에 ORA-16000이 있다. ⑨ AWR 스냅샷 — AWR 테이블을 쓴다. 전용 오류 ORA-13516.</w:t>
       </w:r>
     </w:p>
     <w:p>
@@ -316,7 +298,7 @@
           <w:rFonts w:ascii="맑은 고딕" w:hAnsi="맑은 고딕" w:eastAsia="맑은 고딕"/>
           <w:sz w:val="21"/>
         </w:rPr>
-        <w:t>**`INACTIVE`의 실제 사례** — 15장에서 리스너를 내리자 `dest_id=2`의 `VALID_NOW`가 `YES`에서 `INACTIVE`로 바뀌었다. 설정은 그대로 유효한데 지금 동작하지 않는다는 뜻이며, 같은 시점에 `STATUS`는 `ERROR`, `ERROR` 열에는 `ORA-12541`이 들어왔다.</w:t>
+        <w:t>이 기준의 가치는 **새로운 상황도 판단할 수 있다**는 것이다. 표를 외우는 대신 "이 작업이 영구 파일이나 딕셔너리를 바꾸는가"를 물으면 된다.</w:t>
       </w:r>
     </w:p>
     <w:p>
@@ -325,7 +307,7 @@
           <w:rFonts w:ascii="맑은 고딕" w:hAnsi="맑은 고딕" w:eastAsia="맑은 고딕"/>
           <w:sz w:val="21"/>
         </w:rPr>
-        <w:t>**감시에서의 활용** — `WHERE destination IS NOT NULL AND valid_now &lt;&gt; 'YES'`가 실용적인 조건이다. 쓰는 목적지 중 유효하지 않은 것만 걸러진다.</w:t>
+        <w:t>한 문장으로 요약하면 **"보는 것은 되고 남기는 것은 안 된다."** 진단은 할 수 있지만 그 결과를 데이터베이스에 저장할 수는 없다.</w:t>
       </w:r>
     </w:p>
     <w:p>
@@ -334,7 +316,7 @@
           <w:rFonts w:ascii="맑은 고딕" w:hAnsi="맑은 고딕" w:eastAsia="맑은 고딕"/>
           <w:sz w:val="21"/>
         </w:rPr>
-        <w:t>채점 포인트: ① 다섯 값의 뜻 / ② 29개의 이유 / ③ `DESTINATION`을 함께 봐야 하는 이유 / ④ 10장 Far Sync 사례 인용 / ⑤ `INACTIVE`의 실측 사례</w:t>
+        <w:t>채점 포인트: ① 기준 진술 / ② 되는 것 다섯 가지 이상 / ③ 안 되는 것과 오류 번호 / ④ 기준의 확장 가능성 / ⑤ 한 문장 요약</w:t>
       </w:r>
     </w:p>
     <w:p>
@@ -344,7 +326,7 @@
           <w:b/>
           <w:sz w:val="21"/>
         </w:rPr>
-        <w:t>[추가-05] 두 개의 함정 열</w:t>
+        <w:t>[추가-05] 시퀀스의 동작</w:t>
       </w:r>
     </w:p>
     <w:p>
@@ -362,7 +344,7 @@
           <w:rFonts w:ascii="맑은 고딕" w:hAnsi="맑은 고딕" w:eastAsia="맑은 고딕"/>
           <w:sz w:val="21"/>
         </w:rPr>
-        <w:t>**`APPLIED`의 함정** — Primary에서 `V$ARCHIVED_LOG`를 조회하면 같은 시퀀스가 두 줄씩 나오고 `APPLIED`가 서로 다르다. 실측에서 73번은 `dest_id=1`이 `NO`, `dest_id=2`가 `YES`였다. `dest_id=1`은 **Primary 자신의 로컬 아카이브**이므로 자기가 적용할 일이 없어 영원히 `NO`다. 이것을 보고 "절반이 적용되지 않았다"고 읽는 것이 흔한 오해다. **`WHERE dest_id=2` 조건이 필수**이며, 그 조건을 넣으면 실측에서 70~73번 모두 `YES`였다.</w:t>
+        <w:t>실측에서 Primary가 `NEXTVAL`로 1을 받은 시퀀스를 Standby에서 조회하니 **21**이 나왔다.</w:t>
       </w:r>
     </w:p>
     <w:p>
@@ -371,7 +353,7 @@
           <w:rFonts w:ascii="맑은 고딕" w:hAnsi="맑은 고딕" w:eastAsia="맑은 고딕"/>
           <w:sz w:val="21"/>
         </w:rPr>
-        <w:t>**`APPLIED_SEQ#`의 함정** — Standby의 `V$ARCHIVE_DEST_STATUS`에서 `ARCHIVED_SEQ#`가 73인데 `APPLIED_SEQ#`가 0이었다. 적용이 멈춘 것이 아니다. **실시간 적용은 아카이브 파일이 아니라 SRL에서 직접 읽으므로** "몇 번 아카이브까지 적용했는가"라는 이 열이 채워지지 않는다. 근거는 같은 행의 `RECOVERY_MODE`가 `MANAGED REAL TIME APPLY`라는 것이다. 실시간이 아닌 `MANAGED` 모드였다면 이 값이 채워진다.</w:t>
+        <w:t>이유는 딕셔너리를 쓸 수 없다는 제약에서 나온다. 시퀀스는 값을 주려면 어딘가에 "여기까지 썼다"를 기록해야 하는데, Standby는 딕셔너리를 갱신할 수 없다. 그래서 오라클은 **Primary가 쓰지 않을 범위를 통째로 떼어 메모리에서만 관리하는** 방식을 쓴다. 값이 크게 건너뛴 것이 그 결과다.</w:t>
       </w:r>
     </w:p>
     <w:p>
@@ -380,7 +362,7 @@
           <w:rFonts w:ascii="맑은 고딕" w:hAnsi="맑은 고딕" w:eastAsia="맑은 고딕"/>
           <w:sz w:val="21"/>
         </w:rPr>
-        <w:t>**대신 쓸 지표** — ① `V$DATAGUARD_STATS`의 `apply lag`. ② `V$MANAGED_STANDBY`에서 `MRP0`의 `SEQUENCE#`를 Primary의 `V$LOG` `CURRENT` 시퀀스와 비교. ③ `V$STANDBY_LOG`에서 `ACTIVE`인 그룹의 존재와 그 `SEQUENCE#`.</w:t>
+        <w:t>**실무적 함의는 분명하다. Standby에서 얻은 시퀀스 값은 Primary와 연속되지 않는다.** 채번을 두 노드에서 나눠 하면 값에 큰 구멍이 생긴다.</w:t>
       </w:r>
     </w:p>
     <w:p>
@@ -389,7 +371,7 @@
           <w:rFonts w:ascii="맑은 고딕" w:hAnsi="맑은 고딕" w:eastAsia="맑은 고딕"/>
           <w:sz w:val="21"/>
         </w:rPr>
-        <w:t>**가장 정밀한 지표** — `RFS(LGWR)`와 `MRP0`의 `SEQUENCE#`·`BLOCK#`을 비교하는 것이다. 실측에서 둘 다 시퀀스 74의 블록 17,964였다. **지연을 블록 단위로** 볼 수 있어 `apply lag`보다 정밀하다.</w:t>
+        <w:t>그러므로 순번의 연속성이 업무 요건이라면 Standby에서 시퀀스를 쓰지 않도록 해야 한다. 예를 들어 전표 번호나 영수증 번호처럼 연속성이 감사 요건인 경우다.</w:t>
       </w:r>
     </w:p>
     <w:p>
@@ -398,7 +380,25 @@
           <w:rFonts w:ascii="맑은 고딕" w:hAnsi="맑은 고딕" w:eastAsia="맑은 고딕"/>
           <w:sz w:val="21"/>
         </w:rPr>
-        <w:t>채점 포인트: ① 두 함정을 각각 설명 / ② `dest_id=1`이 영원히 `NO`인 이유 / ③ 실시간 적용이 SRL에서 읽는다는 근거 / ④ 대체 지표 세 가지 이상 / ⑤ 블록 단위 비교 언급</w:t>
+        <w:t>반대로 단순히 유일한 값이 필요할 뿐이라면 문제가 없다. 값이 뛰어도 중복되지는 않기 때문이다. **연속성이 요건인가 유일성이 요건인가**를 구분하는 것이 판단의 출발점이다.</w:t>
+      </w:r>
+    </w:p>
+    <w:p>
+      <w:r>
+        <w:rPr>
+          <w:rFonts w:ascii="맑은 고딕" w:hAnsi="맑은 고딕" w:eastAsia="맑은 고딕"/>
+          <w:sz w:val="21"/>
+        </w:rPr>
+        <w:t>읽기 분산을 설계할 때 이 항목을 별도로 점검해야 한다. 조회처럼 보이는 코드 안에 시퀀스 호출이 숨어 있는 경우가 흔하기 때문이다.</w:t>
+      </w:r>
+    </w:p>
+    <w:p>
+      <w:r>
+        <w:rPr>
+          <w:rFonts w:ascii="맑은 고딕" w:hAnsi="맑은 고딕" w:eastAsia="맑은 고딕"/>
+          <w:sz w:val="21"/>
+        </w:rPr>
+        <w:t>채점 포인트: ① 실측값 1 → 21 / ② 딕셔너리를 못 쓰는 제약 / ③ 별도 범위를 메모리에서 관리 / ④ 연속성 요건일 때의 결론 / ⑤ 연속성과 유일성의 구분</w:t>
       </w:r>
     </w:p>
     <w:p>
@@ -408,7 +408,7 @@
           <w:b/>
           <w:sz w:val="21"/>
         </w:rPr>
-        <w:t>[추가-06] 지연이 0이었던 두 사례</w:t>
+        <w:t>[추가-06] DML 리다이렉션</w:t>
       </w:r>
     </w:p>
     <w:p>
@@ -426,7 +426,7 @@
           <w:rFonts w:ascii="맑은 고딕" w:hAnsi="맑은 고딕" w:eastAsia="맑은 고딕"/>
           <w:sz w:val="21"/>
         </w:rPr>
-        <w:t>**사례 ① (14장)** — `EDIT DATABASE 'boston' SET PROPERTY 'LogShipping'='OFF'`로 전송을 끊었다. `SHOW CONFIGURATION`은 `SUCCESS`, `transport lag`과 `apply lag` 모두 `+00 00:00:00`이었다.</w:t>
+        <w:t>**동작 방식.** Standby 세션에서 실행한 DML을 Standby가 Primary로 넘겨 실행시키고 결과를 받아 돌려준다. Standby는 **Primary로 새 연결을 만들어** 현재 세션의 사용자로 인증한 뒤 문장을 실행한다. 커밋 후 그 변경은 리두를 통해 Standby로 돌아온다.</w:t>
       </w:r>
     </w:p>
     <w:p>
@@ -435,7 +435,7 @@
           <w:rFonts w:ascii="맑은 고딕" w:hAnsi="맑은 고딕" w:eastAsia="맑은 고딕"/>
           <w:sz w:val="21"/>
         </w:rPr>
-        <w:t>**사례 ② (15장)** — Standby 리스너를 내렸다. Broker는 `ORA-16857`로 경보했지만 두 지연은 여전히 0이었다. `Average Apply Rate`가 `0 Byte/s`인 것이 유일한 숫자 신호였다.</w:t>
+        <w:t>실측에서 일반 PDB 사용자로 `INSERT`·`UPDATE`·`DELETE`가 모두 성공했고, 같은 행이 Primary에서도 조회되었다. 영향받은 행 수도 정확히 돌려주었다.</w:t>
       </w:r>
     </w:p>
     <w:p>
@@ -444,7 +444,7 @@
           <w:rFonts w:ascii="맑은 고딕" w:hAnsi="맑은 고딕" w:eastAsia="맑은 고딕"/>
           <w:sz w:val="21"/>
         </w:rPr>
-        <w:t>**왜 0인가** — 두 지연은 "어디까지 처리했는가"라는 기준점과 현재 시각의 차이로 계산된다. 새로 도착하는 리두가 없으면 그 기준점이 갱신되지 않고, 그 지점 기준으로는 밀린 것이 없다. **보내지 않으니(오지 않으니) 늦지도 않는다.** SQL로 직접 조회해도 같았으므로 Broker의 계산 착오가 아니다.</w:t>
+        <w:t>**적합한 용도**는 조회 위주 세션에서 발생하는 **간헐적이고 작은 갱신**이다. 마지막 접속 시각 기록, 조회 이력 한 줄 남기기, 사용자 설정 저장 같은 것이다. 이런 한두 문장 때문에 접속을 나누는 것이 번거롭기 때문에 리다이렉션이 그 간격을 메운다.</w:t>
       </w:r>
     </w:p>
     <w:p>
@@ -453,7 +453,7 @@
           <w:rFonts w:ascii="맑은 고딕" w:hAnsi="맑은 고딕" w:eastAsia="맑은 고딕"/>
           <w:sz w:val="21"/>
         </w:rPr>
-        <w:t>**도출되는 분류 원칙** — 지표를 두 종류로 나눈다.</w:t>
+        <w:t>**피해야 할 용도**는 두 가지다. 첫째, **대량 DML**이다. 문장 하나가 두 번의 네트워크 왕복을 만들므로 수십만 행을 갱신하는 배치를 리다이렉션으로 돌리면 Standby가 중계기 노릇을 하며 지연만 늘어난다. 그런 작업은 처음부터 Primary에 접속해 실행한다. 둘째, **긴 트랜잭션**이다. 리다이렉트된 DML의 트랜잭션은 Primary에 존재하므로, Standby 세션이 문제를 겪는 동안 Primary에 잠금이 남을 수 있다.</w:t>
       </w:r>
     </w:p>
     <w:p>
@@ -462,7 +462,7 @@
           <w:rFonts w:ascii="맑은 고딕" w:hAnsi="맑은 고딕" w:eastAsia="맑은 고딕"/>
           <w:sz w:val="21"/>
         </w:rPr>
-        <w:t>**주 지표(흐름이 있는가)** — `V$STANDBY_LOG`의 `ACTIVE`가 1인가, `MRP0` 행이 있는가, `MRP0`의 `SEQUENCE#`가 Primary의 `CURRENT`와 같은가, 목적지 `STATUS`가 `VALID`인가, `RFS(LGWR)`가 있는가.</w:t>
+        <w:t>켜는 방법은 시스템 수준과 세션 수준이 있는데 **세션 수준을 권한다.** 시스템 수준으로 켜면 의도하지 않은 DML까지 Primary로 넘어가므로 통제가 어렵다.</w:t>
       </w:r>
     </w:p>
     <w:p>
@@ -471,25 +471,7 @@
           <w:rFonts w:ascii="맑은 고딕" w:hAnsi="맑은 고딕" w:eastAsia="맑은 고딕"/>
           <w:sz w:val="21"/>
         </w:rPr>
-        <w:t>**보조 지표(느린가)** — `transport lag`, `apply lag`.</w:t>
-      </w:r>
-    </w:p>
-    <w:p>
-      <w:r>
-        <w:rPr>
-          <w:rFonts w:ascii="맑은 고딕" w:hAnsi="맑은 고딕" w:eastAsia="맑은 고딕"/>
-          <w:sz w:val="21"/>
-        </w:rPr>
-        <w:t>**두 종류를 함께 두는 이유** — 주 지표가 정상인데 보조 지표가 나쁘면 "느린" 것이고, 주 지표가 무너지면 "끊긴" 것이다. 지연만 보는 감시는 끊김을 절대 잡지 못한다. 실측에서 두 상황 모두 `SRL_ACTIVE`가 0이 됐으므로 이 값 하나가 두 사례를 모두 잡는다.</w:t>
-      </w:r>
-    </w:p>
-    <w:p>
-      <w:r>
-        <w:rPr>
-          <w:rFonts w:ascii="맑은 고딕" w:hAnsi="맑은 고딕" w:eastAsia="맑은 고딕"/>
-          <w:sz w:val="21"/>
-        </w:rPr>
-        <w:t>채점 포인트: ① 두 사례를 실측으로 제시 / ② 기준점이 갱신되지 않는 메커니즘 / ③ 주 지표와 보조 지표의 분류 / ④ 각 분류에 속하는 지표 열거 / ⑤ `SRL_ACTIVE`가 두 사례를 모두 잡는다는 결론</w:t>
+        <w:t>채점 포인트: ① 동작 방식(새 연결·재인증) / ② 실측 결과 / ③ 적합한 용도 / ④ 대량 DML과 긴 트랜잭션을 피하는 이유 / ⑤ 세션 수준 권장</w:t>
       </w:r>
     </w:p>
     <w:p>
@@ -499,7 +481,7 @@
           <w:b/>
           <w:sz w:val="21"/>
         </w:rPr>
-        <w:t>[추가-07] 진단의 층</w:t>
+        <w:t>[추가-07] 두 장치의 성격 차이</w:t>
       </w:r>
     </w:p>
     <w:p>
@@ -517,7 +499,7 @@
           <w:rFonts w:ascii="맑은 고딕" w:hAnsi="맑은 고딕" w:eastAsia="맑은 고딕"/>
           <w:sz w:val="21"/>
         </w:rPr>
-        <w:t>**층 구성과 ORA-12541 사례에서 각 층이 낸 답**</w:t>
+        <w:t>**`STANDBY_MAX_DATA_DELAY`는 거부한다.** 세션이 허용할 지연을 초 단위로 정하고, 초과하면 `ORA-03172`로 조회를 실패시킨다. 빠르게 실패하므로 애플리케이션이 다른 길을 갈 수 있다.</w:t>
       </w:r>
     </w:p>
     <w:p>
@@ -526,7 +508,7 @@
           <w:rFonts w:ascii="맑은 고딕" w:hAnsi="맑은 고딕" w:eastAsia="맑은 고딕"/>
           <w:sz w:val="21"/>
         </w:rPr>
-        <w:t>**1층 요약(`SHOW CONFIGURATION`)** — `WARNING` + `ORA-16857: member disconnected from redo source...`. 알려 주는 것은 **문제가 있다**는 사실뿐이다. `VALIDATE DATABASE`는 `Ready for Switchover: No`로 **전환할 수 없다**를 덧붙인다.</w:t>
+        <w:t>**`ALTER SESSION SYNC WITH PRIMARY`는 기다린다.** 조회 전에 Standby가 Primary를 따라잡을 때까지 대기한다. 조금 느려도 최신 데이터를 주려 한다.</w:t>
       </w:r>
     </w:p>
     <w:p>
@@ -535,7 +517,7 @@
           <w:rFonts w:ascii="맑은 고딕" w:hAnsi="맑은 고딕" w:eastAsia="맑은 고딕"/>
           <w:sz w:val="21"/>
         </w:rPr>
-        <w:t>**2층 V$ 뷰(`V$ARCHIVE_DEST`)** — `STATUS=ERROR`, `VALID_NOW=INACTIVE`, `ERROR=ORA-12541: TNS:no listener`. **왜 그런지**를 알려 준다. 여기에 `LOG_ARCHIVE_DEST_STATE_2=ENABLE`을 더하면 "설정이 아니라 장애"라는 판정까지 나온다.</w:t>
+        <w:t>**적합한 상황이 다르다.** 전자는 실패를 감지해 Primary로 재시도할 수 있는 애플리케이션에 맞고, 후자는 지연을 감수하고서라도 최신 데이터가 필요한 조회에 맞는다. 한도를 두지 않는 기본 상태는 신선도가 중요하지 않은 보고서·집계에 맞는다.</w:t>
       </w:r>
     </w:p>
     <w:p>
@@ -544,7 +526,7 @@
           <w:rFonts w:ascii="맑은 고딕" w:hAnsi="맑은 고딕" w:eastAsia="맑은 고딕"/>
           <w:sz w:val="21"/>
         </w:rPr>
-        <w:t>**3층 알림 로그** — 접속 문자열 전체(`HOST=boston-srv.localdomain`, `PORT=1521`, `SERVICE_NAME=boston`), 어느 프로세스인지(`ARC1 (PID:2482)`), 트레이스 파일 이름(`chicago_arc1_2482.trc`), 그리고 `ORA-16055: FAL request rejected`와 `archiver continuing`. **어디를 고칠지**를 알려 준다.</w:t>
+        <w:t>실습 환경에서는 **후자를 쓸 수 없다.** `ORA-03173`으로 거부되는데, 이 명령은 동기 전송 구성에서만 성립하기 때문이다. MAXIMUM PERFORMANCE(ASYNC)에서는 리두가 모두 도착했다는 보장이 없어 오라클이 시도 자체를 거부한다.</w:t>
       </w:r>
     </w:p>
     <w:p>
@@ -553,7 +535,7 @@
           <w:rFonts w:ascii="맑은 고딕" w:hAnsi="맑은 고딕" w:eastAsia="맑은 고딕"/>
           <w:sz w:val="21"/>
         </w:rPr>
-        <w:t>**4층 트레이스 파일** — 전송 과정 자체. 이 사례에서는 필요하지 않았다.</w:t>
+        <w:t>실무적으로는 전자가 다루기 쉽다. 오류가 나면 재시도하면 되기 때문이다. `try { standby } catch (ORA-03172) { primary }` 구조가 되며, **Standby가 정상일 때는 부하를 나누고 뒤처졌을 때만 Primary로 간다**는 이점이 있다.</w:t>
       </w:r>
     </w:p>
     <w:p>
@@ -562,7 +544,7 @@
           <w:rFonts w:ascii="맑은 고딕" w:hAnsi="맑은 고딕" w:eastAsia="맑은 고딕"/>
           <w:sz w:val="21"/>
         </w:rPr>
-        <w:t>**각 층이 알려 주지 못하는 것** — 1층은 원인을 모른다. 2층은 어느 프로세스가 어디로 접속하려 했는지 모른다. 3층은 정상일 때의 세부 동작을 보여 주지 않는다. 4층은 사람이 해석하기 어렵다.</w:t>
+        <w:t>값은 정상 상태의 지연을 관찰해 정한다. 실측에서 정상 상태의 `apply lag`은 0초였고 히스토그램의 대부분이 0초 구간이었으므로, 5초나 10초로 잡으면 평상시에는 거의 걸리지 않는다.</w:t>
       </w:r>
     </w:p>
     <w:p>
@@ -571,16 +553,7 @@
           <w:rFonts w:ascii="맑은 고딕" w:hAnsi="맑은 고딕" w:eastAsia="맑은 고딕"/>
           <w:sz w:val="21"/>
         </w:rPr>
-        <w:t>**실무적 결론** — **층을 내려갈수록 구체적이 된다.** 이 사례는 2층에서 끝났다. 원인이 분명했기 때문이다. 4층까지 내려가는 것은 "오류는 없는데 느리다" 같은 경우다. 위에서부터 내려가되 답이 나오면 멈춘다.</w:t>
-      </w:r>
-    </w:p>
-    <w:p>
-      <w:r>
-        <w:rPr>
-          <w:rFonts w:ascii="맑은 고딕" w:hAnsi="맑은 고딕" w:eastAsia="맑은 고딕"/>
-          <w:sz w:val="21"/>
-        </w:rPr>
-        <w:t>채점 포인트: ① 네 층을 정의 / ② 각 층이 낸 실제 답을 인용 / ③ 각 층의 한계 / ④ 2층에서 끝났다는 판단 / ⑤ 4층이 필요한 경우</w:t>
+        <w:t>채점 포인트: ① 거부 대 대기 / ② 각각의 적합한 상황 / ③ ORA-03173과 그 이유 / ④ 재시도 구조 / ⑤ 값을 정하는 근거</w:t>
       </w:r>
     </w:p>
     <w:p>
@@ -590,7 +563,7 @@
           <w:b/>
           <w:sz w:val="21"/>
         </w:rPr>
-        <w:t>[추가-08] LOG_ARCHIVE_TRACE의 원칙</w:t>
+        <w:t>[추가-08] 보호 모드가 결정한 것</w:t>
       </w:r>
     </w:p>
     <w:p>
@@ -608,7 +581,7 @@
           <w:rFonts w:ascii="맑은 고딕" w:hAnsi="맑은 고딕" w:eastAsia="맑은 고딕"/>
           <w:sz w:val="21"/>
         </w:rPr>
-        <w:t>**성격** — 전송 과정을 추적하는 파라미터다. **비트마스크**이므로 값을 더해 조합한다(1: 목적지 활동, 2: 아카이브 파일 이름, 4: 목적지별 상태, 8: 목적지 활동, 16: 상세 디버깅, 128: FAL, 4096: 실시간 적용). 실습에서 쓴 12는 `4 + 8`이다. **동적 파라미터**여서 재기동은 필요 없지만 알림 로그에 `ALTER SYSTEM SET log_archive_trace=12 SCOPE=BOTH;`로 남는다. **`SCOPE=BOTH`가 자동으로 붙는다.**</w:t>
+        <w:t>이 장에서 보호 모드가 결정한 것은 둘이다. **`ALTER SESSION SYNC WITH PRIMARY`의 사용 가능 여부**와 **`STANDBY_MAX_DATA_DELAY=0`의 사용 가능 여부**다. 둘 다 동기 전송을 전제하며, ASYNC 구성에서는 각각 `ORA-03173`과 `ORA-03172`로 막힌다.</w:t>
       </w:r>
     </w:p>
     <w:p>
@@ -617,7 +590,7 @@
           <w:rFonts w:ascii="맑은 고딕" w:hAnsi="맑은 고딕" w:eastAsia="맑은 고딕"/>
           <w:sz w:val="21"/>
         </w:rPr>
-        <w:t>**원칙 ① 필요한 수준만 켠다.** 전부 켜는 `4095`는 파일이 폭발한다. 실측에서 수준 12만으로도 `chicago_tt04_7487.trc`가 664KB였다. 같은 시간의 아카이버 파일은 30KB였으므로 20배 차이다.</w:t>
+        <w:t>8장의 사고에서는 다른 것을 결정했다. CURRENT 리두 파일이 삭제된 뒤 Standby의 SRL을 가져와 적용했을 때 필요 SCN이 2513532에서 2513652로 전진했지만 완전 복구에는 이르지 못했다. **ASYNC라 Primary가 쓰고 아직 보내지 못한 리두 꼬리가 있었기 때문**이다. 즉 보호 모드가 **복구 가능성**을 결정했다.</w:t>
       </w:r>
     </w:p>
     <w:p>
@@ -626,7 +599,7 @@
           <w:rFonts w:ascii="맑은 고딕" w:hAnsi="맑은 고딕" w:eastAsia="맑은 고딕"/>
           <w:sz w:val="21"/>
         </w:rPr>
-        <w:t>**원칙 ② 시간을 정해 둔다.** "재현될 때까지"가 아니라 "30분간"처럼 정한다. `SCOPE=BOTH`로 저장되므로 재기동해도 살아남는다.</w:t>
+        <w:t>두 사례를 합치면 보호 모드의 의미가 분명해진다. 2장에서는 "성능과 보호의 교환"으로 설명했고, 주로 평상시 성능과 Primary 정지 위험의 교환으로 다뤘다. 그러나 실제로는 **여러 기능의 전제 조건**이다.</w:t>
       </w:r>
     </w:p>
     <w:p>
@@ -635,7 +608,7 @@
           <w:rFonts w:ascii="맑은 고딕" w:hAnsi="맑은 고딕" w:eastAsia="맑은 고딕"/>
           <w:sz w:val="21"/>
         </w:rPr>
-        <w:t>**원칙 ③ 켜기 전에 공간을 확인한다.** ADR이 있는 파일 시스템이 차면 인스턴스에 영향을 준다.</w:t>
+        <w:t>정리하면 보호 모드는 다음을 함께 결정한다. ① 평상시 커밋 응답 시간, ② Standby 장애 시 Primary가 멈추는지, ③ 사고 시 복구 가능성(8장), ④ 조회 신선도 보장 장치의 사용 가능 여부(9장).</w:t>
       </w:r>
     </w:p>
     <w:p>
@@ -644,7 +617,7 @@
           <w:rFonts w:ascii="맑은 고딕" w:hAnsi="맑은 고딕" w:eastAsia="맑은 고딕"/>
           <w:sz w:val="21"/>
         </w:rPr>
-        <w:t>**원칙 ④ 끈 뒤 `V$PARAMETER`로 0인지 확인한다.** 알림 로그에도 변경 기록이 남으므로 나중에 추적할 수 있다.</w:t>
+        <w:t>그러므로 보호 모드 선택은 성능 문제가 아니라 **얼마만큼의 손실과 제약을 감수할 것인가**의 문제다. RPO를 정하는 결정이며, 그 결정이 예상보다 넓은 범위에 영향을 미친다.</w:t>
       </w:r>
     </w:p>
     <w:p>
@@ -653,34 +626,7 @@
           <w:rFonts w:ascii="맑은 고딕" w:hAnsi="맑은 고딕" w:eastAsia="맑은 고딕"/>
           <w:sz w:val="21"/>
         </w:rPr>
-        <w:t>**원칙 ⑤ 오래된 트레이스는 정리한다.** `adrci`의 `purge`를 쓰거나 보존 정책을 설정한다.</w:t>
-      </w:r>
-    </w:p>
-    <w:p>
-      <w:r>
-        <w:rPr>
-          <w:rFonts w:ascii="맑은 고딕" w:hAnsi="맑은 고딕" w:eastAsia="맑은 고딕"/>
-          <w:sz w:val="21"/>
-        </w:rPr>
-        <w:t>**실무에서 가장 흔한 사고** — ②와 ④를 빠뜨리는 것이다. 장애가 끝난 뒤 켜 둔 것을 잊고 몇 달 뒤 디스크가 찬다. `SCOPE=BOTH`라는 성질 때문에 재기동으로도 꺼지지 않는다.</w:t>
-      </w:r>
-    </w:p>
-    <w:p>
-      <w:r>
-        <w:rPr>
-          <w:rFonts w:ascii="맑은 고딕" w:hAnsi="맑은 고딕" w:eastAsia="맑은 고딕"/>
-          <w:sz w:val="21"/>
-        </w:rPr>
-        <w:t>**부수 사항** — 잘못된 값을 주면 음수든 문자열이든 `ORA-02017: integer value required`다. 음수가 "정수가 아니다"라는 것은 어색하지만 이 파라미터가 부호 없는 정수를 받기 때문이며, **오류 메시지가 원인을 정확히 설명하지 않는 예**다.</w:t>
-      </w:r>
-    </w:p>
-    <w:p>
-      <w:r>
-        <w:rPr>
-          <w:rFonts w:ascii="맑은 고딕" w:hAnsi="맑은 고딕" w:eastAsia="맑은 고딕"/>
-          <w:sz w:val="21"/>
-        </w:rPr>
-        <w:t>채점 포인트: ① 비트마스크라는 성격 / ② 다섯 원칙 / ③ 664KB 실측 인용 / ④ `SCOPE=BOTH`의 위험 / ⑤ ORA-02017 언급</w:t>
+        <w:t>채점 포인트: ① 9장에서 결정한 두 가지 / ② 8장의 복구 가능성 / ③ 2장 설명과의 연결 / ④ 네 가지 영향 정리 / ⑤ RPO 결정이라는 관점</w:t>
       </w:r>
     </w:p>
     <w:p>
@@ -688,7 +634,7 @@
         <w:pStyle w:val="Heading2"/>
       </w:pPr>
       <w:r>
-        <w:t>[유형] 문제해결형 — 모범 답안</w:t>
+        <w:t>[유형] 문제해결형 — 모범답안</w:t>
       </w:r>
     </w:p>
     <w:p>
@@ -698,7 +644,7 @@
           <w:b/>
           <w:sz w:val="21"/>
         </w:rPr>
-        <w:t>[추가-09] Primary에서 뜨는 SRL 경보</w:t>
+        <w:t>[추가-09] no rows selected</w:t>
       </w:r>
     </w:p>
     <w:p>
@@ -716,7 +662,7 @@
           <w:rFonts w:ascii="맑은 고딕" w:hAnsi="맑은 고딕" w:eastAsia="맑은 고딕"/>
           <w:sz w:val="21"/>
         </w:rPr>
-        <w:t>**진단** — Primary의 SRL은 전환 후를 대비해 만들어 둔 것이므로 실측에서 네 그룹 모두 `UNASSIGNED`였다. `WHERE status='ACTIVE'`로 세면 당연히 0이다. **정상인데 "심각"으로 판정하고 있다.**</w:t>
+        <w:t>**원인.** `DBA_FEATURE_USAGE_STATISTICS`는 현재 컨테이너만 보여 준다. `SYS`로 접속하면 CDB$ROOT이므로 루트 컨테이너의 통계만 조회된다. ADG 관련 항목은 다른 컨테이너에 있다.</w:t>
       </w:r>
     </w:p>
     <w:p>
@@ -725,7 +671,7 @@
           <w:rFonts w:ascii="맑은 고딕" w:hAnsi="맑은 고딕" w:eastAsia="맑은 고딕"/>
           <w:sz w:val="21"/>
         </w:rPr>
-        <w:t>**왜 알아채기 어려운가** — 조회가 오류 없이 성공한다. 뷰도 있고 권한도 있으며 행도 나온다. `ORA-00942`처럼 눈에 띄는 실패가 없으므로 스크립트도 사람도 그냥 넘어간다. **오류가 나지 않는 잘못이 더 위험하다.**</w:t>
+        <w:t>**조치.** `CDB_FEATURE_USAGE_STATISTICS`로 조회한다.</w:t>
       </w:r>
     </w:p>
     <w:p>
@@ -734,7 +680,7 @@
           <w:rFonts w:ascii="맑은 고딕" w:hAnsi="맑은 고딕" w:eastAsia="맑은 고딕"/>
           <w:sz w:val="21"/>
         </w:rPr>
-        <w:t>**같은 종류의 함정** — `V$DATAGUARD_STATS`를 Primary에서 조회하면 `no rows selected`다. 이것을 조회 실패로 처리하면 역시 오경보가 된다.</w:t>
+        <w:t>`SELECT con_id, name, detected_usages FROM cdb_feature_usage_statistics WHERE lower(name) LIKE '%guard%' ORDER BY con_id, name;`</w:t>
       </w:r>
     </w:p>
     <w:p>
@@ -743,191 +689,7 @@
           <w:rFonts w:ascii="맑은 고딕" w:hAnsi="맑은 고딕" w:eastAsia="맑은 고딕"/>
           <w:sz w:val="21"/>
         </w:rPr>
-        <w:t>**고친 스크립트의 구조**</w:t>
-      </w:r>
-    </w:p>
-    <w:tbl>
-      <w:tblPr>
-        <w:tblStyle w:val="TableGrid"/>
-        <w:tblW w:type="auto" w:w="0"/>
-        <w:tblLook w:firstColumn="1" w:firstRow="1" w:lastColumn="0" w:lastRow="0" w:noHBand="0" w:noVBand="1" w:val="04A0"/>
-      </w:tblPr>
-      <w:tblGrid>
-        <w:gridCol w:w="8640"/>
-      </w:tblGrid>
-      <w:tr>
-        <w:tc>
-          <w:tcPr>
-            <w:tcW w:type="dxa" w:w="8640"/>
-            <w:shd w:val="clear" w:color="auto" w:fill="1E1E1E"/>
-          </w:tcPr>
-          <w:p>
-            <w:pPr>
-              <w:spacing w:after="0" w:before="0"/>
-            </w:pPr>
-            <w:r>
-              <w:rPr>
-                <w:rFonts w:ascii="Consolas" w:hAnsi="Consolas" w:eastAsia="Consolas"/>
-                <w:color w:val="F2F2F2"/>
-                <w:sz w:val="19"/>
-              </w:rPr>
-              <w:t>role=$(sqlplus -s / as sysdba &lt;&lt;'EOS'</w:t>
-            </w:r>
-          </w:p>
-          <w:p>
-            <w:pPr>
-              <w:spacing w:after="0" w:before="0"/>
-            </w:pPr>
-            <w:r>
-              <w:rPr>
-                <w:rFonts w:ascii="Consolas" w:hAnsi="Consolas" w:eastAsia="Consolas"/>
-                <w:color w:val="F2F2F2"/>
-                <w:sz w:val="19"/>
-              </w:rPr>
-              <w:t>set heading off feedback off pages 0</w:t>
-            </w:r>
-          </w:p>
-          <w:p>
-            <w:pPr>
-              <w:spacing w:after="0" w:before="0"/>
-            </w:pPr>
-            <w:r>
-              <w:rPr>
-                <w:rFonts w:ascii="Consolas" w:hAnsi="Consolas" w:eastAsia="Consolas"/>
-                <w:color w:val="F2F2F2"/>
-                <w:sz w:val="19"/>
-              </w:rPr>
-              <w:t>select database_role from v$database;</w:t>
-            </w:r>
-          </w:p>
-          <w:p>
-            <w:pPr>
-              <w:spacing w:after="0" w:before="0"/>
-            </w:pPr>
-            <w:r>
-              <w:rPr>
-                <w:rFonts w:ascii="Consolas" w:hAnsi="Consolas" w:eastAsia="Consolas"/>
-                <w:color w:val="F2F2F2"/>
-                <w:sz w:val="19"/>
-              </w:rPr>
-              <w:t>exit</w:t>
-            </w:r>
-          </w:p>
-          <w:p>
-            <w:pPr>
-              <w:spacing w:after="0" w:before="0"/>
-            </w:pPr>
-            <w:r>
-              <w:rPr>
-                <w:rFonts w:ascii="Consolas" w:hAnsi="Consolas" w:eastAsia="Consolas"/>
-                <w:color w:val="F2F2F2"/>
-                <w:sz w:val="19"/>
-              </w:rPr>
-              <w:t>EOS</w:t>
-            </w:r>
-          </w:p>
-          <w:p>
-            <w:pPr>
-              <w:spacing w:after="0" w:before="0"/>
-            </w:pPr>
-            <w:r>
-              <w:rPr>
-                <w:rFonts w:ascii="Consolas" w:hAnsi="Consolas" w:eastAsia="Consolas"/>
-                <w:color w:val="F2F2F2"/>
-                <w:sz w:val="19"/>
-              </w:rPr>
-              <w:t>)</w:t>
-            </w:r>
-          </w:p>
-          <w:p>
-            <w:pPr>
-              <w:spacing w:after="0" w:before="0"/>
-            </w:pPr>
-            <w:r>
-              <w:rPr>
-                <w:rFonts w:ascii="Consolas" w:hAnsi="Consolas" w:eastAsia="Consolas"/>
-                <w:color w:val="F2F2F2"/>
-                <w:sz w:val="19"/>
-              </w:rPr>
-              <w:t xml:space="preserve"> </w:t>
-            </w:r>
-          </w:p>
-          <w:p>
-            <w:pPr>
-              <w:spacing w:after="0" w:before="0"/>
-            </w:pPr>
-            <w:r>
-              <w:rPr>
-                <w:rFonts w:ascii="Consolas" w:hAnsi="Consolas" w:eastAsia="Consolas"/>
-                <w:color w:val="F2F2F2"/>
-                <w:sz w:val="19"/>
-              </w:rPr>
-              <w:t>case "$role" in</w:t>
-            </w:r>
-          </w:p>
-          <w:p>
-            <w:pPr>
-              <w:spacing w:after="0" w:before="0"/>
-            </w:pPr>
-            <w:r>
-              <w:rPr>
-                <w:rFonts w:ascii="Consolas" w:hAnsi="Consolas" w:eastAsia="Consolas"/>
-                <w:color w:val="F2F2F2"/>
-                <w:sz w:val="19"/>
-              </w:rPr>
-              <w:t xml:space="preserve">  *PRIMARY*)  run_primary_checks ;;   # 목적지 STATUS, LOG_ABNORMAL, DG_ERR, CUR_SEQ</w:t>
-            </w:r>
-          </w:p>
-          <w:p>
-            <w:pPr>
-              <w:spacing w:after="0" w:before="0"/>
-            </w:pPr>
-            <w:r>
-              <w:rPr>
-                <w:rFonts w:ascii="Consolas" w:hAnsi="Consolas" w:eastAsia="Consolas"/>
-                <w:color w:val="F2F2F2"/>
-                <w:sz w:val="19"/>
-              </w:rPr>
-              <w:t xml:space="preserve">  *STANDBY*)  run_standby_checks ;;   # MRP0, SRL_ACTIVE, GAP_CNT, DG_ERR, 지연</w:t>
-            </w:r>
-          </w:p>
-          <w:p>
-            <w:pPr>
-              <w:spacing w:after="0" w:before="0"/>
-            </w:pPr>
-            <w:r>
-              <w:rPr>
-                <w:rFonts w:ascii="Consolas" w:hAnsi="Consolas" w:eastAsia="Consolas"/>
-                <w:color w:val="F2F2F2"/>
-                <w:sz w:val="19"/>
-              </w:rPr>
-              <w:t xml:space="preserve">  *)          alert "역할 판정 실패" ;;</w:t>
-            </w:r>
-          </w:p>
-          <w:p>
-            <w:pPr>
-              <w:spacing w:after="0" w:before="0"/>
-            </w:pPr>
-            <w:r>
-              <w:rPr>
-                <w:rFonts w:ascii="Consolas" w:hAnsi="Consolas" w:eastAsia="Consolas"/>
-                <w:color w:val="F2F2F2"/>
-                <w:sz w:val="19"/>
-              </w:rPr>
-              <w:t>esac</w:t>
-            </w:r>
-          </w:p>
-        </w:tc>
-      </w:tr>
-    </w:tbl>
-    <w:p/>
-    <w:p>
-      <w:r>
-        <w:rPr>
-          <w:rFonts w:ascii="맑은 고딕" w:hAnsi="맑은 고딕" w:eastAsia="맑은 고딕"/>
-          <w:sz w:val="21"/>
-        </w:rPr>
-        <w:t>**세 단계 원칙** — ① `V$DATABASE`로 역할을 먼저 판정한다. ② 역할별 조회 묶음을 실행한다. ③ 빈 결과와 오류를 구별해 처리한다.</w:t>
+        <w:t>**재확인.** 실측에서 CON_ID 3에 두 항목이 나왔다. "Active Data Guard - Real-Time Query on Physical Standby"와 "Data Guard"다. 1장에서 확인한 것과 같은 결과다.</w:t>
       </w:r>
     </w:p>
     <w:p>
@@ -936,7 +698,7 @@
           <w:rFonts w:ascii="맑은 고딕" w:hAnsi="맑은 고딕" w:eastAsia="맑은 고딕"/>
           <w:sz w:val="21"/>
         </w:rPr>
-        <w:t>**부수 조치** — 이미 오경보가 쌓였다면 담당자들이 무시하는 습관이 들었을 것이다. 고친 뒤에는 그 사실을 공지하고, 한동안 경보 발생 건수를 함께 기록해 신뢰를 회복한다.</w:t>
+        <w:t>**결과값의 해석이 더 중요하다.** 두 항목 모두 `DETECTED_USAGES`가 0이었다. 지금 이 순간 ADG로 조회하고 있는데도 0이다. 이 통계는 주기적으로 수집되며 Standby에서는 갱신이 제한적이기 때문이다.</w:t>
       </w:r>
     </w:p>
     <w:p>
@@ -945,7 +707,16 @@
           <w:rFonts w:ascii="맑은 고딕" w:hAnsi="맑은 고딕" w:eastAsia="맑은 고딕"/>
           <w:sz w:val="21"/>
         </w:rPr>
-        <w:t>채점 포인트: ① Primary SRL이 `UNASSIGNED`라는 원인 규명 / ② 오류가 나지 않아 놓친다는 지적 / ③ `no rows selected` 함정도 언급 / ④ 역할 판정 후 분기하는 구조 제시 / ⑤ 오경보 이후의 신뢰 회복</w:t>
+        <w:t>따라서 **이 값을 라이선스 판단 근거로 삼으면 안 된다.** 0이라고 해서 쓰지 않은 것이 아니다. 실제 사용 여부는 `V$DATABASE.OPEN_MODE`가 `READ ONLY WITH APPLY`인지로 판단한다.</w:t>
+      </w:r>
+    </w:p>
+    <w:p>
+      <w:r>
+        <w:rPr>
+          <w:rFonts w:ascii="맑은 고딕" w:hAnsi="맑은 고딕" w:eastAsia="맑은 고딕"/>
+          <w:sz w:val="21"/>
+        </w:rPr>
+        <w:t>채점 포인트: ① DBA_ 뷰의 컨테이너 범위 / ② CDB_ 뷰 조치 / ③ CON_ID 3 실측 / ④ DETECTED_USAGES 0의 해석 / ⑤ OPEN_MODE로 판단</w:t>
       </w:r>
     </w:p>
     <w:p>
@@ -955,7 +726,7 @@
           <w:b/>
           <w:sz w:val="21"/>
         </w:rPr>
-        <w:t>[추가-10] STATUS가 ERROR일 때</w:t>
+        <w:t>[추가-10] ORA-16000 분류</w:t>
       </w:r>
     </w:p>
     <w:p>
@@ -973,7 +744,7 @@
           <w:rFonts w:ascii="맑은 고딕" w:hAnsi="맑은 고딕" w:eastAsia="맑은 고딕"/>
           <w:sz w:val="21"/>
         </w:rPr>
-        <w:t>**절차 ①** `ERROR` 열을 읽는다. 실측에서 `ORA-12541: TNS:no listener`가 그대로 들어 있었다. **여기서 대부분 끝난다.**</w:t>
+        <w:t>**원인 분류.** ORA-16000은 "읽기 전용이라 못 한다"는 뜻이며, 이 장에서 세 가지 경우에 나왔다.</w:t>
       </w:r>
     </w:p>
     <w:p>
@@ -982,255 +753,7 @@
           <w:rFonts w:ascii="맑은 고딕" w:hAnsi="맑은 고딕" w:eastAsia="맑은 고딕"/>
           <w:sz w:val="21"/>
         </w:rPr>
-        <w:t>**절차 ②** `LOG_ARCHIVE_DEST_STATE_2`를 함께 조회한다. 두 열의 조합이 판단의 핵심이다.</w:t>
-      </w:r>
-    </w:p>
-    <w:tbl>
-      <w:tblPr>
-        <w:tblStyle w:val="TableGrid"/>
-        <w:tblW w:type="auto" w:w="0"/>
-        <w:tblLook w:firstColumn="1" w:firstRow="1" w:lastColumn="0" w:lastRow="0" w:noHBand="0" w:noVBand="1" w:val="04A0"/>
-      </w:tblPr>
-      <w:tblGrid>
-        <w:gridCol w:w="2880"/>
-        <w:gridCol w:w="2880"/>
-        <w:gridCol w:w="2880"/>
-      </w:tblGrid>
-      <w:tr>
-        <w:tc>
-          <w:tcPr>
-            <w:tcW w:type="dxa" w:w="2880"/>
-            <w:shd w:val="clear" w:color="auto" w:fill="D9E1F2"/>
-          </w:tcPr>
-          <w:p>
-            <w:r>
-              <w:rPr>
-                <w:rFonts w:ascii="맑은 고딕" w:hAnsi="맑은 고딕" w:eastAsia="맑은 고딕"/>
-                <w:b/>
-                <w:sz w:val="19"/>
-              </w:rPr>
-              <w:t>`STATE_2`</w:t>
-            </w:r>
-          </w:p>
-        </w:tc>
-        <w:tc>
-          <w:tcPr>
-            <w:tcW w:type="dxa" w:w="2880"/>
-            <w:shd w:val="clear" w:color="auto" w:fill="D9E1F2"/>
-          </w:tcPr>
-          <w:p>
-            <w:r>
-              <w:rPr>
-                <w:rFonts w:ascii="맑은 고딕" w:hAnsi="맑은 고딕" w:eastAsia="맑은 고딕"/>
-                <w:b/>
-                <w:sz w:val="19"/>
-              </w:rPr>
-              <w:t>`V$ARCHIVE_DEST.STATUS`</w:t>
-            </w:r>
-          </w:p>
-        </w:tc>
-        <w:tc>
-          <w:tcPr>
-            <w:tcW w:type="dxa" w:w="2880"/>
-            <w:shd w:val="clear" w:color="auto" w:fill="D9E1F2"/>
-          </w:tcPr>
-          <w:p>
-            <w:r>
-              <w:rPr>
-                <w:rFonts w:ascii="맑은 고딕" w:hAnsi="맑은 고딕" w:eastAsia="맑은 고딕"/>
-                <w:b/>
-                <w:sz w:val="19"/>
-              </w:rPr>
-              <w:t>해석</w:t>
-            </w:r>
-          </w:p>
-        </w:tc>
-      </w:tr>
-      <w:tr>
-        <w:tc>
-          <w:tcPr>
-            <w:tcW w:type="dxa" w:w="2880"/>
-          </w:tcPr>
-          <w:p>
-            <w:r>
-              <w:rPr>
-                <w:rFonts w:ascii="맑은 고딕" w:hAnsi="맑은 고딕" w:eastAsia="맑은 고딕"/>
-                <w:sz w:val="19"/>
-              </w:rPr>
-              <w:t>`ENABLE`</w:t>
-            </w:r>
-          </w:p>
-        </w:tc>
-        <w:tc>
-          <w:tcPr>
-            <w:tcW w:type="dxa" w:w="2880"/>
-          </w:tcPr>
-          <w:p>
-            <w:r>
-              <w:rPr>
-                <w:rFonts w:ascii="맑은 고딕" w:hAnsi="맑은 고딕" w:eastAsia="맑은 고딕"/>
-                <w:sz w:val="19"/>
-              </w:rPr>
-              <w:t>`VALID`</w:t>
-            </w:r>
-          </w:p>
-        </w:tc>
-        <w:tc>
-          <w:tcPr>
-            <w:tcW w:type="dxa" w:w="2880"/>
-          </w:tcPr>
-          <w:p>
-            <w:r>
-              <w:rPr>
-                <w:rFonts w:ascii="맑은 고딕" w:hAnsi="맑은 고딕" w:eastAsia="맑은 고딕"/>
-                <w:sz w:val="19"/>
-              </w:rPr>
-              <w:t>정상</w:t>
-            </w:r>
-          </w:p>
-        </w:tc>
-      </w:tr>
-      <w:tr>
-        <w:tc>
-          <w:tcPr>
-            <w:tcW w:type="dxa" w:w="2880"/>
-          </w:tcPr>
-          <w:p>
-            <w:r>
-              <w:rPr>
-                <w:rFonts w:ascii="맑은 고딕" w:hAnsi="맑은 고딕" w:eastAsia="맑은 고딕"/>
-                <w:sz w:val="19"/>
-              </w:rPr>
-              <w:t>`ENABLE`</w:t>
-            </w:r>
-          </w:p>
-        </w:tc>
-        <w:tc>
-          <w:tcPr>
-            <w:tcW w:type="dxa" w:w="2880"/>
-          </w:tcPr>
-          <w:p>
-            <w:r>
-              <w:rPr>
-                <w:rFonts w:ascii="맑은 고딕" w:hAnsi="맑은 고딕" w:eastAsia="맑은 고딕"/>
-                <w:sz w:val="19"/>
-              </w:rPr>
-              <w:t>**`ERROR`**</w:t>
-            </w:r>
-          </w:p>
-        </w:tc>
-        <w:tc>
-          <w:tcPr>
-            <w:tcW w:type="dxa" w:w="2880"/>
-          </w:tcPr>
-          <w:p>
-            <w:r>
-              <w:rPr>
-                <w:rFonts w:ascii="맑은 고딕" w:hAnsi="맑은 고딕" w:eastAsia="맑은 고딕"/>
-                <w:sz w:val="19"/>
-              </w:rPr>
-              <w:t>**장애다. `ERROR` 열을 읽는다**</w:t>
-            </w:r>
-          </w:p>
-        </w:tc>
-      </w:tr>
-      <w:tr>
-        <w:tc>
-          <w:tcPr>
-            <w:tcW w:type="dxa" w:w="2880"/>
-          </w:tcPr>
-          <w:p>
-            <w:r>
-              <w:rPr>
-                <w:rFonts w:ascii="맑은 고딕" w:hAnsi="맑은 고딕" w:eastAsia="맑은 고딕"/>
-                <w:sz w:val="19"/>
-              </w:rPr>
-              <w:t>`RESET`</w:t>
-            </w:r>
-          </w:p>
-        </w:tc>
-        <w:tc>
-          <w:tcPr>
-            <w:tcW w:type="dxa" w:w="2880"/>
-          </w:tcPr>
-          <w:p>
-            <w:r>
-              <w:rPr>
-                <w:rFonts w:ascii="맑은 고딕" w:hAnsi="맑은 고딕" w:eastAsia="맑은 고딕"/>
-                <w:sz w:val="19"/>
-              </w:rPr>
-              <w:t>`DEFERRED`</w:t>
-            </w:r>
-          </w:p>
-        </w:tc>
-        <w:tc>
-          <w:tcPr>
-            <w:tcW w:type="dxa" w:w="2880"/>
-          </w:tcPr>
-          <w:p>
-            <w:r>
-              <w:rPr>
-                <w:rFonts w:ascii="맑은 고딕" w:hAnsi="맑은 고딕" w:eastAsia="맑은 고딕"/>
-                <w:sz w:val="19"/>
-              </w:rPr>
-              <w:t>Broker가 껐다</w:t>
-            </w:r>
-          </w:p>
-        </w:tc>
-      </w:tr>
-      <w:tr>
-        <w:tc>
-          <w:tcPr>
-            <w:tcW w:type="dxa" w:w="2880"/>
-          </w:tcPr>
-          <w:p>
-            <w:r>
-              <w:rPr>
-                <w:rFonts w:ascii="맑은 고딕" w:hAnsi="맑은 고딕" w:eastAsia="맑은 고딕"/>
-                <w:sz w:val="19"/>
-              </w:rPr>
-              <w:t>`DEFER`</w:t>
-            </w:r>
-          </w:p>
-        </w:tc>
-        <w:tc>
-          <w:tcPr>
-            <w:tcW w:type="dxa" w:w="2880"/>
-          </w:tcPr>
-          <w:p>
-            <w:r>
-              <w:rPr>
-                <w:rFonts w:ascii="맑은 고딕" w:hAnsi="맑은 고딕" w:eastAsia="맑은 고딕"/>
-                <w:sz w:val="19"/>
-              </w:rPr>
-              <w:t>`DEFERRED`</w:t>
-            </w:r>
-          </w:p>
-        </w:tc>
-        <w:tc>
-          <w:tcPr>
-            <w:tcW w:type="dxa" w:w="2880"/>
-          </w:tcPr>
-          <w:p>
-            <w:r>
-              <w:rPr>
-                <w:rFonts w:ascii="맑은 고딕" w:hAnsi="맑은 고딕" w:eastAsia="맑은 고딕"/>
-                <w:sz w:val="19"/>
-              </w:rPr>
-              <w:t>사람이 SQL로 껐다</w:t>
-            </w:r>
-          </w:p>
-        </w:tc>
-      </w:tr>
-    </w:tbl>
-    <w:p/>
-    <w:p>
-      <w:r>
-        <w:rPr>
-          <w:rFonts w:ascii="맑은 고딕" w:hAnsi="맑은 고딕" w:eastAsia="맑은 고딕"/>
-          <w:sz w:val="21"/>
-        </w:rPr>
-        <w:t>실측에서 리스너를 내렸을 때 `ENABLE` + `ERROR`였다. 14장에서 Broker 속성으로 껐을 때는 `RESET` + `DEFERRED`였다. **파라미터 값만으로 "장애인가 설정인가"가 갈린다.**</w:t>
+        <w:t>① **일반 DML을 리다이렉션 없이 실행** — 가장 흔하다. ② **DDL 실행** — 리다이렉션을 켜도 대상이 아니라 같은 오류가 난다. ③ **딕셔너리를 바꾸는 패키지 호출** — `DBMS_STATS` 등. 이 경우 긴 스택 안쪽에 ORA-16000이 들어 있다.</w:t>
       </w:r>
     </w:p>
     <w:p>
@@ -1239,7 +762,7 @@
           <w:rFonts w:ascii="맑은 고딕" w:hAnsi="맑은 고딕" w:eastAsia="맑은 고딕"/>
           <w:sz w:val="21"/>
         </w:rPr>
-        <w:t>**절차 ③** 오류 번호에 따라 확인 대상을 정한다. `ORA-12541`이면 Standby 리스너, `ORA-12514`면 서비스 등록, `ORA-01031`이면 비밀번호 파일, `ORA-16055`면 FAL 관련이다.</w:t>
+        <w:t>구분하는 방법은 문장의 종류를 보는 것이다. DML인지 DDL인지, 아니면 패키지 호출인지에 따라 해결 경로가 달라진다.</w:t>
       </w:r>
     </w:p>
     <w:p>
@@ -1248,7 +771,7 @@
           <w:rFonts w:ascii="맑은 고딕" w:hAnsi="맑은 고딕" w:eastAsia="맑은 고딕"/>
           <w:sz w:val="21"/>
         </w:rPr>
-        <w:t>**절차 ④** 알림 로그를 본다. 접속 문자열이 그대로 나오므로 tnsnames 설정 오류라면 여기서 드러난다. 프로세스 이름과 트레이스 파일 이름도 함께 나온다.</w:t>
+        <w:t>**해결 경로 세 가지.**</w:t>
       </w:r>
     </w:p>
     <w:p>
@@ -1257,7 +780,7 @@
           <w:rFonts w:ascii="맑은 고딕" w:hAnsi="맑은 고딕" w:eastAsia="맑은 고딕"/>
           <w:sz w:val="21"/>
         </w:rPr>
-        <w:t>**절차 ⑤** Standby 쪽에서 교차 확인한다. `MRP0`가 `WAIT_FOR_LOG`인지, `CLIENT_PROCESS='LGWR'`인 RFS가 사라졌는지 본다. **지연은 보지 않는다.** 실측에서 0이었다.</w:t>
+        <w:t>**㉠ Primary에 접속해 실행한다.** 가장 확실하며 DDL과 관리 작업은 이 길밖에 없다.</w:t>
       </w:r>
     </w:p>
     <w:p>
@@ -1266,7 +789,7 @@
           <w:rFonts w:ascii="맑은 고딕" w:hAnsi="맑은 고딕" w:eastAsia="맑은 고딕"/>
           <w:sz w:val="21"/>
         </w:rPr>
-        <w:t>**절차 ⑥** 조치 후 확인은 `V$ARCHIVE_DEST`로 한다. Broker의 `SHOW`는 판정 시차 때문에 늦게 따라온다.</w:t>
+        <w:t>**㉡ DML 리다이렉션을 쓴다.** DML에만 해당한다. `ALTER SESSION ENABLE ADG_REDIRECT_DML`을 켜고 일반 사용자로 실행한다. 간헐적이고 작은 갱신에 적합하다.</w:t>
       </w:r>
     </w:p>
     <w:p>
@@ -1275,7 +798,25 @@
           <w:rFonts w:ascii="맑은 고딕" w:hAnsi="맑은 고딕" w:eastAsia="맑은 고딕"/>
           <w:sz w:val="21"/>
         </w:rPr>
-        <w:t>채점 포인트: ① `ERROR` 열을 먼저 읽는다 / ② 네 조합 표 / ③ 오류 번호별 확인 대상 / ④ 알림 로그의 추가 정보 / ⑤ Standby 교차 확인 시 지연을 보지 않는다</w:t>
+        <w:t>**㉢ 작업 자체를 바꾼다.** 일반 테이블을 임시 저장소로 쓰고 있다면 GTT로 바꾼다. GTT DML은 Standby에서 허용되므로 조회를 그대로 옮길 수 있다.</w:t>
+      </w:r>
+    </w:p>
+    <w:p>
+      <w:r>
+        <w:rPr>
+          <w:rFonts w:ascii="맑은 고딕" w:hAnsi="맑은 고딕" w:eastAsia="맑은 고딕"/>
+          <w:sz w:val="21"/>
+        </w:rPr>
+        <w:t>**재확인.** ㉡을 택했다면 리다이렉트한 행이 Primary에서도 조회되는지 확인한다. ㉢을 택했다면 Standby에서 GTT `INSERT`가 성공하는지 확인한다.</w:t>
+      </w:r>
+    </w:p>
+    <w:p>
+      <w:r>
+        <w:rPr>
+          <w:rFonts w:ascii="맑은 고딕" w:hAnsi="맑은 고딕" w:eastAsia="맑은 고딕"/>
+          <w:sz w:val="21"/>
+        </w:rPr>
+        <w:t>채점 포인트: ① 세 가지 발생 경우 / ② 문장 종류로 구분 / ③ 세 해결 경로 / ④ 각 경로의 적용 범위 / ⑤ 재확인 방법</w:t>
       </w:r>
     </w:p>
     <w:p>
@@ -1285,7 +826,7 @@
           <w:b/>
           <w:sz w:val="21"/>
         </w:rPr>
-        <w:t>[추가-11] 복구했는데 오류가 그대로다</w:t>
+        <w:t>[추가-11] ORA-16397</w:t>
       </w:r>
     </w:p>
     <w:p>
@@ -1303,7 +844,7 @@
           <w:rFonts w:ascii="맑은 고딕" w:hAnsi="맑은 고딕" w:eastAsia="맑은 고딕"/>
           <w:sz w:val="21"/>
         </w:rPr>
-        <w:t>**먼저 확인할 것** — 얼마나 지났는지다. 실측에서 리스너를 올린 뒤 70·120·170·220초 확인에서 계속 `ORA-12541`이었고 **270초에 `VALID`**가 됐다.</w:t>
+        <w:t>**점검 순서.**</w:t>
       </w:r>
     </w:p>
     <w:p>
@@ -1312,7 +853,7 @@
           <w:rFonts w:ascii="맑은 고딕" w:hAnsi="맑은 고딕" w:eastAsia="맑은 고딕"/>
           <w:sz w:val="21"/>
         </w:rPr>
-        <w:t>**원인** — `ReopenSecs`다. 13장의 속성 목록에서 실측값이 **300**이었다. 실패한 목적지를 즉시 다시 시도하지 않고 그만큼 기다린다. 죽은 목적지에 계속 접속을 시도하면 아카이버가 그 일에 붙잡히기 때문이다.</w:t>
+        <w:t>① **문장이 DML인가.** DDL이면 대상이 아니다. 다만 이 경우 오류는 ORA-16000이므로 ORA-16397을 만났다면 이미 통과한 단계다.</w:t>
       </w:r>
     </w:p>
     <w:p>
@@ -1321,7 +862,7 @@
           <w:rFonts w:ascii="맑은 고딕" w:hAnsi="맑은 고딕" w:eastAsia="맑은 고딕"/>
           <w:sz w:val="21"/>
         </w:rPr>
-        <w:t>**그러므로 5분이 지나지 않았다면 기다린다.** 여기서 오판하기 쉽다. 오류가 그대로이면 다른 문제가 있다고 생각하게 되지만 실제로는 기다리면 된다.</w:t>
+        <w:t>② **리다이렉션이 켜져 있는가.** 켜지지 않았다면 ORA-16000이다. 역시 통과한 단계다.</w:t>
       </w:r>
     </w:p>
     <w:p>
@@ -1330,7 +871,7 @@
           <w:rFonts w:ascii="맑은 고딕" w:hAnsi="맑은 고딕" w:eastAsia="맑은 고딕"/>
           <w:sz w:val="21"/>
         </w:rPr>
-        <w:t>**5분이 지나도 그대로라면** — 리스너가 실제로 서비스를 등록했는지 확인한다. `lsnrctl status`에서 `boston`과 `boston_DGMGRL` 두 서비스가 보여야 한다. 그다음 Primary에서 `tnsping boston`으로 실제 접속을 시험한다.</w:t>
+        <w:t>③ **접속 계정이 `SYS`가 아닌가.** `SHOW USER`로 확인한다. **가장 흔한 원인이다.**</w:t>
       </w:r>
     </w:p>
     <w:p>
@@ -1339,61 +880,7 @@
           <w:rFonts w:ascii="맑은 고딕" w:hAnsi="맑은 고딕" w:eastAsia="맑은 고딕"/>
           <w:sz w:val="21"/>
         </w:rPr>
-        <w:t>**재촉하는 방법 — Broker 환경**</w:t>
-      </w:r>
-    </w:p>
-    <w:tbl>
-      <w:tblPr>
-        <w:tblStyle w:val="TableGrid"/>
-        <w:tblW w:type="auto" w:w="0"/>
-        <w:tblLook w:firstColumn="1" w:firstRow="1" w:lastColumn="0" w:lastRow="0" w:noHBand="0" w:noVBand="1" w:val="04A0"/>
-      </w:tblPr>
-      <w:tblGrid>
-        <w:gridCol w:w="8640"/>
-      </w:tblGrid>
-      <w:tr>
-        <w:tc>
-          <w:tcPr>
-            <w:tcW w:type="dxa" w:w="8640"/>
-            <w:shd w:val="clear" w:color="auto" w:fill="1E1E1E"/>
-          </w:tcPr>
-          <w:p>
-            <w:pPr>
-              <w:spacing w:after="0" w:before="0"/>
-            </w:pPr>
-            <w:r>
-              <w:rPr>
-                <w:rFonts w:ascii="Consolas" w:hAnsi="Consolas" w:eastAsia="Consolas"/>
-                <w:color w:val="F2F2F2"/>
-                <w:sz w:val="19"/>
-              </w:rPr>
-              <w:t>DGMGRL&gt; edit database 'boston' set property 'LogShipping'='OFF';</w:t>
-            </w:r>
-          </w:p>
-          <w:p>
-            <w:pPr>
-              <w:spacing w:after="0" w:before="0"/>
-            </w:pPr>
-            <w:r>
-              <w:rPr>
-                <w:rFonts w:ascii="Consolas" w:hAnsi="Consolas" w:eastAsia="Consolas"/>
-                <w:color w:val="F2F2F2"/>
-                <w:sz w:val="19"/>
-              </w:rPr>
-              <w:t>DGMGRL&gt; edit database 'boston' set property 'LogShipping'='ON';</w:t>
-            </w:r>
-          </w:p>
-        </w:tc>
-      </w:tr>
-    </w:tbl>
-    <w:p/>
-    <w:p>
-      <w:r>
-        <w:rPr>
-          <w:rFonts w:ascii="맑은 고딕" w:hAnsi="맑은 고딕" w:eastAsia="맑은 고딕"/>
-          <w:sz w:val="21"/>
-        </w:rPr>
-        <w:t>목적지 상태가 초기화되면서 즉시 재시도한다.</w:t>
+        <w:t>④ **Standby가 Primary에 닿는가.** Standby에서 `tnsping &lt;primary&gt;`로 확인한다. 리다이렉션은 Standby가 Primary로 새 연결을 만드는 것이므로 그 경로가 막혀 있으면 실패한다.</w:t>
       </w:r>
     </w:p>
     <w:p>
@@ -1402,61 +889,7 @@
           <w:rFonts w:ascii="맑은 고딕" w:hAnsi="맑은 고딕" w:eastAsia="맑은 고딕"/>
           <w:sz w:val="21"/>
         </w:rPr>
-        <w:t>**재촉하는 방법 — Broker가 없는 환경**</w:t>
-      </w:r>
-    </w:p>
-    <w:tbl>
-      <w:tblPr>
-        <w:tblStyle w:val="TableGrid"/>
-        <w:tblW w:type="auto" w:w="0"/>
-        <w:tblLook w:firstColumn="1" w:firstRow="1" w:lastColumn="0" w:lastRow="0" w:noHBand="0" w:noVBand="1" w:val="04A0"/>
-      </w:tblPr>
-      <w:tblGrid>
-        <w:gridCol w:w="8640"/>
-      </w:tblGrid>
-      <w:tr>
-        <w:tc>
-          <w:tcPr>
-            <w:tcW w:type="dxa" w:w="8640"/>
-            <w:shd w:val="clear" w:color="auto" w:fill="1E1E1E"/>
-          </w:tcPr>
-          <w:p>
-            <w:pPr>
-              <w:spacing w:after="0" w:before="0"/>
-            </w:pPr>
-            <w:r>
-              <w:rPr>
-                <w:rFonts w:ascii="Consolas" w:hAnsi="Consolas" w:eastAsia="Consolas"/>
-                <w:color w:val="F2F2F2"/>
-                <w:sz w:val="19"/>
-              </w:rPr>
-              <w:t>SQL&gt; alter system set log_archive_dest_state_2=defer;</w:t>
-            </w:r>
-          </w:p>
-          <w:p>
-            <w:pPr>
-              <w:spacing w:after="0" w:before="0"/>
-            </w:pPr>
-            <w:r>
-              <w:rPr>
-                <w:rFonts w:ascii="Consolas" w:hAnsi="Consolas" w:eastAsia="Consolas"/>
-                <w:color w:val="F2F2F2"/>
-                <w:sz w:val="19"/>
-              </w:rPr>
-              <w:t>SQL&gt; alter system set log_archive_dest_state_2=enable;</w:t>
-            </w:r>
-          </w:p>
-        </w:tc>
-      </w:tr>
-    </w:tbl>
-    <w:p/>
-    <w:p>
-      <w:r>
-        <w:rPr>
-          <w:rFonts w:ascii="맑은 고딕" w:hAnsi="맑은 고딕" w:eastAsia="맑은 고딕"/>
-          <w:sz w:val="21"/>
-        </w:rPr>
-        <w:t>**Broker 환경에서 이 SQL을 쓰면 안 된다.** 13장에서 확인한 대로 Broker가 관리하는 파라미터를 SQL로 바꾸는 것이며, 구성과 실제가 어긋나게 된다.</w:t>
+        <w:t>⑤ **대상 객체가 Primary에 있는가.** 실행은 Primary에서 일어나므로 그쪽 기준으로 객체가 존재해야 한다.</w:t>
       </w:r>
     </w:p>
     <w:p>
@@ -1465,7 +898,7 @@
           <w:rFonts w:ascii="맑은 고딕" w:hAnsi="맑은 고딕" w:eastAsia="맑은 고딕"/>
           <w:sz w:val="21"/>
         </w:rPr>
-        <w:t>**근본 대책** — `ReopenSecs`를 줄일 수도 있다. 다만 너무 짧으면 죽은 목적지에 계속 접속을 시도해 자원을 쓴다. 기본 300초는 그 균형점이며, 바꾼다면 그 이유를 문서에 남긴다.</w:t>
+        <w:t>**가장 흔한 원인은 ③, `SYS`로 시험한 경우다.** 리다이렉션은 현재 세션의 사용자로 Primary에 재인증하는데 SYSDBA 접속은 이 경로로 인증되지 않는다.</w:t>
       </w:r>
     </w:p>
     <w:p>
@@ -1474,7 +907,25 @@
           <w:rFonts w:ascii="맑은 고딕" w:hAnsi="맑은 고딕" w:eastAsia="맑은 고딕"/>
           <w:sz w:val="21"/>
         </w:rPr>
-        <w:t>채점 포인트: ① 경과 시간을 먼저 확인 / ② `ReopenSecs` 300 실측 인용 / ③ 5분이 지난 경우의 추가 확인 / ④ 두 환경의 재촉 방법을 구별 / ⑤ Broker 환경에서 SQL 사용 금지</w:t>
+        <w:t>**놓치기 쉬운 이유가 두 가지다.** 첫째, 관리자가 기능을 시험할 때 자연스럽게 `SYS`를 쓴다. 둘째, **오류 메시지가 원인을 알려 주지 않는다.** "리다이렉션이 실패했다"고만 말할 뿐 왜인지는 말하지 않는다.</w:t>
+      </w:r>
+    </w:p>
+    <w:p>
+      <w:r>
+        <w:rPr>
+          <w:rFonts w:ascii="맑은 고딕" w:hAnsi="맑은 고딕" w:eastAsia="맑은 고딕"/>
+          <w:sz w:val="21"/>
+        </w:rPr>
+        <w:t>실습에서도 처음에 `SYS`로 시도해 이 오류를 만났고, 일반 사용자로 바꾸자 바로 동작했다. **기능 검증은 실제 애플리케이션이 쓰는 계정과 같은 종류로 해야 한다.**</w:t>
+      </w:r>
+    </w:p>
+    <w:p>
+      <w:r>
+        <w:rPr>
+          <w:rFonts w:ascii="맑은 고딕" w:hAnsi="맑은 고딕" w:eastAsia="맑은 고딕"/>
+          <w:sz w:val="21"/>
+        </w:rPr>
+        <w:t>채점 포인트: ① 다섯 단계 점검 / ② ORA-16000과의 경계 / ③ SYS가 가장 흔한 원인 / ④ 놓치기 쉬운 두 이유 / ⑤ 검증 계정에 대한 교훈</w:t>
       </w:r>
     </w:p>
     <w:p>
@@ -1484,7 +935,7 @@
           <w:b/>
           <w:sz w:val="21"/>
         </w:rPr>
-        <w:t>[추가-12] 절반이 적용되지 않았다는 보고</w:t>
+        <w:t>[추가-12] ORA-03174</w:t>
       </w:r>
     </w:p>
     <w:p>
@@ -1502,7 +953,7 @@
           <w:rFonts w:ascii="맑은 고딕" w:hAnsi="맑은 고딕" w:eastAsia="맑은 고딕"/>
           <w:sz w:val="21"/>
         </w:rPr>
-        <w:t>**오해의 내용** — `V$ARCHIVED_LOG`를 조건 없이 조회하면 같은 시퀀스가 두 줄씩 나온다. `dest_id=1`은 `NO`, `dest_id=2`는 `YES`다. 이것을 보고 "절반이 `NO`"라고 읽은 것이다.</w:t>
+        <w:t>**원인.** `STANDBY_MAX_DATA_DELAY`는 `SYS` 세션에 적용되지 않는다. 메시지 자체가 `does not apply to SYS users`로 명확하다.</w:t>
       </w:r>
     </w:p>
     <w:p>
@@ -1511,7 +962,7 @@
           <w:rFonts w:ascii="맑은 고딕" w:hAnsi="맑은 고딕" w:eastAsia="맑은 고딕"/>
           <w:sz w:val="21"/>
         </w:rPr>
-        <w:t>**왜 그런가** — `dest_id=1`은 **Primary 자신의 로컬 아카이브**다. 자기가 만든 아카이브를 자기가 적용할 일이 없으므로 이 행의 `APPLIED`는 영원히 `NO`다. 실제 적용 여부는 `dest_id=2` 행에 있다.</w:t>
+        <w:t>이유는 관리 편의로 보인다. 관리자가 진단 조회를 하는데 지연 한도 때문에 막히면 곤란하다. **Standby가 뒤처져 있을 때야말로 관리자가 조회해야 하는 상황**이므로 예외로 둔 것이다.</w:t>
       </w:r>
     </w:p>
     <w:p>
@@ -1520,152 +971,7 @@
           <w:rFonts w:ascii="맑은 고딕" w:hAnsi="맑은 고딕" w:eastAsia="맑은 고딕"/>
           <w:sz w:val="21"/>
         </w:rPr>
-        <w:t>**올바른 조회와 결과**</w:t>
-      </w:r>
-    </w:p>
-    <w:tbl>
-      <w:tblPr>
-        <w:tblStyle w:val="TableGrid"/>
-        <w:tblW w:type="auto" w:w="0"/>
-        <w:tblLook w:firstColumn="1" w:firstRow="1" w:lastColumn="0" w:lastRow="0" w:noHBand="0" w:noVBand="1" w:val="04A0"/>
-      </w:tblPr>
-      <w:tblGrid>
-        <w:gridCol w:w="8640"/>
-      </w:tblGrid>
-      <w:tr>
-        <w:tc>
-          <w:tcPr>
-            <w:tcW w:type="dxa" w:w="8640"/>
-            <w:shd w:val="clear" w:color="auto" w:fill="1E1E1E"/>
-          </w:tcPr>
-          <w:p>
-            <w:pPr>
-              <w:spacing w:after="0" w:before="0"/>
-            </w:pPr>
-            <w:r>
-              <w:rPr>
-                <w:rFonts w:ascii="Consolas" w:hAnsi="Consolas" w:eastAsia="Consolas"/>
-                <w:color w:val="F2F2F2"/>
-                <w:sz w:val="19"/>
-              </w:rPr>
-              <w:t>SQL&gt; select sequence#, applied from v$archived_log</w:t>
-            </w:r>
-          </w:p>
-          <w:p>
-            <w:pPr>
-              <w:spacing w:after="0" w:before="0"/>
-            </w:pPr>
-            <w:r>
-              <w:rPr>
-                <w:rFonts w:ascii="Consolas" w:hAnsi="Consolas" w:eastAsia="Consolas"/>
-                <w:color w:val="F2F2F2"/>
-                <w:sz w:val="19"/>
-              </w:rPr>
-              <w:t xml:space="preserve">  2   where dest_id=2 order by sequence# desc fetch first 4 rows only;</w:t>
-            </w:r>
-          </w:p>
-          <w:p>
-            <w:pPr>
-              <w:spacing w:after="0" w:before="0"/>
-            </w:pPr>
-            <w:r>
-              <w:rPr>
-                <w:rFonts w:ascii="Consolas" w:hAnsi="Consolas" w:eastAsia="Consolas"/>
-                <w:color w:val="F2F2F2"/>
-                <w:sz w:val="19"/>
-              </w:rPr>
-              <w:t xml:space="preserve"> </w:t>
-            </w:r>
-          </w:p>
-          <w:p>
-            <w:pPr>
-              <w:spacing w:after="0" w:before="0"/>
-            </w:pPr>
-            <w:r>
-              <w:rPr>
-                <w:rFonts w:ascii="Consolas" w:hAnsi="Consolas" w:eastAsia="Consolas"/>
-                <w:color w:val="F2F2F2"/>
-                <w:sz w:val="19"/>
-              </w:rPr>
-              <w:t xml:space="preserve"> SEQUENCE# APPLIED</w:t>
-            </w:r>
-          </w:p>
-          <w:p>
-            <w:pPr>
-              <w:spacing w:after="0" w:before="0"/>
-            </w:pPr>
-            <w:r>
-              <w:rPr>
-                <w:rFonts w:ascii="Consolas" w:hAnsi="Consolas" w:eastAsia="Consolas"/>
-                <w:color w:val="F2F2F2"/>
-                <w:sz w:val="19"/>
-              </w:rPr>
-              <w:t>---------- ---------</w:t>
-            </w:r>
-          </w:p>
-          <w:p>
-            <w:pPr>
-              <w:spacing w:after="0" w:before="0"/>
-            </w:pPr>
-            <w:r>
-              <w:rPr>
-                <w:rFonts w:ascii="Consolas" w:hAnsi="Consolas" w:eastAsia="Consolas"/>
-                <w:color w:val="F2F2F2"/>
-                <w:sz w:val="19"/>
-              </w:rPr>
-              <w:t xml:space="preserve">        73 YES</w:t>
-            </w:r>
-          </w:p>
-          <w:p>
-            <w:pPr>
-              <w:spacing w:after="0" w:before="0"/>
-            </w:pPr>
-            <w:r>
-              <w:rPr>
-                <w:rFonts w:ascii="Consolas" w:hAnsi="Consolas" w:eastAsia="Consolas"/>
-                <w:color w:val="F2F2F2"/>
-                <w:sz w:val="19"/>
-              </w:rPr>
-              <w:t xml:space="preserve">        72 YES</w:t>
-            </w:r>
-          </w:p>
-          <w:p>
-            <w:pPr>
-              <w:spacing w:after="0" w:before="0"/>
-            </w:pPr>
-            <w:r>
-              <w:rPr>
-                <w:rFonts w:ascii="Consolas" w:hAnsi="Consolas" w:eastAsia="Consolas"/>
-                <w:color w:val="F2F2F2"/>
-                <w:sz w:val="19"/>
-              </w:rPr>
-              <w:t xml:space="preserve">        71 YES</w:t>
-            </w:r>
-          </w:p>
-          <w:p>
-            <w:pPr>
-              <w:spacing w:after="0" w:before="0"/>
-            </w:pPr>
-            <w:r>
-              <w:rPr>
-                <w:rFonts w:ascii="Consolas" w:hAnsi="Consolas" w:eastAsia="Consolas"/>
-                <w:color w:val="F2F2F2"/>
-                <w:sz w:val="19"/>
-              </w:rPr>
-              <w:t xml:space="preserve">        70 YES</w:t>
-            </w:r>
-          </w:p>
-        </w:tc>
-      </w:tr>
-    </w:tbl>
-    <w:p/>
-    <w:p>
-      <w:r>
-        <w:rPr>
-          <w:rFonts w:ascii="맑은 고딕" w:hAnsi="맑은 고딕" w:eastAsia="맑은 고딕"/>
-          <w:sz w:val="21"/>
-        </w:rPr>
-        <w:t>전부 `YES`다. **조건 하나로 판정이 달라진다.**</w:t>
+        <w:t>주목할 점은 **오류가 났지만 그 뒤의 조회는 정상 수행된다**는 것이다. 설정만 거부되고 세션은 그대로 쓸 수 있다. 그래서 "오류가 났으니 세션이 못 쓰게 됐다"고 오해하지 않아야 한다.</w:t>
       </w:r>
     </w:p>
     <w:p>
@@ -1674,7 +980,7 @@
           <w:rFonts w:ascii="맑은 고딕" w:hAnsi="맑은 고딕" w:eastAsia="맑은 고딕"/>
           <w:sz w:val="21"/>
         </w:rPr>
-        <w:t>**부수 관찰** — 같은 시퀀스의 `COMPLETION_TIME`이 목적지마다 다르다. 70번은 로컬 19:55:38, 원격 19:56:30으로 **약 52초 차이**였고 그것이 전송에 걸린 시간이다. 평소 이 차이를 기록해 두면 느려졌을 때 알아볼 수 있다.</w:t>
+        <w:t>**조치.** 일반 사용자로 접속해 시험한다. 실측에서 PDB 사용자로 접속하자 `Session altered.`가 나오고 한도가 정상 적용됐다.</w:t>
       </w:r>
     </w:p>
     <w:p>
@@ -1683,7 +989,7 @@
           <w:rFonts w:ascii="맑은 고딕" w:hAnsi="맑은 고딕" w:eastAsia="맑은 고딕"/>
           <w:sz w:val="21"/>
         </w:rPr>
-        <w:t>**주의** — 조건을 넣어도 완전하지 않다. 실습 03에서 확인한 대로 전송이 끊기면 74번은 `dest_id=2` 행이 있어도 `NO`이고, 75번은 행 자체가 없다. **행이 없는 것을 조회로는 볼 수 없으므로** Primary의 최대 시퀀스와 비교해야 한다.</w:t>
+        <w:t>**같은 성격의 문제가 이 장에 또 있다.** DML 리다이렉션이 `SYS`로 `ORA-16397`을 낸 경우다. 둘 다 일반 사용자로 바꾸자 바로 동작했다.</w:t>
       </w:r>
     </w:p>
     <w:p>
@@ -1692,7 +998,16 @@
           <w:rFonts w:ascii="맑은 고딕" w:hAnsi="맑은 고딕" w:eastAsia="맑은 고딕"/>
           <w:sz w:val="21"/>
         </w:rPr>
-        <w:t>채점 포인트: ① `dest_id=1`이 로컬이라는 원인 규명 / ② 올바른 조회와 결과 제시 / ③ 52초 차이의 의미 / ④ 행이 없는 경우까지 고려 / ⑤ Primary 최대 시퀀스와의 비교 제안</w:t>
+        <w:t>여기서 일반화할 수 있다. **ADG의 세션 기능들은 대체로 일반 사용자를 전제로 설계되어 있다.** 관리자 계정으로 기능을 시험하고 "동작하지 않는다"고 결론짓는 실수가 이 장에서만 두 번 나왔다. 기능 검증은 실제 애플리케이션 계정과 같은 종류로 한다.</w:t>
+      </w:r>
+    </w:p>
+    <w:p>
+      <w:r>
+        <w:rPr>
+          <w:rFonts w:ascii="맑은 고딕" w:hAnsi="맑은 고딕" w:eastAsia="맑은 고딕"/>
+          <w:sz w:val="21"/>
+        </w:rPr>
+        <w:t>채점 포인트: ① 메시지 해석 / ② 예외를 둔 이유 추론 / ③ 조회는 계속 가능하다는 관찰 / ④ 일반 사용자로 조치 / ⑤ ORA-16397과의 공통점과 일반화</w:t>
       </w:r>
     </w:p>
     <w:p>
@@ -1702,7 +1017,7 @@
           <w:b/>
           <w:sz w:val="21"/>
         </w:rPr>
-        <w:t>[추가-13] APPLIED_SEQ#가 0이라는 근거</w:t>
+        <w:t>[추가-13] ORA-03172가 잦을 때</w:t>
       </w:r>
     </w:p>
     <w:p>
@@ -1720,7 +1035,7 @@
           <w:rFonts w:ascii="맑은 고딕" w:hAnsi="맑은 고딕" w:eastAsia="맑은 고딕"/>
           <w:sz w:val="21"/>
         </w:rPr>
-        <w:t>**왜 부적절한가** — 실시간 적용은 아카이브 파일이 아니라 **SRL에서 직접 읽는다.** 그래서 "몇 번 아카이브까지 적용했는가"라는 이 열이 채워지지 않는다. 실측에서 `ARCHIVED_SEQ#`는 73인데 `APPLIED_SEQ#`는 0이었고, 같은 행의 `RECOVERY_MODE`가 `MANAGED REAL TIME APPLY`였다.</w:t>
+        <w:t>**원인을 셋으로 나눈다.**</w:t>
       </w:r>
     </w:p>
     <w:p>
@@ -1729,7 +1044,7 @@
           <w:rFonts w:ascii="맑은 고딕" w:hAnsi="맑은 고딕" w:eastAsia="맑은 고딕"/>
           <w:sz w:val="21"/>
         </w:rPr>
-        <w:t>**9장 이후로 계속 0이었을 것이다.** 실시간 적용을 켠 순간부터 이 값은 갱신되지 않는다. 즉 이것을 지표로 삼은 감시는 처음부터 상시 경보 상태였다는 뜻이며, 이번에 우연히 문제가 된 것이 아니다.</w:t>
+        <w:t>① **설정값이 비현실적이다.** 특히 0인 경우다. ASYNC 구성에서 0은 사실상 항상 위반된다. 실측에서 `STANDBY_MAX_DATA_DELAY of 0 seconds exceeded`를 확인했다.</w:t>
       </w:r>
     </w:p>
     <w:p>
@@ -1738,7 +1053,7 @@
           <w:rFonts w:ascii="맑은 고딕" w:hAnsi="맑은 고딕" w:eastAsia="맑은 고딕"/>
           <w:sz w:val="21"/>
         </w:rPr>
-        <w:t>**실제 적용 여부를 확인하는 절차**</w:t>
+        <w:t>② **Standby가 실제로 뒤처져 있다.** 적용이 멈췄거나 따라가지 못하는 상황이다. `V$MANAGED_STANDBY`로 MRP0 존재를, `V$DATAGUARD_STATS`로 지연을 확인한다. 실측에서 적용을 멈추자 `apply lag`이 1분 22초까지 벌어졌고 `STANDBY_MAX_DATA_DELAY of 1 seconds exceeded`가 났다.</w:t>
       </w:r>
     </w:p>
     <w:p>
@@ -1747,7 +1062,7 @@
           <w:rFonts w:ascii="맑은 고딕" w:hAnsi="맑은 고딕" w:eastAsia="맑은 고딕"/>
           <w:sz w:val="21"/>
         </w:rPr>
-        <w:t>**①** `V$MANAGED_STANDBY`에서 `MRP0` 행의 존재와 `STATUS`를 본다. 실측은 `APPLYING_LOG`, 시퀀스 74였다.</w:t>
+        <w:t>③ **간헐적으로 지연이 튄다.** 평상시에는 괜찮은데 특정 시간대에만 걸리는 경우다. `V$STANDBY_EVENT_HISTOGRAM`으로 분포를 본다.</w:t>
       </w:r>
     </w:p>
     <w:p>
@@ -1756,7 +1071,7 @@
           <w:rFonts w:ascii="맑은 고딕" w:hAnsi="맑은 고딕" w:eastAsia="맑은 고딕"/>
           <w:sz w:val="21"/>
         </w:rPr>
-        <w:t>**②** 그 `SEQUENCE#`를 Primary의 `V$LOG`에서 `STATUS='CURRENT'`인 시퀀스와 비교한다. 같으면 따라잡고 있는 것이다.</w:t>
+        <w:t>**설정값을 정하는 방법.** 정상 상태의 지연을 먼저 관찰한다. 실측에서 정상 상태의 `apply lag`은 0초였고 히스토그램의 대부분이 0초 구간이었다. 여기에 여유를 두어 5초나 10초로 잡으면 평상시에는 거의 걸리지 않고 실제 문제가 있을 때만 걸린다. 히스토그램에서 어느 구간까지가 정상 범위인지 확인해 정하는 것이 근거 있는 방법이다.</w:t>
       </w:r>
     </w:p>
     <w:p>
@@ -1765,7 +1080,7 @@
           <w:rFonts w:ascii="맑은 고딕" w:hAnsi="맑은 고딕" w:eastAsia="맑은 고딕"/>
           <w:sz w:val="21"/>
         </w:rPr>
-        <w:t>**③** `V$STANDBY_LOG`에서 `ACTIVE`인 그룹이 하나 있고 그 `SEQUENCE#`가 같은지 본다.</w:t>
+        <w:t>**애플리케이션 쪽 대응.** `ORA-03172`를 잡아 Primary로 재시도하는 구조를 만든다. 이 오류는 "지금 이 Standby로는 요건을 못 맞춘다"는 뜻이지 장애가 아니므로, 재시도가 자연스러운 처리다. 재시도 횟수와 대상(다른 Standby가 있다면 그쪽)을 함께 설계한다.</w:t>
       </w:r>
     </w:p>
     <w:p>
@@ -1774,34 +1089,7 @@
           <w:rFonts w:ascii="맑은 고딕" w:hAnsi="맑은 고딕" w:eastAsia="맑은 고딕"/>
           <w:sz w:val="21"/>
         </w:rPr>
-        <w:t>**④** 더 정밀하게는 `RFS(LGWR)`와 `MRP0`의 `SEQUENCE#`·`BLOCK#`을 비교한다. 실측에서 둘 다 74번의 17,964번 블록이었다. **받는 즉시 적용하고 있다**는 뜻이다.</w:t>
-      </w:r>
-    </w:p>
-    <w:p>
-      <w:r>
-        <w:rPr>
-          <w:rFonts w:ascii="맑은 고딕" w:hAnsi="맑은 고딕" w:eastAsia="맑은 고딕"/>
-          <w:sz w:val="21"/>
-        </w:rPr>
-        <w:t>**⑤** `V$DATAGUARD_STATS`의 `apply lag`으로 보조 확인한다. 다만 이 값은 전송이 끊기면 0으로 보이므로 단독으로 쓰지 않는다.</w:t>
-      </w:r>
-    </w:p>
-    <w:p>
-      <w:r>
-        <w:rPr>
-          <w:rFonts w:ascii="맑은 고딕" w:hAnsi="맑은 고딕" w:eastAsia="맑은 고딕"/>
-          <w:sz w:val="21"/>
-        </w:rPr>
-        <w:t>**역설적인 확인** — 실측에서 `MRP0`가 74번을 적용 중인데 `ARCHIVED_SEQ#`는 73이었다. **아카이브되기 전의 리두를 이미 적용하고 있다**는 뜻이며, 이것이 실시간 적용이 정상 동작한다는 가장 분명한 증거다.</w:t>
-      </w:r>
-    </w:p>
-    <w:p>
-      <w:r>
-        <w:rPr>
-          <w:rFonts w:ascii="맑은 고딕" w:hAnsi="맑은 고딕" w:eastAsia="맑은 고딕"/>
-          <w:sz w:val="21"/>
-        </w:rPr>
-        <w:t>채점 포인트: ① SRL에서 읽는다는 원인 / ② `RECOVERY_MODE`를 근거로 제시 / ③ 처음부터 0이었다는 지적 / ④ 확인 절차 네 가지 이상 / ⑤ `MRP0` 시퀀스가 `ARCHIVED_SEQ#`보다 앞선다는 관찰</w:t>
+        <w:t>채점 포인트: ① 세 가지 원인 분류 / ② 각각의 확인 조회 / ③ 히스토그램 기반으로 값 정하기 / ④ 재시도 구조 / ⑤ 오류의 성격 규정</w:t>
       </w:r>
     </w:p>
     <w:p>
@@ -1811,7 +1099,7 @@
           <w:b/>
           <w:sz w:val="21"/>
         </w:rPr>
-        <w:t>[추가-14] 조치 후 오히려 나빠진 화면</w:t>
+        <w:t>[추가-14] 긴 오류 스택 읽기</w:t>
       </w:r>
     </w:p>
     <w:p>
@@ -1829,7 +1117,7 @@
           <w:rFonts w:ascii="맑은 고딕" w:hAnsi="맑은 고딕" w:eastAsia="맑은 고딕"/>
           <w:sz w:val="21"/>
         </w:rPr>
-        <w:t>**무슨 일이 일어났는가** — 판정의 시차다. Broker의 상태는 주기적으로 다시 계산되며, 그 시점의 출력은 문제가 있던 구간을 반영한 것이다. 실측에서 `Configuration Status: ERROR (status updated 58 seconds ago)`였고, `chicago`에 `ORA-16778: redo transport error for one or more members`가, `boston`에 `ORA-16857`이 붙어 있었다.</w:t>
+        <w:t>**읽는 요령.** `ORA-06512`는 PL/SQL 호출 스택으로 "어디를 지났는가"만 알려 준다. 진단에는 쓸모가 적다. 따라서 **`ORA-06512`를 건너뛰고 그것이 아닌 번호를 찾는다.**</w:t>
       </w:r>
     </w:p>
     <w:p>
@@ -1838,7 +1126,7 @@
           <w:rFonts w:ascii="맑은 고딕" w:hAnsi="맑은 고딕" w:eastAsia="맑은 고딕"/>
           <w:sz w:val="21"/>
         </w:rPr>
-        <w:t>**같은 시점의 SQL 뷰** — `V$ARCHIVE_DEST`의 `dest_id=2`는 이미 `VALID`·`YES`였고 `ERROR` 열은 비어 있었다. **아래층이 먼저 회복되고 요약이 나중에 따라온다.**</w:t>
+        <w:t>실측 스택에서 그것이 아닌 번호는 둘이었다. 맨 위의 `ORA-00604`(재귀 SQL에서 오류 발생)와 중간의 `ORA-16000`이다. **앞의 것은 형식이고 뒤의 것이 내용이다.** `ORA-00604`는 "패키지 내부의 SQL에서 뭔가 났다"는 포장일 뿐이다.</w:t>
       </w:r>
     </w:p>
     <w:p>
@@ -1847,7 +1135,7 @@
           <w:rFonts w:ascii="맑은 고딕" w:hAnsi="맑은 고딕" w:eastAsia="맑은 고딕"/>
           <w:sz w:val="21"/>
         </w:rPr>
-        <w:t>**실제로 확인** — 잠시 뒤 다시 조회하면 `SUCCESS (status updated 32 seconds ago)`로 돌아왔다.</w:t>
+        <w:t>**실제 원인.** `ORA-16000: database or pluggable database open for read-only access`. 통계 수집은 딕셔너리를 바꾸므로 읽기 전용 데이터베이스에서 할 수 없다. `DBMS_STATS.SET_GLOBAL_PREFS`도 같은 결과였다.</w:t>
       </w:r>
     </w:p>
     <w:p>
@@ -1856,7 +1144,7 @@
           <w:rFonts w:ascii="맑은 고딕" w:hAnsi="맑은 고딕" w:eastAsia="맑은 고딕"/>
           <w:sz w:val="21"/>
         </w:rPr>
-        <w:t>**조치 완료를 판정하는 절차**</w:t>
+        <w:t>**대안.** ① 통계는 **Primary에서 수집한다.** 딕셔너리가 리두로 복제되므로 Standby도 같은 통계를 쓴다. ② Standby 고유의 조회 특성 때문에 다른 통계가 필요하다면 Primary에서 그에 맞게 수집하거나, 세션 수준 힌트·SQL 프로파일로 대응한다. ③ AWR처럼 Standby 성능을 기록해야 한다면 조회 결과를 외부로 내보내는 방식을 쓴다.</w:t>
       </w:r>
     </w:p>
     <w:p>
@@ -1865,7 +1153,7 @@
           <w:rFonts w:ascii="맑은 고딕" w:hAnsi="맑은 고딕" w:eastAsia="맑은 고딕"/>
           <w:sz w:val="21"/>
         </w:rPr>
-        <w:t>**①** SQL 뷰를 먼저 본다. `V$ARCHIVE_DEST`의 `STATUS`가 `VALID`이고 `ERROR`가 비었는가.</w:t>
+        <w:t>참고로 AWR은 같은 상황에서 **전용 오류 `ORA-13516`**을 낸다. 스택도 짧다. `ORA-16000`까지 내려가기 전에 패키지가 먼저 상태를 확인하고 거부했기 때문이다. **오류 번호와 스택 길이가 그 기능이 상태를 얼마나 일찍 점검하는지를 보여 준다.**</w:t>
       </w:r>
     </w:p>
     <w:p>
@@ -1874,52 +1162,7 @@
           <w:rFonts w:ascii="맑은 고딕" w:hAnsi="맑은 고딕" w:eastAsia="맑은 고딕"/>
           <w:sz w:val="21"/>
         </w:rPr>
-        <w:t>**②** 데이터가 실제로 따라왔는지 확인한다. 끊긴 동안 Primary에 넣은 행이 Standby에서 조회되는가. 실측에서 `id=92`가 조회됐다.</w:t>
-      </w:r>
-    </w:p>
-    <w:p>
-      <w:r>
-        <w:rPr>
-          <w:rFonts w:ascii="맑은 고딕" w:hAnsi="맑은 고딕" w:eastAsia="맑은 고딕"/>
-          <w:sz w:val="21"/>
-        </w:rPr>
-        <w:t>**③** Standby의 프로세스를 본다. `MRP0`가 `APPLYING_LOG`이고 `RFS(LGWR)`가 돌아왔는가. `V$STANDBY_LOG`에 `ACTIVE`가 하나 있는가.</w:t>
-      </w:r>
-    </w:p>
-    <w:p>
-      <w:r>
-        <w:rPr>
-          <w:rFonts w:ascii="맑은 고딕" w:hAnsi="맑은 고딕" w:eastAsia="맑은 고딕"/>
-          <w:sz w:val="21"/>
-        </w:rPr>
-        <w:t>**④** 그다음에 Broker를 본다. 한 주기(약 1분)를 기다리고 `SHOW CONFIGURATION`을 다시 조회한다. `status updated NN seconds ago`의 초를 함께 읽는다.</w:t>
-      </w:r>
-    </w:p>
-    <w:p>
-      <w:r>
-        <w:rPr>
-          <w:rFonts w:ascii="맑은 고딕" w:hAnsi="맑은 고딕" w:eastAsia="맑은 고딕"/>
-          <w:sz w:val="21"/>
-        </w:rPr>
-        <w:t>**⑤** 마지막으로 `VALIDATE DATABASE`로 전환 가능 여부까지 확인한다.</w:t>
-      </w:r>
-    </w:p>
-    <w:p>
-      <w:r>
-        <w:rPr>
-          <w:rFonts w:ascii="맑은 고딕" w:hAnsi="맑은 고딕" w:eastAsia="맑은 고딕"/>
-          <w:sz w:val="21"/>
-        </w:rPr>
-        <w:t>**원칙** — **고친 직후의 화면을 결론으로 삼지 않는다.** 이것은 14장에서 FSFO를 껐을 때도 확인한 성질이며, Broker 화면을 읽을 때 항상 적용된다.</w:t>
-      </w:r>
-    </w:p>
-    <w:p>
-      <w:r>
-        <w:rPr>
-          <w:rFonts w:ascii="맑은 고딕" w:hAnsi="맑은 고딕" w:eastAsia="맑은 고딕"/>
-          <w:sz w:val="21"/>
-        </w:rPr>
-        <w:t>채점 포인트: ① 판정 시차라는 원인 / ② `status updated` 초를 근거로 제시 / ③ SQL 뷰가 이미 정상이었다는 대비 / ④ 확인 절차를 아래층부터 위로 / ⑤ 14장 FSFO 사례와의 연결</w:t>
+        <w:t>채점 포인트: ① ORA-06512를 건너뛴다 / ② ORA-00604는 형식, ORA-16000이 내용 / ③ 실제 원인 / ④ 대안 세 가지 / ⑤ ORA-13516과의 대비</w:t>
       </w:r>
     </w:p>
     <w:p>
@@ -1927,7 +1170,7 @@
         <w:pStyle w:val="Heading2"/>
       </w:pPr>
       <w:r>
-        <w:t>[유형] 진단절차형 — 모범 답안</w:t>
+        <w:t>[유형] 진단절차형 — 모범답안</w:t>
       </w:r>
     </w:p>
     <w:p>
@@ -1937,7 +1180,7 @@
           <w:b/>
           <w:sz w:val="21"/>
         </w:rPr>
-        <w:t>[추가-15] 리두가 흐르고 있는가</w:t>
+        <w:t>[추가-15] Standby로 옮기기 전 점검</w:t>
       </w:r>
     </w:p>
     <w:p>
@@ -1955,7 +1198,7 @@
           <w:rFonts w:ascii="맑은 고딕" w:hAnsi="맑은 고딕" w:eastAsia="맑은 고딕"/>
           <w:sz w:val="21"/>
         </w:rPr>
-        <w:t>**① [Primary] `V$LOG`에서 `CURRENT`가 정확히 하나인가.** 기댓값 1. 둘 이상이면 뷰를 잘못 읽은 것이다. 이때의 `SEQUENCE#`를 기억한다(실측 74).</w:t>
+        <w:t>**① 대상 조회를 분류한다.** 순수 조회인가, DML을 포함하는가, 일반 테이블을 임시 저장소로 쓰는가, 시퀀스를 쓰는가. 9.4절의 기준(영구 파일·딕셔너리를 바꾸는가)을 적용한다. **이것이 가장 중요한 단계이며 대부분의 문제가 여기서 걸러진다.**</w:t>
       </w:r>
     </w:p>
     <w:p>
@@ -1964,7 +1207,7 @@
           <w:rFonts w:ascii="맑은 고딕" w:hAnsi="맑은 고딕" w:eastAsia="맑은 고딕"/>
           <w:sz w:val="21"/>
         </w:rPr>
-        <w:t>**② [Primary] `ACTIVE`이면서 `ARCHIVED=NO`인 그룹이 쌓이지 않았는가.** 기댓값 0개. 쌓이면 아카이버가 밀리고 있고, 그대로 두면 쓸 그룹이 없어 로그 전환이 멈춘다.</w:t>
+        <w:t>**② 계정을 확인한다.** 관리자 계정이 아니라 애플리케이션 계정으로 시험한다. `SYS`로는 리다이렉션(ORA-16397)도 지연 한도(ORA-03174)도 동작하지 않는다.</w:t>
       </w:r>
     </w:p>
     <w:p>
@@ -1973,7 +1216,7 @@
           <w:rFonts w:ascii="맑은 고딕" w:hAnsi="맑은 고딕" w:eastAsia="맑은 고딕"/>
           <w:sz w:val="21"/>
         </w:rPr>
-        <w:t>**③ [Standby] `V$STANDBY_LOG`에서 `ACTIVE`가 정확히 하나인가.** 기댓값 1. 0개면 리두가 오지 않는 것이고, 둘 이상이면 앞 그룹이 아직 아카이브되지 않은 채 다음을 받고 있다.</w:t>
+        <w:t>**③ 접속 경로를 확인한다.** Standby의 PDB 서비스가 리스너에 등록되어 있는지 본다. `lsnrctl status | grep &lt;pdb&gt;`로 `status READY`를 확인한다. PDB가 열려 있지 않으면 서비스가 없다.</w:t>
       </w:r>
     </w:p>
     <w:p>
@@ -1982,7 +1225,7 @@
           <w:rFonts w:ascii="맑은 고딕" w:hAnsi="맑은 고딕" w:eastAsia="맑은 고딕"/>
           <w:sz w:val="21"/>
         </w:rPr>
-        <w:t>**④ [Standby] 그 그룹의 `SEQUENCE#`가 ①의 값과 같은가.** 기댓값 일치(실측 74). 뒤지면 밀린 것이다. 더 정밀하게는 `RFS(LGWR)`와 `MRP0`의 `BLOCK#`까지 비교한다(실측 17,964).</w:t>
+        <w:t>**④ 신선도 요건을 정한다.** 몇 초까지 오래된 데이터를 받아들일 수 있는가. 정상 상태의 지연을 `V$DATAGUARD_STATS`와 히스토그램으로 관찰한 뒤 여유를 두어 정한다.</w:t>
       </w:r>
     </w:p>
     <w:p>
@@ -1991,7 +1234,7 @@
           <w:rFonts w:ascii="맑은 고딕" w:hAnsi="맑은 고딕" w:eastAsia="맑은 고딕"/>
           <w:sz w:val="21"/>
         </w:rPr>
-        <w:t>**⑤ [양쪽] `V$LOGFILE`에서 `STATUS`가 비어 있지 않은 행이 있는가.** 기댓값 0개. `INVALID`·`STALE`·`DELETED` 중 하나가 나오면 확인 대상이다.</w:t>
+        <w:t>**⑤ 실패 경로를 만든다.** Standby가 뒤처지거나 내려갔을 때 Primary로 가는 길을 준비한다. `ORA-03172` 처리를 애플리케이션에 넣고, 세션이 `SYS_CONTEXT`로 자신이 어디에 붙었는지 확인할 수 있게 한다.</w:t>
       </w:r>
     </w:p>
     <w:p>
@@ -2000,7 +1243,7 @@
           <w:rFonts w:ascii="맑은 고딕" w:hAnsi="맑은 고딕" w:eastAsia="맑은 고딕"/>
           <w:sz w:val="21"/>
         </w:rPr>
-        <w:t>**다섯 가지 모두 SQL 한 줄씩**이며 이것만으로 "리두가 흐르고 있는가"에 답할 수 있다.</w:t>
+        <w:t>**⑥ 감시 항목을 정한다.** MRP0 존재, 두 지연, 히스토그램 기반 비율을 정기적으로 수집한다.</w:t>
       </w:r>
     </w:p>
     <w:p>
@@ -2009,25 +1252,7 @@
           <w:rFonts w:ascii="맑은 고딕" w:hAnsi="맑은 고딕" w:eastAsia="맑은 고딕"/>
           <w:sz w:val="21"/>
         </w:rPr>
-        <w:t>**주의** — ③과 ④는 Standby에서 실행해야 한다. Primary에서 `V$STANDBY_LOG`를 조회하면 오류 없이 전부 `UNASSIGNED`가 나와 "리두가 오지 않는다"로 오판하게 된다.</w:t>
-      </w:r>
-    </w:p>
-    <w:p>
-      <w:r>
-        <w:rPr>
-          <w:rFonts w:ascii="맑은 고딕" w:hAnsi="맑은 고딕" w:eastAsia="맑은 고딕"/>
-          <w:sz w:val="21"/>
-        </w:rPr>
-        <w:t>**Broker와의 대비** — `SHOW CONFIGURATION` 한 줄보다 손이 많이 간다. 그러나 각 항목이 무엇을 뜻하는지 알고 보므로 문제가 생겼을 때 어디를 볼지 바로 안다.</w:t>
-      </w:r>
-    </w:p>
-    <w:p>
-      <w:r>
-        <w:rPr>
-          <w:rFonts w:ascii="맑은 고딕" w:hAnsi="맑은 고딕" w:eastAsia="맑은 고딕"/>
-          <w:sz w:val="21"/>
-        </w:rPr>
-        <w:t>채점 포인트: ① 다섯 단계 제시 / ② 각 단계의 기댓값 명시 / ③ 어긋났을 때의 해석 / ④ 어느 쪽에서 실행하는지 표시 / ⑤ Primary 오조회 함정 경고</w:t>
+        <w:t>채점 포인트: ① 분류가 첫 단계 / ② 계정 확인 / ③ 서비스 등록 확인 / ④ 신선도 요건과 근거 / ⑤ 실패 경로와 감시</w:t>
       </w:r>
     </w:p>
     <w:p>
@@ -2037,7 +1262,7 @@
           <w:b/>
           <w:sz w:val="21"/>
         </w:rPr>
-        <w:t>[추가-16] 양쪽에서 진단하기</w:t>
+        <w:t>[추가-16] 어디에 붙었는지 모를 때</w:t>
       </w:r>
     </w:p>
     <w:p>
@@ -2055,7 +1280,7 @@
           <w:rFonts w:ascii="맑은 고딕" w:hAnsi="맑은 고딕" w:eastAsia="맑은 고딕"/>
           <w:sz w:val="21"/>
         </w:rPr>
-        <w:t>**Primary 쪽 절차**</w:t>
+        <w:t>**확인 절차.**</w:t>
       </w:r>
     </w:p>
     <w:p>
@@ -2064,7 +1289,7 @@
           <w:rFonts w:ascii="맑은 고딕" w:hAnsi="맑은 고딕" w:eastAsia="맑은 고딕"/>
           <w:sz w:val="21"/>
         </w:rPr>
-        <w:t>**①** `V$ARCHIVE_DEST`의 `dest_id=2`에서 `STATUS`·`VALID_NOW`·`ERROR`를 본다. 실측 `ERROR`·`INACTIVE`·`ORA-12541`.</w:t>
+        <w:t>① 세션에서 `SELECT sys_context('userenv','db_unique_name'), sys_context('userenv','database_role') FROM dual;`을 실행한다. 실측에서 `boston` / `PHYSICAL STANDBY`가 나왔다.</w:t>
       </w:r>
     </w:p>
     <w:p>
@@ -2073,7 +1298,7 @@
           <w:rFonts w:ascii="맑은 고딕" w:hAnsi="맑은 고딕" w:eastAsia="맑은 고딕"/>
           <w:sz w:val="21"/>
         </w:rPr>
-        <w:t>**②** `LOG_ARCHIVE_DEST_STATE_2`를 함께 본다. 실측 `ENABLE` — 설정이 아니라 장애다.</w:t>
+        <w:t>② 두 값을 함께 본다. `DB_UNIQUE_NAME`은 어느 데이터베이스인지, `DATABASE_ROLE`은 그것이 Primary인지 Standby인지 알려 준다.</w:t>
       </w:r>
     </w:p>
     <w:p>
@@ -2082,7 +1307,7 @@
           <w:rFonts w:ascii="맑은 고딕" w:hAnsi="맑은 고딕" w:eastAsia="맑은 고딕"/>
           <w:sz w:val="21"/>
         </w:rPr>
-        <w:t>**③** `V$DATAGUARD_STATUS`에서 `ERROR_CODE&lt;&gt;0`인 행을 본다. 실측 12541 세 건.</w:t>
+        <w:t>③ 보조로 `V$DATABASE.OPEN_MODE`를 본다. `READ ONLY WITH APPLY`이면 ADG Standby다.</w:t>
       </w:r>
     </w:p>
     <w:p>
@@ -2091,7 +1316,7 @@
           <w:rFonts w:ascii="맑은 고딕" w:hAnsi="맑은 고딕" w:eastAsia="맑은 고딕"/>
           <w:sz w:val="21"/>
         </w:rPr>
-        <w:t>**④** 알림 로그에서 접속 문자열과 프로세스, 트레이스 파일 이름을 확인한다.</w:t>
+        <w:t>**설계 단계에서 방지하는 방법.**</w:t>
       </w:r>
     </w:p>
     <w:p>
@@ -2100,7 +1325,7 @@
           <w:rFonts w:ascii="맑은 고딕" w:hAnsi="맑은 고딕" w:eastAsia="맑은 고딕"/>
           <w:sz w:val="21"/>
         </w:rPr>
-        <w:t>**⑤** `V$ARCHIVED_LOG`의 `dest_id=2`에서 어디까지 보냈는지 본다. 실측 73번까지 `YES`, 74번 `NO`, 75번 행 없음.</w:t>
+        <w:t>첫째, **역할로 판단하게 만든다.** 이름이나 접속 문자열이 아니라 `DATABASE_ROLE`을 기준으로 삼는다. 역할 전환이 있는 환경에서는 접속 대상은 그대로인데 역할이 바뀔 수 있기 때문이다.</w:t>
       </w:r>
     </w:p>
     <w:p>
@@ -2109,7 +1334,7 @@
           <w:rFonts w:ascii="맑은 고딕" w:hAnsi="맑은 고딕" w:eastAsia="맑은 고딕"/>
           <w:sz w:val="21"/>
         </w:rPr>
-        <w:t>**Standby 쪽 절차**</w:t>
+        <w:t>둘째, **접속 직후 확인하는 코드를 둔다.** 애플리케이션이 연결 풀에서 세션을 꺼낼 때 한 번 확인하고, 기대와 다르면 그 세션을 쓰지 않는다.</w:t>
       </w:r>
     </w:p>
     <w:p>
@@ -2118,7 +1343,7 @@
           <w:rFonts w:ascii="맑은 고딕" w:hAnsi="맑은 고딕" w:eastAsia="맑은 고딕"/>
           <w:sz w:val="21"/>
         </w:rPr>
-        <w:t>**①** `V$MANAGED_STANDBY`에서 `MRP0`의 `STATUS`와 `SEQUENCE#`를 본다. 실측 `WAIT_FOR_LOG`, 75.</w:t>
+        <w:t>셋째, **서비스를 역할별로 나눈다.** 읽기 전용 서비스와 읽기 쓰기 서비스를 따로 만들고 역할에 따라 시작·정지되게 하면, 애플리케이션이 서비스 이름만으로 올바른 노드에 붙는다. 이 방식이 가장 견고하다.</w:t>
       </w:r>
     </w:p>
     <w:p>
@@ -2127,344 +1352,7 @@
           <w:rFonts w:ascii="맑은 고딕" w:hAnsi="맑은 고딕" w:eastAsia="맑은 고딕"/>
           <w:sz w:val="21"/>
         </w:rPr>
-        <w:t>**②** `CLIENT_PROCESS='LGWR'`인 RFS가 있는지 본다. 실측 사라졌다.</w:t>
-      </w:r>
-    </w:p>
-    <w:p>
-      <w:r>
-        <w:rPr>
-          <w:rFonts w:ascii="맑은 고딕" w:hAnsi="맑은 고딕" w:eastAsia="맑은 고딕"/>
-          <w:sz w:val="21"/>
-        </w:rPr>
-        <w:t>**③** `V$STANDBY_LOG`에서 `ACTIVE`가 있는지 본다.</w:t>
-      </w:r>
-    </w:p>
-    <w:p>
-      <w:r>
-        <w:rPr>
-          <w:rFonts w:ascii="맑은 고딕" w:hAnsi="맑은 고딕" w:eastAsia="맑은 고딕"/>
-          <w:sz w:val="21"/>
-        </w:rPr>
-        <w:t>**④** `V$DATAGUARD_STATUS`를 본다. 실측 `Media Recovery Waiting for T-1.S-75`.</w:t>
-      </w:r>
-    </w:p>
-    <w:p>
-      <w:r>
-        <w:rPr>
-          <w:rFonts w:ascii="맑은 고딕" w:hAnsi="맑은 고딕" w:eastAsia="맑은 고딕"/>
-          <w:sz w:val="21"/>
-        </w:rPr>
-        <w:t>**⑤ 지연은 보지 않는다.** 실측에서 두 값 모두 0이었다.</w:t>
-      </w:r>
-    </w:p>
-    <w:p>
-      <w:r>
-        <w:rPr>
-          <w:rFonts w:ascii="맑은 고딕" w:hAnsi="맑은 고딕" w:eastAsia="맑은 고딕"/>
-          <w:sz w:val="21"/>
-        </w:rPr>
-        <w:t>**어느 쪽에서만 보이는 것**</w:t>
-      </w:r>
-    </w:p>
-    <w:tbl>
-      <w:tblPr>
-        <w:tblStyle w:val="TableGrid"/>
-        <w:tblW w:type="auto" w:w="0"/>
-        <w:tblLook w:firstColumn="1" w:firstRow="1" w:lastColumn="0" w:lastRow="0" w:noHBand="0" w:noVBand="1" w:val="04A0"/>
-      </w:tblPr>
-      <w:tblGrid>
-        <w:gridCol w:w="2880"/>
-        <w:gridCol w:w="2880"/>
-        <w:gridCol w:w="2880"/>
-      </w:tblGrid>
-      <w:tr>
-        <w:tc>
-          <w:tcPr>
-            <w:tcW w:type="dxa" w:w="2880"/>
-            <w:shd w:val="clear" w:color="auto" w:fill="D9E1F2"/>
-          </w:tcPr>
-          <w:p>
-            <w:r>
-              <w:rPr>
-                <w:rFonts w:ascii="맑은 고딕" w:hAnsi="맑은 고딕" w:eastAsia="맑은 고딕"/>
-                <w:b/>
-                <w:sz w:val="19"/>
-              </w:rPr>
-              <w:t>정보</w:t>
-            </w:r>
-          </w:p>
-        </w:tc>
-        <w:tc>
-          <w:tcPr>
-            <w:tcW w:type="dxa" w:w="2880"/>
-            <w:shd w:val="clear" w:color="auto" w:fill="D9E1F2"/>
-          </w:tcPr>
-          <w:p>
-            <w:r>
-              <w:rPr>
-                <w:rFonts w:ascii="맑은 고딕" w:hAnsi="맑은 고딕" w:eastAsia="맑은 고딕"/>
-                <w:b/>
-                <w:sz w:val="19"/>
-              </w:rPr>
-              <w:t>Primary</w:t>
-            </w:r>
-          </w:p>
-        </w:tc>
-        <w:tc>
-          <w:tcPr>
-            <w:tcW w:type="dxa" w:w="2880"/>
-            <w:shd w:val="clear" w:color="auto" w:fill="D9E1F2"/>
-          </w:tcPr>
-          <w:p>
-            <w:r>
-              <w:rPr>
-                <w:rFonts w:ascii="맑은 고딕" w:hAnsi="맑은 고딕" w:eastAsia="맑은 고딕"/>
-                <w:b/>
-                <w:sz w:val="19"/>
-              </w:rPr>
-              <w:t>Standby</w:t>
-            </w:r>
-          </w:p>
-        </w:tc>
-      </w:tr>
-      <w:tr>
-        <w:tc>
-          <w:tcPr>
-            <w:tcW w:type="dxa" w:w="2880"/>
-          </w:tcPr>
-          <w:p>
-            <w:r>
-              <w:rPr>
-                <w:rFonts w:ascii="맑은 고딕" w:hAnsi="맑은 고딕" w:eastAsia="맑은 고딕"/>
-                <w:sz w:val="19"/>
-              </w:rPr>
-              <w:t>`ORA-12541` 같은 접속 오류</w:t>
-            </w:r>
-          </w:p>
-        </w:tc>
-        <w:tc>
-          <w:tcPr>
-            <w:tcW w:type="dxa" w:w="2880"/>
-          </w:tcPr>
-          <w:p>
-            <w:r>
-              <w:rPr>
-                <w:rFonts w:ascii="맑은 고딕" w:hAnsi="맑은 고딕" w:eastAsia="맑은 고딕"/>
-                <w:sz w:val="19"/>
-              </w:rPr>
-              <w:t>**보인다**</w:t>
-            </w:r>
-          </w:p>
-        </w:tc>
-        <w:tc>
-          <w:tcPr>
-            <w:tcW w:type="dxa" w:w="2880"/>
-          </w:tcPr>
-          <w:p>
-            <w:r>
-              <w:rPr>
-                <w:rFonts w:ascii="맑은 고딕" w:hAnsi="맑은 고딕" w:eastAsia="맑은 고딕"/>
-                <w:sz w:val="19"/>
-              </w:rPr>
-              <w:t>보이지 않는다</w:t>
-            </w:r>
-          </w:p>
-        </w:tc>
-      </w:tr>
-      <w:tr>
-        <w:tc>
-          <w:tcPr>
-            <w:tcW w:type="dxa" w:w="2880"/>
-          </w:tcPr>
-          <w:p>
-            <w:r>
-              <w:rPr>
-                <w:rFonts w:ascii="맑은 고딕" w:hAnsi="맑은 고딕" w:eastAsia="맑은 고딕"/>
-                <w:sz w:val="19"/>
-              </w:rPr>
-              <w:t>접속 문자열·프로세스</w:t>
-            </w:r>
-          </w:p>
-        </w:tc>
-        <w:tc>
-          <w:tcPr>
-            <w:tcW w:type="dxa" w:w="2880"/>
-          </w:tcPr>
-          <w:p>
-            <w:r>
-              <w:rPr>
-                <w:rFonts w:ascii="맑은 고딕" w:hAnsi="맑은 고딕" w:eastAsia="맑은 고딕"/>
-                <w:sz w:val="19"/>
-              </w:rPr>
-              <w:t>**보인다**(알림 로그)</w:t>
-            </w:r>
-          </w:p>
-        </w:tc>
-        <w:tc>
-          <w:tcPr>
-            <w:tcW w:type="dxa" w:w="2880"/>
-          </w:tcPr>
-          <w:p>
-            <w:r>
-              <w:rPr>
-                <w:rFonts w:ascii="맑은 고딕" w:hAnsi="맑은 고딕" w:eastAsia="맑은 고딕"/>
-                <w:sz w:val="19"/>
-              </w:rPr>
-              <w:t>보이지 않는다</w:t>
-            </w:r>
-          </w:p>
-        </w:tc>
-      </w:tr>
-      <w:tr>
-        <w:tc>
-          <w:tcPr>
-            <w:tcW w:type="dxa" w:w="2880"/>
-          </w:tcPr>
-          <w:p>
-            <w:r>
-              <w:rPr>
-                <w:rFonts w:ascii="맑은 고딕" w:hAnsi="맑은 고딕" w:eastAsia="맑은 고딕"/>
-                <w:sz w:val="19"/>
-              </w:rPr>
-              <w:t>어디까지 보냈는가</w:t>
-            </w:r>
-          </w:p>
-        </w:tc>
-        <w:tc>
-          <w:tcPr>
-            <w:tcW w:type="dxa" w:w="2880"/>
-          </w:tcPr>
-          <w:p>
-            <w:r>
-              <w:rPr>
-                <w:rFonts w:ascii="맑은 고딕" w:hAnsi="맑은 고딕" w:eastAsia="맑은 고딕"/>
-                <w:sz w:val="19"/>
-              </w:rPr>
-              <w:t>**보인다**</w:t>
-            </w:r>
-          </w:p>
-        </w:tc>
-        <w:tc>
-          <w:tcPr>
-            <w:tcW w:type="dxa" w:w="2880"/>
-          </w:tcPr>
-          <w:p>
-            <w:r>
-              <w:rPr>
-                <w:rFonts w:ascii="맑은 고딕" w:hAnsi="맑은 고딕" w:eastAsia="맑은 고딕"/>
-                <w:sz w:val="19"/>
-              </w:rPr>
-              <w:t>부분적</w:t>
-            </w:r>
-          </w:p>
-        </w:tc>
-      </w:tr>
-      <w:tr>
-        <w:tc>
-          <w:tcPr>
-            <w:tcW w:type="dxa" w:w="2880"/>
-          </w:tcPr>
-          <w:p>
-            <w:r>
-              <w:rPr>
-                <w:rFonts w:ascii="맑은 고딕" w:hAnsi="맑은 고딕" w:eastAsia="맑은 고딕"/>
-                <w:sz w:val="19"/>
-              </w:rPr>
-              <w:t>`MRP0` 상태·`RFS(LGWR)`</w:t>
-            </w:r>
-          </w:p>
-        </w:tc>
-        <w:tc>
-          <w:tcPr>
-            <w:tcW w:type="dxa" w:w="2880"/>
-          </w:tcPr>
-          <w:p>
-            <w:r>
-              <w:rPr>
-                <w:rFonts w:ascii="맑은 고딕" w:hAnsi="맑은 고딕" w:eastAsia="맑은 고딕"/>
-                <w:sz w:val="19"/>
-              </w:rPr>
-              <w:t>보이지 않는다</w:t>
-            </w:r>
-          </w:p>
-        </w:tc>
-        <w:tc>
-          <w:tcPr>
-            <w:tcW w:type="dxa" w:w="2880"/>
-          </w:tcPr>
-          <w:p>
-            <w:r>
-              <w:rPr>
-                <w:rFonts w:ascii="맑은 고딕" w:hAnsi="맑은 고딕" w:eastAsia="맑은 고딕"/>
-                <w:sz w:val="19"/>
-              </w:rPr>
-              <w:t>**보인다**</w:t>
-            </w:r>
-          </w:p>
-        </w:tc>
-      </w:tr>
-      <w:tr>
-        <w:tc>
-          <w:tcPr>
-            <w:tcW w:type="dxa" w:w="2880"/>
-          </w:tcPr>
-          <w:p>
-            <w:r>
-              <w:rPr>
-                <w:rFonts w:ascii="맑은 고딕" w:hAnsi="맑은 고딕" w:eastAsia="맑은 고딕"/>
-                <w:sz w:val="19"/>
-              </w:rPr>
-              <w:t>"다음 리두를 기다린다"</w:t>
-            </w:r>
-          </w:p>
-        </w:tc>
-        <w:tc>
-          <w:tcPr>
-            <w:tcW w:type="dxa" w:w="2880"/>
-          </w:tcPr>
-          <w:p>
-            <w:r>
-              <w:rPr>
-                <w:rFonts w:ascii="맑은 고딕" w:hAnsi="맑은 고딕" w:eastAsia="맑은 고딕"/>
-                <w:sz w:val="19"/>
-              </w:rPr>
-              <w:t>보이지 않는다</w:t>
-            </w:r>
-          </w:p>
-        </w:tc>
-        <w:tc>
-          <w:tcPr>
-            <w:tcW w:type="dxa" w:w="2880"/>
-          </w:tcPr>
-          <w:p>
-            <w:r>
-              <w:rPr>
-                <w:rFonts w:ascii="맑은 고딕" w:hAnsi="맑은 고딕" w:eastAsia="맑은 고딕"/>
-                <w:sz w:val="19"/>
-              </w:rPr>
-              <w:t>**보인다**</w:t>
-            </w:r>
-          </w:p>
-        </w:tc>
-      </w:tr>
-    </w:tbl>
-    <w:p/>
-    <w:p>
-      <w:r>
-        <w:rPr>
-          <w:rFonts w:ascii="맑은 고딕" w:hAnsi="맑은 고딕" w:eastAsia="맑은 고딕"/>
-          <w:sz w:val="21"/>
-        </w:rPr>
-        <w:t>**핵심** — **보내는 쪽이 실패를 알고 받는 쪽은 모른다.** 실측에서 Standby의 `DG_ERR`는 0이었다. Standby 쪽만 보면 "안 온다"와 "안 보낸다"를 구별할 수 없으며, 이것은 14장에서도 확인한 성질이다. **양쪽을 다 봐야 한다.**</w:t>
-      </w:r>
-    </w:p>
-    <w:p>
-      <w:r>
-        <w:rPr>
-          <w:rFonts w:ascii="맑은 고딕" w:hAnsi="맑은 고딕" w:eastAsia="맑은 고딕"/>
-          <w:sz w:val="21"/>
-        </w:rPr>
-        <w:t>채점 포인트: ① 양쪽 절차를 각각 제시 / ② 실측값 인용 / ③ 어느 쪽에서만 보이는 정보 정리 / ④ Standby의 `DG_ERR`가 0이었다는 관찰 / ⑤ 지연을 보지 않는다는 원칙</w:t>
+        <w:t>채점 포인트: ① SYS_CONTEXT 두 항목 / ② OPEN_MODE 보조 확인 / ③ 이름이 아니라 역할로 판단 / ④ 접속 직후 확인 코드 / ⑤ 역할별 서비스 분리</w:t>
       </w:r>
     </w:p>
     <w:p>
@@ -2474,7 +1362,7 @@
           <w:b/>
           <w:sz w:val="21"/>
         </w:rPr>
-        <w:t>[추가-17] Logical 로 바뀐 뒤의 감시</w:t>
+        <w:t>[추가-17] 리다이렉션 도입 판단</w:t>
       </w:r>
     </w:p>
     <w:p>
@@ -2492,7 +1380,7 @@
           <w:rFonts w:ascii="맑은 고딕" w:hAnsi="맑은 고딕" w:eastAsia="맑은 고딕"/>
           <w:sz w:val="21"/>
         </w:rPr>
-        <w:t>**왜 비는가** — 감시 스크립트가 Physical Standby 를 전제로 짜였기 때문이다. Logical Standby 는 MRP 가 아니라 SQL Apply 로 적용한다. 실측에서 `V$MANAGED_STANDBY`에는 `ARCH` 4개와 `DGRD` 2개만 남고 `MRP0`이 없었으며, `V$DATAGUARD_STATS`는 **`no rows selected`**였다. 뷰가 없어진 것이 아니라 **행이 없다.** `ORA-00942`가 아니므로 뷰 이름 문제와 구별된다.</w:t>
+        <w:t>**① 대상 DML의 성격을 본다.** 간헐적이고 작은가. 문장 하나가 두 번의 네트워크 왕복을 만들므로, 빈도가 높거나 행 수가 많으면 적합하지 않다.</w:t>
       </w:r>
     </w:p>
     <w:p>
@@ -2501,211 +1389,7 @@
           <w:rFonts w:ascii="맑은 고딕" w:hAnsi="맑은 고딕" w:eastAsia="맑은 고딕"/>
           <w:sz w:val="21"/>
         </w:rPr>
-        <w:t>**대체 지표**</w:t>
-      </w:r>
-    </w:p>
-    <w:tbl>
-      <w:tblPr>
-        <w:tblStyle w:val="TableGrid"/>
-        <w:tblW w:type="auto" w:w="0"/>
-        <w:tblLook w:firstColumn="1" w:firstRow="1" w:lastColumn="0" w:lastRow="0" w:noHBand="0" w:noVBand="1" w:val="04A0"/>
-      </w:tblPr>
-      <w:tblGrid>
-        <w:gridCol w:w="2880"/>
-        <w:gridCol w:w="2880"/>
-        <w:gridCol w:w="2880"/>
-      </w:tblGrid>
-      <w:tr>
-        <w:tc>
-          <w:tcPr>
-            <w:tcW w:type="dxa" w:w="2880"/>
-            <w:shd w:val="clear" w:color="auto" w:fill="D9E1F2"/>
-          </w:tcPr>
-          <w:p>
-            <w:r>
-              <w:rPr>
-                <w:rFonts w:ascii="맑은 고딕" w:hAnsi="맑은 고딕" w:eastAsia="맑은 고딕"/>
-                <w:b/>
-                <w:sz w:val="19"/>
-              </w:rPr>
-              <w:t>확인할 것</w:t>
-            </w:r>
-          </w:p>
-        </w:tc>
-        <w:tc>
-          <w:tcPr>
-            <w:tcW w:type="dxa" w:w="2880"/>
-            <w:shd w:val="clear" w:color="auto" w:fill="D9E1F2"/>
-          </w:tcPr>
-          <w:p>
-            <w:r>
-              <w:rPr>
-                <w:rFonts w:ascii="맑은 고딕" w:hAnsi="맑은 고딕" w:eastAsia="맑은 고딕"/>
-                <w:b/>
-                <w:sz w:val="19"/>
-              </w:rPr>
-              <w:t>Physical</w:t>
-            </w:r>
-          </w:p>
-        </w:tc>
-        <w:tc>
-          <w:tcPr>
-            <w:tcW w:type="dxa" w:w="2880"/>
-            <w:shd w:val="clear" w:color="auto" w:fill="D9E1F2"/>
-          </w:tcPr>
-          <w:p>
-            <w:r>
-              <w:rPr>
-                <w:rFonts w:ascii="맑은 고딕" w:hAnsi="맑은 고딕" w:eastAsia="맑은 고딕"/>
-                <w:b/>
-                <w:sz w:val="19"/>
-              </w:rPr>
-              <w:t>Logical</w:t>
-            </w:r>
-          </w:p>
-        </w:tc>
-      </w:tr>
-      <w:tr>
-        <w:tc>
-          <w:tcPr>
-            <w:tcW w:type="dxa" w:w="2880"/>
-          </w:tcPr>
-          <w:p>
-            <w:r>
-              <w:rPr>
-                <w:rFonts w:ascii="맑은 고딕" w:hAnsi="맑은 고딕" w:eastAsia="맑은 고딕"/>
-                <w:sz w:val="19"/>
-              </w:rPr>
-              <w:t>적용 프로세스·상태</w:t>
-            </w:r>
-          </w:p>
-        </w:tc>
-        <w:tc>
-          <w:tcPr>
-            <w:tcW w:type="dxa" w:w="2880"/>
-          </w:tcPr>
-          <w:p>
-            <w:r>
-              <w:rPr>
-                <w:rFonts w:ascii="맑은 고딕" w:hAnsi="맑은 고딕" w:eastAsia="맑은 고딕"/>
-                <w:sz w:val="19"/>
-              </w:rPr>
-              <w:t>`V$MANAGED_STANDBY`의 `MRP0`</w:t>
-            </w:r>
-          </w:p>
-        </w:tc>
-        <w:tc>
-          <w:tcPr>
-            <w:tcW w:type="dxa" w:w="2880"/>
-          </w:tcPr>
-          <w:p>
-            <w:r>
-              <w:rPr>
-                <w:rFonts w:ascii="맑은 고딕" w:hAnsi="맑은 고딕" w:eastAsia="맑은 고딕"/>
-                <w:sz w:val="19"/>
-              </w:rPr>
-              <w:t>`V$LOGSTDBY_PROCESS`·`V$LOGSTDBY_STATE`</w:t>
-            </w:r>
-          </w:p>
-        </w:tc>
-      </w:tr>
-      <w:tr>
-        <w:tc>
-          <w:tcPr>
-            <w:tcW w:type="dxa" w:w="2880"/>
-          </w:tcPr>
-          <w:p>
-            <w:r>
-              <w:rPr>
-                <w:rFonts w:ascii="맑은 고딕" w:hAnsi="맑은 고딕" w:eastAsia="맑은 고딕"/>
-                <w:sz w:val="19"/>
-              </w:rPr>
-              <w:t>지연</w:t>
-            </w:r>
-          </w:p>
-        </w:tc>
-        <w:tc>
-          <w:tcPr>
-            <w:tcW w:type="dxa" w:w="2880"/>
-          </w:tcPr>
-          <w:p>
-            <w:r>
-              <w:rPr>
-                <w:rFonts w:ascii="맑은 고딕" w:hAnsi="맑은 고딕" w:eastAsia="맑은 고딕"/>
-                <w:sz w:val="19"/>
-              </w:rPr>
-              <w:t>`V$DATAGUARD_STATS` 두 값</w:t>
-            </w:r>
-          </w:p>
-        </w:tc>
-        <w:tc>
-          <w:tcPr>
-            <w:tcW w:type="dxa" w:w="2880"/>
-          </w:tcPr>
-          <w:p>
-            <w:r>
-              <w:rPr>
-                <w:rFonts w:ascii="맑은 고딕" w:hAnsi="맑은 고딕" w:eastAsia="맑은 고딕"/>
-                <w:sz w:val="19"/>
-              </w:rPr>
-              <w:t>`DBA_LOGSTDBY_PROGRESS`의 세 SCN</w:t>
-            </w:r>
-          </w:p>
-        </w:tc>
-      </w:tr>
-      <w:tr>
-        <w:tc>
-          <w:tcPr>
-            <w:tcW w:type="dxa" w:w="2880"/>
-          </w:tcPr>
-          <w:p>
-            <w:r>
-              <w:rPr>
-                <w:rFonts w:ascii="맑은 고딕" w:hAnsi="맑은 고딕" w:eastAsia="맑은 고딕"/>
-                <w:sz w:val="19"/>
-              </w:rPr>
-              <w:t>트랜잭션</w:t>
-            </w:r>
-          </w:p>
-        </w:tc>
-        <w:tc>
-          <w:tcPr>
-            <w:tcW w:type="dxa" w:w="2880"/>
-          </w:tcPr>
-          <w:p>
-            <w:r>
-              <w:rPr>
-                <w:rFonts w:ascii="맑은 고딕" w:hAnsi="맑은 고딕" w:eastAsia="맑은 고딕"/>
-                <w:sz w:val="19"/>
-              </w:rPr>
-              <w:t>(없음)</w:t>
-            </w:r>
-          </w:p>
-        </w:tc>
-        <w:tc>
-          <w:tcPr>
-            <w:tcW w:type="dxa" w:w="2880"/>
-          </w:tcPr>
-          <w:p>
-            <w:r>
-              <w:rPr>
-                <w:rFonts w:ascii="맑은 고딕" w:hAnsi="맑은 고딕" w:eastAsia="맑은 고딕"/>
-                <w:sz w:val="19"/>
-              </w:rPr>
-              <w:t>`V$LOGSTDBY_TRANSACTION`</w:t>
-            </w:r>
-          </w:p>
-        </w:tc>
-      </w:tr>
-    </w:tbl>
-    <w:p/>
-    <w:p>
-      <w:r>
-        <w:rPr>
-          <w:rFonts w:ascii="맑은 고딕" w:hAnsi="맑은 고딕" w:eastAsia="맑은 고딕"/>
-          <w:sz w:val="21"/>
-        </w:rPr>
-        <w:t>**판정 규칙** — `STATE`가 `IDLE`이면 정상, `APPLYING`이면 적용 중, **`SQL APPLY NOT ON`이면 심각**이다. 진행은 `NEWEST_SCN - APPLIED_SCN`으로 본다. 실측 정상값은 `APPLIED` 2,988,122 / `READ` 2,988,125 / `NEWEST` 2,988,129로 세 값이 거의 붙어 있었다. 차이가 계속 벌어지면 밀리는 것이다.</w:t>
+        <w:t>**② 트랜잭션의 길이를 본다.** 리다이렉트된 DML의 트랜잭션은 Primary에 존재한다. 긴 트랜잭션을 열어 두면 Primary에 잠금이 남을 수 있다.</w:t>
       </w:r>
     </w:p>
     <w:p>
@@ -2714,7 +1398,7 @@
           <w:rFonts w:ascii="맑은 고딕" w:hAnsi="맑은 고딕" w:eastAsia="맑은 고딕"/>
           <w:sz w:val="21"/>
         </w:rPr>
-        <w:t>**적용 중인 트랜잭션** — `V$LOGSTDBY_TRANSACTION`을 본다. 열 이름이 문서와 달라 `XIDUSN`으로 조회하면 **`ORA-00904`**이며 실제로는 전부 `PRIMARY_` 접두어가 붙는다. `PRIMARY_START_TIME`과 지금 시각의 차이가 그 트랜잭션이 붙잡고 있는 시간이다(실측 52초).</w:t>
+        <w:t>**③ 계정을 확인한다.** `SYS`로는 동작하지 않는다. 애플리케이션 계정이 Primary에도 같은 권한으로 존재해야 한다.</w:t>
       </w:r>
     </w:p>
     <w:p>
@@ -2723,7 +1407,7 @@
           <w:rFonts w:ascii="맑은 고딕" w:hAnsi="맑은 고딕" w:eastAsia="맑은 고딕"/>
           <w:sz w:val="21"/>
         </w:rPr>
-        <w:t>**멈췄을 때의 절차**</w:t>
+        <w:t>**④ 경로를 확인한다.** Standby에서 Primary로 `tnsping`이 되는지 본다. Oracle Net이 양방향으로 살아 있어야 한다.</w:t>
       </w:r>
     </w:p>
     <w:p>
@@ -2732,7 +1416,7 @@
           <w:rFonts w:ascii="맑은 고딕" w:hAnsi="맑은 고딕" w:eastAsia="맑은 고딕"/>
           <w:sz w:val="21"/>
         </w:rPr>
-        <w:t>**①** `V$LOGSTDBY_STATE`로 멈춤을 확인한다(`SQL APPLY NOT ON`).</w:t>
+        <w:t>**⑤ 켜는 범위를 정한다.** 시스템 수준이 아니라 **세션 수준**을 기본으로 한다. 어떤 경로로 Primary에 쓰기가 발생하는지 통제할 수 있어야 한다.</w:t>
       </w:r>
     </w:p>
     <w:p>
@@ -2741,7 +1425,7 @@
           <w:rFonts w:ascii="맑은 고딕" w:hAnsi="맑은 고딕" w:eastAsia="맑은 고딕"/>
           <w:sz w:val="21"/>
         </w:rPr>
-        <w:t>**②** `DBA_LOGSTDBY_EVENTS`에서 `STATUS_CODE &lt;&gt; 0`인 행을 본다. 실측은 **`ORA-26787`**(그 키의 행이 표에 없다)이었고 표 이름과 키 값까지 나왔다. `ORA-16222`는 자동 재시도이므로 원인이 아니다.</w:t>
+        <w:t>**도입하지 않는 경우.** 대량 배치 갱신, 긴 트랜잭션, DDL이 필요한 작업, 그리고 **Primary 부하가 이미 높은 경우**다. 마지막 항목이 중요한데, 리다이렉션은 부하를 줄이는 것이 아니라 옮기는 것이다. 실행은 결국 Primary에서 일어나므로 Primary의 부담은 줄지 않는다.</w:t>
       </w:r>
     </w:p>
     <w:p>
@@ -2750,7 +1434,7 @@
           <w:rFonts w:ascii="맑은 고딕" w:hAnsi="맑은 고딕" w:eastAsia="맑은 고딕"/>
           <w:sz w:val="21"/>
         </w:rPr>
-        <w:t>**③** XID 는 여기서 얻는다. **`V$LOGSTDBY_TRANSACTION`은 멈추면 비므로** 그쪽에서 찾을 수 없다. 두 뷰의 열 이름도 다르다 — 동적 뷰는 `PRIMARY_XIDUSN`, 정적 뷰는 `XIDUSN`이다.</w:t>
+        <w:t>즉 리다이렉션의 가치는 **부하 분산이 아니라 접속 단순화**에 있다. 이 점을 오해하면 기대한 효과를 얻지 못한다.</w:t>
       </w:r>
     </w:p>
     <w:p>
@@ -2759,25 +1443,7 @@
           <w:rFonts w:ascii="맑은 고딕" w:hAnsi="맑은 고딕" w:eastAsia="맑은 고딕"/>
           <w:sz w:val="21"/>
         </w:rPr>
-        <w:t>**④** 조치. `DBMS_LOGSTDBY.SKIP_TRANSACTION`은 PDB 에서 부르면 **`ORA-65040`**, 적용이 완전히 내려간 상태에서는 **`ORA-16104`**로 거부됐다. 원인이 분명하면 원인을 없애는 편이 낫다. 없어진 행을 되돌려 놓고 적용을 다시 시작하면 밀려 있던 변경이 정상 적용된다.</w:t>
-      </w:r>
-    </w:p>
-    <w:p>
-      <w:r>
-        <w:rPr>
-          <w:rFonts w:ascii="맑은 고딕" w:hAnsi="맑은 고딕" w:eastAsia="맑은 고딕"/>
-          <w:sz w:val="21"/>
-        </w:rPr>
-        <w:t>**⑤** 재확인. `STATE`가 `IDLE`로 돌아오고 세 SCN 이 다시 붙는지, 새 변경이 복제되는지 본다. 실측에서 되살린 행의 값이 `seed`에서 `boom`으로 바뀌어 Primary 와 같아졌다. **건너뛰었다면 그 변경은 영원히 반영되지 않았을 것이다.**</w:t>
-      </w:r>
-    </w:p>
-    <w:p>
-      <w:r>
-        <w:rPr>
-          <w:rFonts w:ascii="맑은 고딕" w:hAnsi="맑은 고딕" w:eastAsia="맑은 고딕"/>
-          <w:sz w:val="21"/>
-        </w:rPr>
-        <w:t>채점 포인트: ① 비는 뷰를 `no rows`와 `ORA-00942`로 구별 / ② 역할별 대체 지표 표 / ③ 세 SCN 판정 / ④ 멈춘 뒤 XID 는 `DBA_LOGSTDBY_EVENTS`에서 찾는다는 점 / ⑤ 건너뛰기와 원인 제거의 차이</w:t>
+        <w:t>채점 포인트: ① DML 성격 / ② 트랜잭션 길이 / ③ 계정 / ④ 경로 / ⑤ 부하 분산이 아니라 접속 단순화라는 성격 규정</w:t>
       </w:r>
     </w:p>
     <w:p>
@@ -2787,7 +1453,7 @@
           <w:b/>
           <w:sz w:val="21"/>
         </w:rPr>
-        <w:t>[추가-18] 상시 점검 스크립트 설계</w:t>
+        <w:t>[추가-18] 신선도 요건 구현</w:t>
       </w:r>
     </w:p>
     <w:p>
@@ -2805,883 +1471,7 @@
           <w:rFonts w:ascii="맑은 고딕" w:hAnsi="맑은 고딕" w:eastAsia="맑은 고딕"/>
           <w:sz w:val="21"/>
         </w:rPr>
-        <w:t>**Primary용 수집 항목과 기댓값**</w:t>
-      </w:r>
-    </w:p>
-    <w:tbl>
-      <w:tblPr>
-        <w:tblStyle w:val="TableGrid"/>
-        <w:tblW w:type="auto" w:w="0"/>
-        <w:tblLook w:firstColumn="1" w:firstRow="1" w:lastColumn="0" w:lastRow="0" w:noHBand="0" w:noVBand="1" w:val="04A0"/>
-      </w:tblPr>
-      <w:tblGrid>
-        <w:gridCol w:w="2880"/>
-        <w:gridCol w:w="2880"/>
-        <w:gridCol w:w="2880"/>
-      </w:tblGrid>
-      <w:tr>
-        <w:tc>
-          <w:tcPr>
-            <w:tcW w:type="dxa" w:w="2880"/>
-            <w:shd w:val="clear" w:color="auto" w:fill="D9E1F2"/>
-          </w:tcPr>
-          <w:p>
-            <w:r>
-              <w:rPr>
-                <w:rFonts w:ascii="맑은 고딕" w:hAnsi="맑은 고딕" w:eastAsia="맑은 고딕"/>
-                <w:b/>
-                <w:sz w:val="19"/>
-              </w:rPr>
-              <w:t>항목</w:t>
-            </w:r>
-          </w:p>
-        </w:tc>
-        <w:tc>
-          <w:tcPr>
-            <w:tcW w:type="dxa" w:w="2880"/>
-            <w:shd w:val="clear" w:color="auto" w:fill="D9E1F2"/>
-          </w:tcPr>
-          <w:p>
-            <w:r>
-              <w:rPr>
-                <w:rFonts w:ascii="맑은 고딕" w:hAnsi="맑은 고딕" w:eastAsia="맑은 고딕"/>
-                <w:b/>
-                <w:sz w:val="19"/>
-              </w:rPr>
-              <w:t>수집 SQL</w:t>
-            </w:r>
-          </w:p>
-        </w:tc>
-        <w:tc>
-          <w:tcPr>
-            <w:tcW w:type="dxa" w:w="2880"/>
-            <w:shd w:val="clear" w:color="auto" w:fill="D9E1F2"/>
-          </w:tcPr>
-          <w:p>
-            <w:r>
-              <w:rPr>
-                <w:rFonts w:ascii="맑은 고딕" w:hAnsi="맑은 고딕" w:eastAsia="맑은 고딕"/>
-                <w:b/>
-                <w:sz w:val="19"/>
-              </w:rPr>
-              <w:t>기댓값</w:t>
-            </w:r>
-          </w:p>
-        </w:tc>
-      </w:tr>
-      <w:tr>
-        <w:tc>
-          <w:tcPr>
-            <w:tcW w:type="dxa" w:w="2880"/>
-          </w:tcPr>
-          <w:p>
-            <w:r>
-              <w:rPr>
-                <w:rFonts w:ascii="맑은 고딕" w:hAnsi="맑은 고딕" w:eastAsia="맑은 고딕"/>
-                <w:sz w:val="19"/>
-              </w:rPr>
-              <w:t>역할·모드</w:t>
-            </w:r>
-          </w:p>
-        </w:tc>
-        <w:tc>
-          <w:tcPr>
-            <w:tcW w:type="dxa" w:w="2880"/>
-          </w:tcPr>
-          <w:p>
-            <w:r>
-              <w:rPr>
-                <w:rFonts w:ascii="맑은 고딕" w:hAnsi="맑은 고딕" w:eastAsia="맑은 고딕"/>
-                <w:sz w:val="19"/>
-              </w:rPr>
-              <w:t>`V$DATABASE`의 `database_role`·`open_mode`·`protection_mode`</w:t>
-            </w:r>
-          </w:p>
-        </w:tc>
-        <w:tc>
-          <w:tcPr>
-            <w:tcW w:type="dxa" w:w="2880"/>
-          </w:tcPr>
-          <w:p>
-            <w:r>
-              <w:rPr>
-                <w:rFonts w:ascii="맑은 고딕" w:hAnsi="맑은 고딕" w:eastAsia="맑은 고딕"/>
-                <w:sz w:val="19"/>
-              </w:rPr>
-              <w:t>`PRIMARY / READ WRITE`</w:t>
-            </w:r>
-          </w:p>
-        </w:tc>
-      </w:tr>
-      <w:tr>
-        <w:tc>
-          <w:tcPr>
-            <w:tcW w:type="dxa" w:w="2880"/>
-          </w:tcPr>
-          <w:p>
-            <w:r>
-              <w:rPr>
-                <w:rFonts w:ascii="맑은 고딕" w:hAnsi="맑은 고딕" w:eastAsia="맑은 고딕"/>
-                <w:sz w:val="19"/>
-              </w:rPr>
-              <w:t>목적지</w:t>
-            </w:r>
-          </w:p>
-        </w:tc>
-        <w:tc>
-          <w:tcPr>
-            <w:tcW w:type="dxa" w:w="2880"/>
-          </w:tcPr>
-          <w:p>
-            <w:r>
-              <w:rPr>
-                <w:rFonts w:ascii="맑은 고딕" w:hAnsi="맑은 고딕" w:eastAsia="맑은 고딕"/>
-                <w:sz w:val="19"/>
-              </w:rPr>
-              <w:t>`V$ARCHIVE_DEST_STATUS`의 `status`·`error` (`dest_id in (1,2)`)</w:t>
-            </w:r>
-          </w:p>
-        </w:tc>
-        <w:tc>
-          <w:tcPr>
-            <w:tcW w:type="dxa" w:w="2880"/>
-          </w:tcPr>
-          <w:p>
-            <w:r>
-              <w:rPr>
-                <w:rFonts w:ascii="맑은 고딕" w:hAnsi="맑은 고딕" w:eastAsia="맑은 고딕"/>
-                <w:sz w:val="19"/>
-              </w:rPr>
-              <w:t>둘 다 `VALID`</w:t>
-            </w:r>
-          </w:p>
-        </w:tc>
-      </w:tr>
-      <w:tr>
-        <w:tc>
-          <w:tcPr>
-            <w:tcW w:type="dxa" w:w="2880"/>
-          </w:tcPr>
-          <w:p>
-            <w:r>
-              <w:rPr>
-                <w:rFonts w:ascii="맑은 고딕" w:hAnsi="맑은 고딕" w:eastAsia="맑은 고딕"/>
-                <w:sz w:val="19"/>
-              </w:rPr>
-              <w:t>`LOG_ABNORMAL`</w:t>
-            </w:r>
-          </w:p>
-        </w:tc>
-        <w:tc>
-          <w:tcPr>
-            <w:tcW w:type="dxa" w:w="2880"/>
-          </w:tcPr>
-          <w:p>
-            <w:r>
-              <w:rPr>
-                <w:rFonts w:ascii="맑은 고딕" w:hAnsi="맑은 고딕" w:eastAsia="맑은 고딕"/>
-                <w:sz w:val="19"/>
-              </w:rPr>
-              <w:t>`count(*) from v$logfile where status is not null`</w:t>
-            </w:r>
-          </w:p>
-        </w:tc>
-        <w:tc>
-          <w:tcPr>
-            <w:tcW w:type="dxa" w:w="2880"/>
-          </w:tcPr>
-          <w:p>
-            <w:r>
-              <w:rPr>
-                <w:rFonts w:ascii="맑은 고딕" w:hAnsi="맑은 고딕" w:eastAsia="맑은 고딕"/>
-                <w:sz w:val="19"/>
-              </w:rPr>
-              <w:t>**0**</w:t>
-            </w:r>
-          </w:p>
-        </w:tc>
-      </w:tr>
-      <w:tr>
-        <w:tc>
-          <w:tcPr>
-            <w:tcW w:type="dxa" w:w="2880"/>
-          </w:tcPr>
-          <w:p>
-            <w:r>
-              <w:rPr>
-                <w:rFonts w:ascii="맑은 고딕" w:hAnsi="맑은 고딕" w:eastAsia="맑은 고딕"/>
-                <w:sz w:val="19"/>
-              </w:rPr>
-              <w:t>`DG_ERR`</w:t>
-            </w:r>
-          </w:p>
-        </w:tc>
-        <w:tc>
-          <w:tcPr>
-            <w:tcW w:type="dxa" w:w="2880"/>
-          </w:tcPr>
-          <w:p>
-            <w:r>
-              <w:rPr>
-                <w:rFonts w:ascii="맑은 고딕" w:hAnsi="맑은 고딕" w:eastAsia="맑은 고딕"/>
-                <w:sz w:val="19"/>
-              </w:rPr>
-              <w:t>`count(*) ... error_code&lt;&gt;0 and timestamp&gt;sysdate-1/24`</w:t>
-            </w:r>
-          </w:p>
-        </w:tc>
-        <w:tc>
-          <w:tcPr>
-            <w:tcW w:type="dxa" w:w="2880"/>
-          </w:tcPr>
-          <w:p>
-            <w:r>
-              <w:rPr>
-                <w:rFonts w:ascii="맑은 고딕" w:hAnsi="맑은 고딕" w:eastAsia="맑은 고딕"/>
-                <w:sz w:val="19"/>
-              </w:rPr>
-              <w:t>**0**</w:t>
-            </w:r>
-          </w:p>
-        </w:tc>
-      </w:tr>
-      <w:tr>
-        <w:tc>
-          <w:tcPr>
-            <w:tcW w:type="dxa" w:w="2880"/>
-          </w:tcPr>
-          <w:p>
-            <w:r>
-              <w:rPr>
-                <w:rFonts w:ascii="맑은 고딕" w:hAnsi="맑은 고딕" w:eastAsia="맑은 고딕"/>
-                <w:sz w:val="19"/>
-              </w:rPr>
-              <w:t>`CUR_SEQ`</w:t>
-            </w:r>
-          </w:p>
-        </w:tc>
-        <w:tc>
-          <w:tcPr>
-            <w:tcW w:type="dxa" w:w="2880"/>
-          </w:tcPr>
-          <w:p>
-            <w:r>
-              <w:rPr>
-                <w:rFonts w:ascii="맑은 고딕" w:hAnsi="맑은 고딕" w:eastAsia="맑은 고딕"/>
-                <w:sz w:val="19"/>
-              </w:rPr>
-              <w:t>`max(sequence#) from v$log where status='CURRENT'`</w:t>
-            </w:r>
-          </w:p>
-        </w:tc>
-        <w:tc>
-          <w:tcPr>
-            <w:tcW w:type="dxa" w:w="2880"/>
-          </w:tcPr>
-          <w:p>
-            <w:r>
-              <w:rPr>
-                <w:rFonts w:ascii="맑은 고딕" w:hAnsi="맑은 고딕" w:eastAsia="맑은 고딕"/>
-                <w:sz w:val="19"/>
-              </w:rPr>
-              <w:t>(Standby와 비교)</w:t>
-            </w:r>
-          </w:p>
-        </w:tc>
-      </w:tr>
-    </w:tbl>
-    <w:p/>
-    <w:p>
-      <w:r>
-        <w:rPr>
-          <w:rFonts w:ascii="맑은 고딕" w:hAnsi="맑은 고딕" w:eastAsia="맑은 고딕"/>
-          <w:sz w:val="21"/>
-        </w:rPr>
-        <w:t>**Standby용 수집 항목과 기댓값**</w:t>
-      </w:r>
-    </w:p>
-    <w:tbl>
-      <w:tblPr>
-        <w:tblStyle w:val="TableGrid"/>
-        <w:tblW w:type="auto" w:w="0"/>
-        <w:tblLook w:firstColumn="1" w:firstRow="1" w:lastColumn="0" w:lastRow="0" w:noHBand="0" w:noVBand="1" w:val="04A0"/>
-      </w:tblPr>
-      <w:tblGrid>
-        <w:gridCol w:w="2880"/>
-        <w:gridCol w:w="2880"/>
-        <w:gridCol w:w="2880"/>
-      </w:tblGrid>
-      <w:tr>
-        <w:tc>
-          <w:tcPr>
-            <w:tcW w:type="dxa" w:w="2880"/>
-            <w:shd w:val="clear" w:color="auto" w:fill="D9E1F2"/>
-          </w:tcPr>
-          <w:p>
-            <w:r>
-              <w:rPr>
-                <w:rFonts w:ascii="맑은 고딕" w:hAnsi="맑은 고딕" w:eastAsia="맑은 고딕"/>
-                <w:b/>
-                <w:sz w:val="19"/>
-              </w:rPr>
-              <w:t>항목</w:t>
-            </w:r>
-          </w:p>
-        </w:tc>
-        <w:tc>
-          <w:tcPr>
-            <w:tcW w:type="dxa" w:w="2880"/>
-            <w:shd w:val="clear" w:color="auto" w:fill="D9E1F2"/>
-          </w:tcPr>
-          <w:p>
-            <w:r>
-              <w:rPr>
-                <w:rFonts w:ascii="맑은 고딕" w:hAnsi="맑은 고딕" w:eastAsia="맑은 고딕"/>
-                <w:b/>
-                <w:sz w:val="19"/>
-              </w:rPr>
-              <w:t>수집 SQL</w:t>
-            </w:r>
-          </w:p>
-        </w:tc>
-        <w:tc>
-          <w:tcPr>
-            <w:tcW w:type="dxa" w:w="2880"/>
-            <w:shd w:val="clear" w:color="auto" w:fill="D9E1F2"/>
-          </w:tcPr>
-          <w:p>
-            <w:r>
-              <w:rPr>
-                <w:rFonts w:ascii="맑은 고딕" w:hAnsi="맑은 고딕" w:eastAsia="맑은 고딕"/>
-                <w:b/>
-                <w:sz w:val="19"/>
-              </w:rPr>
-              <w:t>기댓값</w:t>
-            </w:r>
-          </w:p>
-        </w:tc>
-      </w:tr>
-      <w:tr>
-        <w:tc>
-          <w:tcPr>
-            <w:tcW w:type="dxa" w:w="2880"/>
-          </w:tcPr>
-          <w:p>
-            <w:r>
-              <w:rPr>
-                <w:rFonts w:ascii="맑은 고딕" w:hAnsi="맑은 고딕" w:eastAsia="맑은 고딕"/>
-                <w:sz w:val="19"/>
-              </w:rPr>
-              <w:t>역할·모드</w:t>
-            </w:r>
-          </w:p>
-        </w:tc>
-        <w:tc>
-          <w:tcPr>
-            <w:tcW w:type="dxa" w:w="2880"/>
-          </w:tcPr>
-          <w:p>
-            <w:r>
-              <w:rPr>
-                <w:rFonts w:ascii="맑은 고딕" w:hAnsi="맑은 고딕" w:eastAsia="맑은 고딕"/>
-                <w:sz w:val="19"/>
-              </w:rPr>
-              <w:t>`V$DATABASE`</w:t>
-            </w:r>
-          </w:p>
-        </w:tc>
-        <w:tc>
-          <w:tcPr>
-            <w:tcW w:type="dxa" w:w="2880"/>
-          </w:tcPr>
-          <w:p>
-            <w:r>
-              <w:rPr>
-                <w:rFonts w:ascii="맑은 고딕" w:hAnsi="맑은 고딕" w:eastAsia="맑은 고딕"/>
-                <w:sz w:val="19"/>
-              </w:rPr>
-              <w:t>`PHYSICAL STANDBY / READ ONLY WITH APPLY`</w:t>
-            </w:r>
-          </w:p>
-        </w:tc>
-      </w:tr>
-      <w:tr>
-        <w:tc>
-          <w:tcPr>
-            <w:tcW w:type="dxa" w:w="2880"/>
-          </w:tcPr>
-          <w:p>
-            <w:r>
-              <w:rPr>
-                <w:rFonts w:ascii="맑은 고딕" w:hAnsi="맑은 고딕" w:eastAsia="맑은 고딕"/>
-                <w:sz w:val="19"/>
-              </w:rPr>
-              <w:t>`MRP0`</w:t>
-            </w:r>
-          </w:p>
-        </w:tc>
-        <w:tc>
-          <w:tcPr>
-            <w:tcW w:type="dxa" w:w="2880"/>
-          </w:tcPr>
-          <w:p>
-            <w:r>
-              <w:rPr>
-                <w:rFonts w:ascii="맑은 고딕" w:hAnsi="맑은 고딕" w:eastAsia="맑은 고딕"/>
-                <w:sz w:val="19"/>
-              </w:rPr>
-              <w:t>`V$MANAGED_STANDBY where process='MRP0'`</w:t>
-            </w:r>
-          </w:p>
-        </w:tc>
-        <w:tc>
-          <w:tcPr>
-            <w:tcW w:type="dxa" w:w="2880"/>
-          </w:tcPr>
-          <w:p>
-            <w:r>
-              <w:rPr>
-                <w:rFonts w:ascii="맑은 고딕" w:hAnsi="맑은 고딕" w:eastAsia="맑은 고딕"/>
-                <w:sz w:val="19"/>
-              </w:rPr>
-              <w:t>행이 있고 `APPLYING_LOG`</w:t>
-            </w:r>
-          </w:p>
-        </w:tc>
-      </w:tr>
-      <w:tr>
-        <w:tc>
-          <w:tcPr>
-            <w:tcW w:type="dxa" w:w="2880"/>
-          </w:tcPr>
-          <w:p>
-            <w:r>
-              <w:rPr>
-                <w:rFonts w:ascii="맑은 고딕" w:hAnsi="맑은 고딕" w:eastAsia="맑은 고딕"/>
-                <w:sz w:val="19"/>
-              </w:rPr>
-              <w:t>`SEQUENCE#`</w:t>
-            </w:r>
-          </w:p>
-        </w:tc>
-        <w:tc>
-          <w:tcPr>
-            <w:tcW w:type="dxa" w:w="2880"/>
-          </w:tcPr>
-          <w:p>
-            <w:r>
-              <w:rPr>
-                <w:rFonts w:ascii="맑은 고딕" w:hAnsi="맑은 고딕" w:eastAsia="맑은 고딕"/>
-                <w:sz w:val="19"/>
-              </w:rPr>
-              <w:t>위 행의 `sequence#`</w:t>
-            </w:r>
-          </w:p>
-        </w:tc>
-        <w:tc>
-          <w:tcPr>
-            <w:tcW w:type="dxa" w:w="2880"/>
-          </w:tcPr>
-          <w:p>
-            <w:r>
-              <w:rPr>
-                <w:rFonts w:ascii="맑은 고딕" w:hAnsi="맑은 고딕" w:eastAsia="맑은 고딕"/>
-                <w:sz w:val="19"/>
-              </w:rPr>
-              <w:t>Primary의 `CUR_SEQ`와 같음</w:t>
-            </w:r>
-          </w:p>
-        </w:tc>
-      </w:tr>
-      <w:tr>
-        <w:tc>
-          <w:tcPr>
-            <w:tcW w:type="dxa" w:w="2880"/>
-          </w:tcPr>
-          <w:p>
-            <w:r>
-              <w:rPr>
-                <w:rFonts w:ascii="맑은 고딕" w:hAnsi="맑은 고딕" w:eastAsia="맑은 고딕"/>
-                <w:sz w:val="19"/>
-              </w:rPr>
-              <w:t>`RECOVERY_MODE`</w:t>
-            </w:r>
-          </w:p>
-        </w:tc>
-        <w:tc>
-          <w:tcPr>
-            <w:tcW w:type="dxa" w:w="2880"/>
-          </w:tcPr>
-          <w:p>
-            <w:r>
-              <w:rPr>
-                <w:rFonts w:ascii="맑은 고딕" w:hAnsi="맑은 고딕" w:eastAsia="맑은 고딕"/>
-                <w:sz w:val="19"/>
-              </w:rPr>
-              <w:t>`V$ARCHIVE_DEST_STATUS` `dest_id=1`</w:t>
-            </w:r>
-          </w:p>
-        </w:tc>
-        <w:tc>
-          <w:tcPr>
-            <w:tcW w:type="dxa" w:w="2880"/>
-          </w:tcPr>
-          <w:p>
-            <w:r>
-              <w:rPr>
-                <w:rFonts w:ascii="맑은 고딕" w:hAnsi="맑은 고딕" w:eastAsia="맑은 고딕"/>
-                <w:sz w:val="19"/>
-              </w:rPr>
-              <w:t>`MANAGED REAL TIME APPLY`</w:t>
-            </w:r>
-          </w:p>
-        </w:tc>
-      </w:tr>
-      <w:tr>
-        <w:tc>
-          <w:tcPr>
-            <w:tcW w:type="dxa" w:w="2880"/>
-          </w:tcPr>
-          <w:p>
-            <w:r>
-              <w:rPr>
-                <w:rFonts w:ascii="맑은 고딕" w:hAnsi="맑은 고딕" w:eastAsia="맑은 고딕"/>
-                <w:sz w:val="19"/>
-              </w:rPr>
-              <w:t>`SRL_ACTIVE`</w:t>
-            </w:r>
-          </w:p>
-        </w:tc>
-        <w:tc>
-          <w:tcPr>
-            <w:tcW w:type="dxa" w:w="2880"/>
-          </w:tcPr>
-          <w:p>
-            <w:r>
-              <w:rPr>
-                <w:rFonts w:ascii="맑은 고딕" w:hAnsi="맑은 고딕" w:eastAsia="맑은 고딕"/>
-                <w:sz w:val="19"/>
-              </w:rPr>
-              <w:t>`count(*) from v$standby_log where status='ACTIVE'`</w:t>
-            </w:r>
-          </w:p>
-        </w:tc>
-        <w:tc>
-          <w:tcPr>
-            <w:tcW w:type="dxa" w:w="2880"/>
-          </w:tcPr>
-          <w:p>
-            <w:r>
-              <w:rPr>
-                <w:rFonts w:ascii="맑은 고딕" w:hAnsi="맑은 고딕" w:eastAsia="맑은 고딕"/>
-                <w:sz w:val="19"/>
-              </w:rPr>
-              <w:t>**1**</w:t>
-            </w:r>
-          </w:p>
-        </w:tc>
-      </w:tr>
-      <w:tr>
-        <w:tc>
-          <w:tcPr>
-            <w:tcW w:type="dxa" w:w="2880"/>
-          </w:tcPr>
-          <w:p>
-            <w:r>
-              <w:rPr>
-                <w:rFonts w:ascii="맑은 고딕" w:hAnsi="맑은 고딕" w:eastAsia="맑은 고딕"/>
-                <w:sz w:val="19"/>
-              </w:rPr>
-              <w:t>`GAP_CNT`·`DG_ERR`</w:t>
-            </w:r>
-          </w:p>
-        </w:tc>
-        <w:tc>
-          <w:tcPr>
-            <w:tcW w:type="dxa" w:w="2880"/>
-          </w:tcPr>
-          <w:p>
-            <w:r>
-              <w:rPr>
-                <w:rFonts w:ascii="맑은 고딕" w:hAnsi="맑은 고딕" w:eastAsia="맑은 고딕"/>
-                <w:sz w:val="19"/>
-              </w:rPr>
-              <w:t>`V$ARCHIVE_GAP`, `V$DATAGUARD_STATUS`</w:t>
-            </w:r>
-          </w:p>
-        </w:tc>
-        <w:tc>
-          <w:tcPr>
-            <w:tcW w:type="dxa" w:w="2880"/>
-          </w:tcPr>
-          <w:p>
-            <w:r>
-              <w:rPr>
-                <w:rFonts w:ascii="맑은 고딕" w:hAnsi="맑은 고딕" w:eastAsia="맑은 고딕"/>
-                <w:sz w:val="19"/>
-              </w:rPr>
-              <w:t>**0**</w:t>
-            </w:r>
-          </w:p>
-        </w:tc>
-      </w:tr>
-    </w:tbl>
-    <w:p/>
-    <w:p>
-      <w:r>
-        <w:rPr>
-          <w:rFonts w:ascii="맑은 고딕" w:hAnsi="맑은 고딕" w:eastAsia="맑은 고딕"/>
-          <w:sz w:val="21"/>
-        </w:rPr>
-        <w:t>**판정 규칙**</w:t>
-      </w:r>
-    </w:p>
-    <w:tbl>
-      <w:tblPr>
-        <w:tblStyle w:val="TableGrid"/>
-        <w:tblW w:type="auto" w:w="0"/>
-        <w:tblLook w:firstColumn="1" w:firstRow="1" w:lastColumn="0" w:lastRow="0" w:noHBand="0" w:noVBand="1" w:val="04A0"/>
-      </w:tblPr>
-      <w:tblGrid>
-        <w:gridCol w:w="2880"/>
-        <w:gridCol w:w="2880"/>
-        <w:gridCol w:w="2880"/>
-      </w:tblGrid>
-      <w:tr>
-        <w:tc>
-          <w:tcPr>
-            <w:tcW w:type="dxa" w:w="2880"/>
-            <w:shd w:val="clear" w:color="auto" w:fill="D9E1F2"/>
-          </w:tcPr>
-          <w:p>
-            <w:r>
-              <w:rPr>
-                <w:rFonts w:ascii="맑은 고딕" w:hAnsi="맑은 고딕" w:eastAsia="맑은 고딕"/>
-                <w:b/>
-                <w:sz w:val="19"/>
-              </w:rPr>
-              <w:t>판정</w:t>
-            </w:r>
-          </w:p>
-        </w:tc>
-        <w:tc>
-          <w:tcPr>
-            <w:tcW w:type="dxa" w:w="2880"/>
-            <w:shd w:val="clear" w:color="auto" w:fill="D9E1F2"/>
-          </w:tcPr>
-          <w:p>
-            <w:r>
-              <w:rPr>
-                <w:rFonts w:ascii="맑은 고딕" w:hAnsi="맑은 고딕" w:eastAsia="맑은 고딕"/>
-                <w:b/>
-                <w:sz w:val="19"/>
-              </w:rPr>
-              <w:t>조건</w:t>
-            </w:r>
-          </w:p>
-        </w:tc>
-        <w:tc>
-          <w:tcPr>
-            <w:tcW w:type="dxa" w:w="2880"/>
-            <w:shd w:val="clear" w:color="auto" w:fill="D9E1F2"/>
-          </w:tcPr>
-          <w:p>
-            <w:r>
-              <w:rPr>
-                <w:rFonts w:ascii="맑은 고딕" w:hAnsi="맑은 고딕" w:eastAsia="맑은 고딕"/>
-                <w:b/>
-                <w:sz w:val="19"/>
-              </w:rPr>
-              <w:t>대응</w:t>
-            </w:r>
-          </w:p>
-        </w:tc>
-      </w:tr>
-      <w:tr>
-        <w:tc>
-          <w:tcPr>
-            <w:tcW w:type="dxa" w:w="2880"/>
-          </w:tcPr>
-          <w:p>
-            <w:r>
-              <w:rPr>
-                <w:rFonts w:ascii="맑은 고딕" w:hAnsi="맑은 고딕" w:eastAsia="맑은 고딕"/>
-                <w:sz w:val="19"/>
-              </w:rPr>
-              <w:t>정상</w:t>
-            </w:r>
-          </w:p>
-        </w:tc>
-        <w:tc>
-          <w:tcPr>
-            <w:tcW w:type="dxa" w:w="2880"/>
-          </w:tcPr>
-          <w:p>
-            <w:r>
-              <w:rPr>
-                <w:rFonts w:ascii="맑은 고딕" w:hAnsi="맑은 고딕" w:eastAsia="맑은 고딕"/>
-                <w:sz w:val="19"/>
-              </w:rPr>
-              <w:t>모든 기댓값과 일치</w:t>
-            </w:r>
-          </w:p>
-        </w:tc>
-        <w:tc>
-          <w:tcPr>
-            <w:tcW w:type="dxa" w:w="2880"/>
-          </w:tcPr>
-          <w:p>
-            <w:r>
-              <w:rPr>
-                <w:rFonts w:ascii="맑은 고딕" w:hAnsi="맑은 고딕" w:eastAsia="맑은 고딕"/>
-                <w:sz w:val="19"/>
-              </w:rPr>
-              <w:t>기록만</w:t>
-            </w:r>
-          </w:p>
-        </w:tc>
-      </w:tr>
-      <w:tr>
-        <w:tc>
-          <w:tcPr>
-            <w:tcW w:type="dxa" w:w="2880"/>
-          </w:tcPr>
-          <w:p>
-            <w:r>
-              <w:rPr>
-                <w:rFonts w:ascii="맑은 고딕" w:hAnsi="맑은 고딕" w:eastAsia="맑은 고딕"/>
-                <w:sz w:val="19"/>
-              </w:rPr>
-              <w:t>주의</w:t>
-            </w:r>
-          </w:p>
-        </w:tc>
-        <w:tc>
-          <w:tcPr>
-            <w:tcW w:type="dxa" w:w="2880"/>
-          </w:tcPr>
-          <w:p>
-            <w:r>
-              <w:rPr>
-                <w:rFonts w:ascii="맑은 고딕" w:hAnsi="맑은 고딕" w:eastAsia="맑은 고딕"/>
-                <w:sz w:val="19"/>
-              </w:rPr>
-              <w:t>지연이 임계값 초과 (`SRL_ACTIVE=1`인 상태)</w:t>
-            </w:r>
-          </w:p>
-        </w:tc>
-        <w:tc>
-          <w:tcPr>
-            <w:tcW w:type="dxa" w:w="2880"/>
-          </w:tcPr>
-          <w:p>
-            <w:r>
-              <w:rPr>
-                <w:rFonts w:ascii="맑은 고딕" w:hAnsi="맑은 고딕" w:eastAsia="맑은 고딕"/>
-                <w:sz w:val="19"/>
-              </w:rPr>
-              <w:t>추세 기록</w:t>
-            </w:r>
-          </w:p>
-        </w:tc>
-      </w:tr>
-      <w:tr>
-        <w:tc>
-          <w:tcPr>
-            <w:tcW w:type="dxa" w:w="2880"/>
-          </w:tcPr>
-          <w:p>
-            <w:r>
-              <w:rPr>
-                <w:rFonts w:ascii="맑은 고딕" w:hAnsi="맑은 고딕" w:eastAsia="맑은 고딕"/>
-                <w:sz w:val="19"/>
-              </w:rPr>
-              <w:t>경고</w:t>
-            </w:r>
-          </w:p>
-        </w:tc>
-        <w:tc>
-          <w:tcPr>
-            <w:tcW w:type="dxa" w:w="2880"/>
-          </w:tcPr>
-          <w:p>
-            <w:r>
-              <w:rPr>
-                <w:rFonts w:ascii="맑은 고딕" w:hAnsi="맑은 고딕" w:eastAsia="맑은 고딕"/>
-                <w:sz w:val="19"/>
-              </w:rPr>
-              <w:t>`DG_ERR &gt; 0` 또는 `SEQUENCE#` 차이 2 이상</w:t>
-            </w:r>
-          </w:p>
-        </w:tc>
-        <w:tc>
-          <w:tcPr>
-            <w:tcW w:type="dxa" w:w="2880"/>
-          </w:tcPr>
-          <w:p>
-            <w:r>
-              <w:rPr>
-                <w:rFonts w:ascii="맑은 고딕" w:hAnsi="맑은 고딕" w:eastAsia="맑은 고딕"/>
-                <w:sz w:val="19"/>
-              </w:rPr>
-              <w:t>근무 시간에 확인</w:t>
-            </w:r>
-          </w:p>
-        </w:tc>
-      </w:tr>
-      <w:tr>
-        <w:tc>
-          <w:tcPr>
-            <w:tcW w:type="dxa" w:w="2880"/>
-          </w:tcPr>
-          <w:p>
-            <w:r>
-              <w:rPr>
-                <w:rFonts w:ascii="맑은 고딕" w:hAnsi="맑은 고딕" w:eastAsia="맑은 고딕"/>
-                <w:sz w:val="19"/>
-              </w:rPr>
-              <w:t>심각</w:t>
-            </w:r>
-          </w:p>
-        </w:tc>
-        <w:tc>
-          <w:tcPr>
-            <w:tcW w:type="dxa" w:w="2880"/>
-          </w:tcPr>
-          <w:p>
-            <w:r>
-              <w:rPr>
-                <w:rFonts w:ascii="맑은 고딕" w:hAnsi="맑은 고딕" w:eastAsia="맑은 고딕"/>
-                <w:sz w:val="19"/>
-              </w:rPr>
-              <w:t>`SRL_ACTIVE=0` 또는 `MRP0` 없음 또는 `STATUS='ERROR'`</w:t>
-            </w:r>
-          </w:p>
-        </w:tc>
-        <w:tc>
-          <w:tcPr>
-            <w:tcW w:type="dxa" w:w="2880"/>
-          </w:tcPr>
-          <w:p>
-            <w:r>
-              <w:rPr>
-                <w:rFonts w:ascii="맑은 고딕" w:hAnsi="맑은 고딕" w:eastAsia="맑은 고딕"/>
-                <w:sz w:val="19"/>
-              </w:rPr>
-              <w:t>즉시 호출</w:t>
-            </w:r>
-          </w:p>
-        </w:tc>
-      </w:tr>
-    </w:tbl>
-    <w:p/>
-    <w:p>
-      <w:r>
-        <w:rPr>
-          <w:rFonts w:ascii="맑은 고딕" w:hAnsi="맑은 고딕" w:eastAsia="맑은 고딕"/>
-          <w:sz w:val="21"/>
-        </w:rPr>
-        <w:t>**층을 나누는 이유** — 모든 이상을 같은 무게로 알리면 아무도 보지 않는다. 14장에서 임계값을 다루며 확인한 것과 같은 원칙이다.</w:t>
+        <w:t>**① 요건을 숫자로 정한다.** "얼마나 오래된 데이터까지 허용하는가"를 초 단위로 정한다. 업무가 답해야 할 질문이며, 기술적 판단이 아니다.</w:t>
       </w:r>
     </w:p>
     <w:p>
@@ -3690,7 +1480,7 @@
           <w:rFonts w:ascii="맑은 고딕" w:hAnsi="맑은 고딕" w:eastAsia="맑은 고딕"/>
           <w:sz w:val="21"/>
         </w:rPr>
-        <w:t>**주 지표와 보조 지표** — `SRL_ACTIVE`·`MRP0`·`SEQUENCE#` 비교·목적지 `STATUS`가 주 지표이고, 두 지연은 보조 지표다. 두 종류를 함께 두어야 "끊겼다"와 "느리다"를 구별할 수 있다.</w:t>
+        <w:t>**② 정상 상태를 관찰한다.** `V$DATAGUARD_STATS`의 `apply lag`을 여러 번 조회하고, `V$STANDBY_EVENT_HISTOGRAM`으로 분포를 본다. 실측에서 정상 상태는 0초였고 히스토그램 대부분이 0초 구간이었다.</w:t>
       </w:r>
     </w:p>
     <w:p>
@@ -3699,7 +1489,7 @@
           <w:rFonts w:ascii="맑은 고딕" w:hAnsi="맑은 고딕" w:eastAsia="맑은 고딕"/>
           <w:sz w:val="21"/>
         </w:rPr>
-        <w:t>**권한** — 개별 `V_$` 뷰 권한으로 충분하다. SYSDBA 상시 접속은 위험하다.</w:t>
+        <w:t>**③ 여유를 두어 값을 정한다.** 정상 범위보다 넉넉하게 잡는다. 5초나 10초면 평상시에는 거의 걸리지 않고 실제 문제가 있을 때만 걸린다. **0은 ASYNC 구성에서 쓸 수 없다** — 항상 `ORA-03172`가 난다.</w:t>
       </w:r>
     </w:p>
     <w:p>
@@ -3708,7 +1498,43 @@
           <w:rFonts w:ascii="맑은 고딕" w:hAnsi="맑은 고딕" w:eastAsia="맑은 고딕"/>
           <w:sz w:val="21"/>
         </w:rPr>
-        <w:t>채점 포인트: ① 역할별로 나눈 수집 항목 / ② 각 항목의 기댓값 명시 / ③ 네 단계 판정 규칙 / ④ 주 지표·보조 지표 구분 / ⑤ 권한 설계 언급</w:t>
+        <w:t>**④ 세션에 적용한다.** `ALTER SESSION SET standby_max_data_delay=&lt;값&gt;;` 애플리케이션 계정으로 해야 한다. `SYS`는 `ORA-03174`로 거부된다.</w:t>
+      </w:r>
+    </w:p>
+    <w:p>
+      <w:r>
+        <w:rPr>
+          <w:rFonts w:ascii="맑은 고딕" w:hAnsi="맑은 고딕" w:eastAsia="맑은 고딕"/>
+          <w:sz w:val="21"/>
+        </w:rPr>
+        <w:t>**⑤ 실패를 처리한다.** `ORA-03172`를 잡아 Primary로 재시도한다. 이 오류는 장애가 아니라 "요건을 못 맞춘다"는 통보이므로 재시도가 자연스럽다.</w:t>
+      </w:r>
+    </w:p>
+    <w:p>
+      <w:r>
+        <w:rPr>
+          <w:rFonts w:ascii="맑은 고딕" w:hAnsi="맑은 고딕" w:eastAsia="맑은 고딕"/>
+          <w:sz w:val="21"/>
+        </w:rPr>
+        <w:t>**⑥ 검증한다.** 적용을 일시 중지해 지연을 만든 뒤 실제로 `ORA-03172`가 나고 재시도가 동작하는지 확인한다. 실측에서 적용을 멈추자 `apply lag`이 1분 22초가 되었고 한도 1초 조회가 정확히 거부되었다.</w:t>
+      </w:r>
+    </w:p>
+    <w:p>
+      <w:r>
+        <w:rPr>
+          <w:rFonts w:ascii="맑은 고딕" w:hAnsi="맑은 고딕" w:eastAsia="맑은 고딕"/>
+          <w:sz w:val="21"/>
+        </w:rPr>
+        <w:t>⑥을 빠뜨리면 안 된다. **실패 경로는 실제로 실패시켜 봐야 검증된다.**</w:t>
+      </w:r>
+    </w:p>
+    <w:p>
+      <w:r>
+        <w:rPr>
+          <w:rFonts w:ascii="맑은 고딕" w:hAnsi="맑은 고딕" w:eastAsia="맑은 고딕"/>
+          <w:sz w:val="21"/>
+        </w:rPr>
+        <w:t>채점 포인트: ① 업무가 정하는 숫자 / ② 정상 상태 관찰 / ③ 0을 쓸 수 없는 이유 / ④ 계정 주의 / ⑤ 실패 경로를 실제로 검증</w:t>
       </w:r>
     </w:p>
     <w:p>
@@ -3718,7 +1544,7 @@
           <w:b/>
           <w:sz w:val="21"/>
         </w:rPr>
-        <w:t>[추가-19] 오류는 없는데 느리다</w:t>
+        <w:t>[추가-19] 세 뷰의 조합</w:t>
       </w:r>
     </w:p>
     <w:p>
@@ -3736,7 +1562,7 @@
           <w:rFonts w:ascii="맑은 고딕" w:hAnsi="맑은 고딕" w:eastAsia="맑은 고딕"/>
           <w:sz w:val="21"/>
         </w:rPr>
-        <w:t>**1층 — 요약으로 범위를 좁힌다.** `SHOW DATABASE 'boston'`에서 `Transport Lag`과 `Apply Lag`을 본다. 어느 쪽이 큰지에 따라 전송 문제와 적용 문제가 갈린다. `Average Apply Rate`도 함께 본다.</w:t>
+        <w:t>**역할과 한계.**</w:t>
       </w:r>
     </w:p>
     <w:p>
@@ -3745,7 +1571,7 @@
           <w:rFonts w:ascii="맑은 고딕" w:hAnsi="맑은 고딕" w:eastAsia="맑은 고딕"/>
           <w:sz w:val="21"/>
         </w:rPr>
-        <w:t>**2층 — V$ 뷰로 확인한다.** `V$ARCHIVE_DEST_STATUS`의 `STATUS`가 `VALID`이고 `ERROR`가 비었는지 본다. 비었다면 장애가 아니라 성능 문제다. `V$ARCHIVED_LOG`에서 같은 시퀀스의 로컬·원격 `COMPLETION_TIME` 차이를 본다. 실측 평상시 값이 **약 52초**였으므로 이보다 크게 벌어졌는지 비교한다. `V$MANAGED_STANDBY`에서 `RFS(LGWR)`와 `MRP0`의 `BLOCK#` 차이도 본다.</w:t>
+        <w:t>`V$MANAGED_STANDBY` — **적용이 돌고 있는가**를 알려 준다. MRP0 행의 존재가 답이다. 한계는 지연을 알려 주지 않는다는 것이다.</w:t>
       </w:r>
     </w:p>
     <w:p>
@@ -3754,7 +1580,7 @@
           <w:rFonts w:ascii="맑은 고딕" w:hAnsi="맑은 고딕" w:eastAsia="맑은 고딕"/>
           <w:sz w:val="21"/>
         </w:rPr>
-        <w:t>**3층 — 알림 로그.** `Checkpoint not complete`가 자주 나오는지 본다. 실측에서 이 메시지를 봤으며, 자주 나오면 온라인 리두의 크기나 수를 검토해야 한다. `Thread 1 advanced to log sequence`의 간격으로 로그 전환 빈도도 알 수 있다.</w:t>
+        <w:t>`V$DATAGUARD_STATS` — **지금 얼마나 뒤처졌는가**를 알려 준다. 한계는 그 값이 십수 초 전 정보라는 것이다(7장, `TIME_COMPUTED`와 `DATUM_TIME`이 12초 차이).</w:t>
       </w:r>
     </w:p>
     <w:p>
@@ -3763,7 +1589,7 @@
           <w:rFonts w:ascii="맑은 고딕" w:hAnsi="맑은 고딕" w:eastAsia="맑은 고딕"/>
           <w:sz w:val="21"/>
         </w:rPr>
-        <w:t>**4층 — 트레이스를 켠다.** 여기까지 와서도 원인이 분명하지 않을 때다.</w:t>
+        <w:t>`V$STANDBY_EVENT_HISTOGRAM` — **그동안 안정적이었는가**를 알려 준다. 한계는 언제 문제가 있었는지 모른다는 것과, 기록 항목이 `apply lag` 하나뿐이라는 것이다.</w:t>
       </w:r>
     </w:p>
     <w:p>
@@ -3772,48 +1598,7 @@
           <w:rFonts w:ascii="맑은 고딕" w:hAnsi="맑은 고딕" w:eastAsia="맑은 고딕"/>
           <w:sz w:val="21"/>
         </w:rPr>
-        <w:t>**켜는 시점** — 재현 가능한 시간대를 먼저 파악한 뒤 켠다. 무작정 켜 두지 않는다.</w:t>
-      </w:r>
-    </w:p>
-    <w:tbl>
-      <w:tblPr>
-        <w:tblStyle w:val="TableGrid"/>
-        <w:tblW w:type="auto" w:w="0"/>
-        <w:tblLook w:firstColumn="1" w:firstRow="1" w:lastColumn="0" w:lastRow="0" w:noHBand="0" w:noVBand="1" w:val="04A0"/>
-      </w:tblPr>
-      <w:tblGrid>
-        <w:gridCol w:w="8640"/>
-      </w:tblGrid>
-      <w:tr>
-        <w:tc>
-          <w:tcPr>
-            <w:tcW w:type="dxa" w:w="8640"/>
-            <w:shd w:val="clear" w:color="auto" w:fill="1E1E1E"/>
-          </w:tcPr>
-          <w:p>
-            <w:pPr>
-              <w:spacing w:after="0" w:before="0"/>
-            </w:pPr>
-            <w:r>
-              <w:rPr>
-                <w:rFonts w:ascii="Consolas" w:hAnsi="Consolas" w:eastAsia="Consolas"/>
-                <w:color w:val="F2F2F2"/>
-                <w:sz w:val="19"/>
-              </w:rPr>
-              <w:t>SQL&gt; alter system set log_archive_trace=12;   -- 4 + 8</w:t>
-            </w:r>
-          </w:p>
-        </w:tc>
-      </w:tr>
-    </w:tbl>
-    <w:p/>
-    <w:p>
-      <w:r>
-        <w:rPr>
-          <w:rFonts w:ascii="맑은 고딕" w:hAnsi="맑은 고딕" w:eastAsia="맑은 고딕"/>
-          <w:sz w:val="21"/>
-        </w:rPr>
-        <w:t>**읽는 법** — 실시간 전송이므로 `chicago_tt*.trc`를 본다. 정상일 때는 `Acquiring LGWR NS Write latch` → `Successfully acquired` → `Freeing` → `Sleeping for 100 centi-second(s)`가 반복된다. **정상일 때의 모습을 알아 두는 것**이 이 파일을 쓰는 방법이며, 문제가 있으면 같은 자리에 재시도나 오류가 나타난다.</w:t>
+        <w:t>**조합 순서.**</w:t>
       </w:r>
     </w:p>
     <w:p>
@@ -3822,7 +1607,7 @@
           <w:rFonts w:ascii="맑은 고딕" w:hAnsi="맑은 고딕" w:eastAsia="맑은 고딕"/>
           <w:sz w:val="21"/>
         </w:rPr>
-        <w:t>**끄는 절차** — ① `alter system set log_archive_trace=0;` ② `V$PARAMETER`로 0인지 확인 ③ 트레이스 파일 정리(`adrci`의 `purge`). `SCOPE=BOTH`로 저장되므로 ②를 반드시 한다.</w:t>
+        <w:t>① `V$MANAGED_STANDBY`로 MRP0이 있는지 먼저 본다. **없으면 나머지는 무의미하다.** 적용이 멈추면 두 지연이 0으로 보이는 함정이 있기 때문이다(7장).</w:t>
       </w:r>
     </w:p>
     <w:p>
@@ -3831,7 +1616,7 @@
           <w:rFonts w:ascii="맑은 고딕" w:hAnsi="맑은 고딕" w:eastAsia="맑은 고딕"/>
           <w:sz w:val="21"/>
         </w:rPr>
-        <w:t>**하지 말 것** — `4095`로 전부 켜는 것. 수준 12만으로도 `tt04` 파일이 664KB였다.</w:t>
+        <w:t>② `V$DATAGUARD_STATS`로 현재 지연을 본다. 한 번이 아니라 몇 초 간격으로 두세 번 조회해 추세를 본다.</w:t>
       </w:r>
     </w:p>
     <w:p>
@@ -3840,7 +1625,52 @@
           <w:rFonts w:ascii="맑은 고딕" w:hAnsi="맑은 고딕" w:eastAsia="맑은 고딕"/>
           <w:sz w:val="21"/>
         </w:rPr>
-        <w:t>채점 포인트: ① 층별 절차 / ② 52초라는 평상시 기준선 활용 / ③ `Checkpoint not complete`의 해석 / ④ 트레이스를 켜는 시점과 읽는 법 / ⑤ 끄는 절차 세 단계</w:t>
+        <w:t>③ `V$STANDBY_EVENT_HISTOGRAM`으로 과거를 본다. 지금 정상이어도 최근에 문제가 있었는지 판단할 수 있다.</w:t>
+      </w:r>
+    </w:p>
+    <w:p>
+      <w:r>
+        <w:rPr>
+          <w:rFonts w:ascii="맑은 고딕" w:hAnsi="맑은 고딕" w:eastAsia="맑은 고딕"/>
+          <w:sz w:val="21"/>
+        </w:rPr>
+        <w:t>세 뷰가 서로의 한계를 메운다. 하나만으로는 "적용이 도는데 뒤처져 있고 최근에도 그랬다" 같은 판단을 할 수 없다.</w:t>
+      </w:r>
+    </w:p>
+    <w:p>
+      <w:r>
+        <w:rPr>
+          <w:rFonts w:ascii="맑은 고딕" w:hAnsi="맑은 고딕" w:eastAsia="맑은 고딕"/>
+          <w:sz w:val="21"/>
+        </w:rPr>
+        <w:t>**MOUNTED 로 두면.** 세 뷰 모두 **그대로 조회된다.** `ORA-01219`의 메시지가 근거다 — "queries allowed on fixed tables or views only"이므로 고정 뷰는 살아 있다. 실측에서 닫은 상태의 boston 이 두 지연 모두 0을 돌려주었고 `MRP0`도 `APPLYING_LOG`였다. **막히는 것은 사용자 표 조회뿐이며 진단 능력은 그대로다.**</w:t>
+      </w:r>
+    </w:p>
+    <w:p>
+      <w:r>
+        <w:rPr>
+          <w:rFonts w:ascii="맑은 고딕" w:hAnsi="맑은 고딕" w:eastAsia="맑은 고딕"/>
+          <w:sz w:val="21"/>
+        </w:rPr>
+        <w:t>**Standby 에 접속할 수 없다면.** Primary 의 `V$ARCHIVE_DEST_STATUS` 한 뷰로 대신한다. `DATABASE_MODE`가 `OPEN_READ-ONLY`인지 `MOUNTED-STANDBY`인지, `RECOVERY_MODE`에 `WITH QUERY`가 붙는지가 상태를 알려 주고, `ARCHIVED_SEQ#`와 `APPLIED_SEQ#`의 차이가 밀린 양을 알려 준다(실측 11 대 10).</w:t>
+      </w:r>
+    </w:p>
+    <w:p>
+      <w:r>
+        <w:rPr>
+          <w:rFonts w:ascii="맑은 고딕" w:hAnsi="맑은 고딕" w:eastAsia="맑은 고딕"/>
+          <w:sz w:val="21"/>
+        </w:rPr>
+        <w:t>**주의 두 가지.** ① `V$DATAGUARD_STATS`는 **Primary에서 0행**이므로 Primary 쪽 감시에 넣으면 안 된다. ② `V$ARCHIVED_LOG`의 `max(sequence#)`는 `RESETLOGS` 이전 인큐네이션의 번호를 집는다(실측 94, 그때 현재 시퀀스는 12). `resetlogs_change#`로 걸러야 한다.</w:t>
+      </w:r>
+    </w:p>
+    <w:p>
+      <w:r>
+        <w:rPr>
+          <w:rFonts w:ascii="맑은 고딕" w:hAnsi="맑은 고딕" w:eastAsia="맑은 고딕"/>
+          <w:sz w:val="21"/>
+        </w:rPr>
+        <w:t>채점 포인트: ① 세 뷰의 역할과 한계 / ② MRP0을 먼저 보는 이유 / ③ MOUNTED 에서도 고정 뷰가 살아 있다는 점과 그 근거 / ④ Standby 에 못 붙을 때 `V$ARCHIVE_DEST_STATUS` 로 대신 / ⑤ Primary 의 0행과 인큐네이션 함정</w:t>
       </w:r>
     </w:p>
     <w:p>
@@ -3850,7 +1680,7 @@
           <w:b/>
           <w:sz w:val="21"/>
         </w:rPr>
-        <w:t>[추가-20] 통합 운영 점검 체계</w:t>
+        <w:t>[추가-20] 정기 점검 항목 설계</w:t>
       </w:r>
     </w:p>
     <w:p>
@@ -3868,7 +1698,25 @@
           <w:rFonts w:ascii="맑은 고딕" w:hAnsi="맑은 고딕" w:eastAsia="맑은 고딕"/>
           <w:sz w:val="21"/>
         </w:rPr>
-        <w:t>**수단과 층**</w:t>
+        <w:t>7장의 통합 점검 조회에 이 장의 항목을 더한다. Standby에서 실행한다.</w:t>
+      </w:r>
+    </w:p>
+    <w:p>
+      <w:r>
+        <w:rPr>
+          <w:rFonts w:ascii="맑은 고딕" w:hAnsi="맑은 고딕" w:eastAsia="맑은 고딕"/>
+          <w:sz w:val="21"/>
+        </w:rPr>
+        <w:t>`SELECT 'role/open', database_role||' / '||open_mode FROM v$database UNION ALL SELECT 'protection', protection_mode||' / '||protection_level FROM v$database UNION ALL SELECT 'recovery_mode', MAX(recovery_mode) FROM v$archive_dest_status WHERE dest_id=1 UNION ALL SELECT 'mrp', NVL(MAX(status||' seq='||sequence#),'*** NOT RUNNING ***') FROM v$managed_standby WHERE process='MRP0' UNION ALL SELECT name, value FROM v$dataguard_stats WHERE name LIKE '%lag' UNION ALL SELECT 'redirect_dml', value FROM v$parameter WHERE name='adg_redirect_dml' UNION ALL SELECT 'lagged samples %', TO_CHAR(ROUND(100*SUM(CASE WHEN time&gt;0 THEN count ELSE 0 END)/NULLIF(SUM(count),0),2)) FROM v$standby_event_histogram WHERE name='apply lag';`</w:t>
+      </w:r>
+    </w:p>
+    <w:p>
+      <w:r>
+        <w:rPr>
+          <w:rFonts w:ascii="맑은 고딕" w:hAnsi="맑은 고딕" w:eastAsia="맑은 고딕"/>
+          <w:sz w:val="21"/>
+        </w:rPr>
+        <w:t>**기대값.**</w:t>
       </w:r>
     </w:p>
     <w:tbl>
@@ -3878,16 +1726,13 @@
         <w:tblLook w:firstColumn="1" w:firstRow="1" w:lastColumn="0" w:lastRow="0" w:noHBand="0" w:noVBand="1" w:val="04A0"/>
       </w:tblPr>
       <w:tblGrid>
-        <w:gridCol w:w="1728"/>
-        <w:gridCol w:w="1728"/>
-        <w:gridCol w:w="1728"/>
-        <w:gridCol w:w="1728"/>
-        <w:gridCol w:w="1728"/>
+        <w:gridCol w:w="4320"/>
+        <w:gridCol w:w="4320"/>
       </w:tblGrid>
       <w:tr>
         <w:tc>
           <w:tcPr>
-            <w:tcW w:type="dxa" w:w="1728"/>
+            <w:tcW w:type="dxa" w:w="4320"/>
             <w:shd w:val="clear" w:color="auto" w:fill="D9E1F2"/>
           </w:tcPr>
           <w:p>
@@ -3897,13 +1742,13 @@
                 <w:b/>
                 <w:sz w:val="19"/>
               </w:rPr>
-              <w:t>층</w:t>
+              <w:t>항목</w:t>
             </w:r>
           </w:p>
         </w:tc>
         <w:tc>
           <w:tcPr>
-            <w:tcW w:type="dxa" w:w="1728"/>
+            <w:tcW w:type="dxa" w:w="4320"/>
             <w:shd w:val="clear" w:color="auto" w:fill="D9E1F2"/>
           </w:tcPr>
           <w:p>
@@ -3913,55 +1758,7 @@
                 <w:b/>
                 <w:sz w:val="19"/>
               </w:rPr>
-              <w:t>수단</w:t>
-            </w:r>
-          </w:p>
-        </w:tc>
-        <w:tc>
-          <w:tcPr>
-            <w:tcW w:type="dxa" w:w="1728"/>
-            <w:shd w:val="clear" w:color="auto" w:fill="D9E1F2"/>
-          </w:tcPr>
-          <w:p>
-            <w:r>
-              <w:rPr>
-                <w:rFonts w:ascii="맑은 고딕" w:hAnsi="맑은 고딕" w:eastAsia="맑은 고딕"/>
-                <w:b/>
-                <w:sz w:val="19"/>
-              </w:rPr>
-              <w:t>주기</w:t>
-            </w:r>
-          </w:p>
-        </w:tc>
-        <w:tc>
-          <w:tcPr>
-            <w:tcW w:type="dxa" w:w="1728"/>
-            <w:shd w:val="clear" w:color="auto" w:fill="D9E1F2"/>
-          </w:tcPr>
-          <w:p>
-            <w:r>
-              <w:rPr>
-                <w:rFonts w:ascii="맑은 고딕" w:hAnsi="맑은 고딕" w:eastAsia="맑은 고딕"/>
-                <w:b/>
-                <w:sz w:val="19"/>
-              </w:rPr>
-              <w:t>잡는 것</w:t>
-            </w:r>
-          </w:p>
-        </w:tc>
-        <w:tc>
-          <w:tcPr>
-            <w:tcW w:type="dxa" w:w="1728"/>
-            <w:shd w:val="clear" w:color="auto" w:fill="D9E1F2"/>
-          </w:tcPr>
-          <w:p>
-            <w:r>
-              <w:rPr>
-                <w:rFonts w:ascii="맑은 고딕" w:hAnsi="맑은 고딕" w:eastAsia="맑은 고딕"/>
-                <w:b/>
-                <w:sz w:val="19"/>
-              </w:rPr>
-              <w:t>담당</w:t>
+              <w:t>기대값</w:t>
             </w:r>
           </w:p>
         </w:tc>
@@ -3969,7 +1766,7 @@
       <w:tr>
         <w:tc>
           <w:tcPr>
-            <w:tcW w:type="dxa" w:w="1728"/>
+            <w:tcW w:type="dxa" w:w="4320"/>
           </w:tcPr>
           <w:p>
             <w:r>
@@ -3977,13 +1774,13 @@
                 <w:rFonts w:ascii="맑은 고딕" w:hAnsi="맑은 고딕" w:eastAsia="맑은 고딕"/>
                 <w:sz w:val="19"/>
               </w:rPr>
-              <w:t>1</w:t>
+              <w:t>`role/open`</w:t>
             </w:r>
           </w:p>
         </w:tc>
         <w:tc>
           <w:tcPr>
-            <w:tcW w:type="dxa" w:w="1728"/>
+            <w:tcW w:type="dxa" w:w="4320"/>
           </w:tcPr>
           <w:p>
             <w:r>
@@ -3991,13 +1788,15 @@
                 <w:rFonts w:ascii="맑은 고딕" w:hAnsi="맑은 고딕" w:eastAsia="맑은 고딕"/>
                 <w:sz w:val="19"/>
               </w:rPr>
-              <w:t>점검 SQL(15장)</w:t>
+              <w:t>PHYSICAL STANDBY / READ ONLY WITH APPLY</w:t>
             </w:r>
           </w:p>
         </w:tc>
+      </w:tr>
+      <w:tr>
         <w:tc>
           <w:tcPr>
-            <w:tcW w:type="dxa" w:w="1728"/>
+            <w:tcW w:type="dxa" w:w="4320"/>
           </w:tcPr>
           <w:p>
             <w:r>
@@ -4005,13 +1804,13 @@
                 <w:rFonts w:ascii="맑은 고딕" w:hAnsi="맑은 고딕" w:eastAsia="맑은 고딕"/>
                 <w:sz w:val="19"/>
               </w:rPr>
-              <w:t>5분</w:t>
+              <w:t>`protection`</w:t>
             </w:r>
           </w:p>
         </w:tc>
         <w:tc>
           <w:tcPr>
-            <w:tcW w:type="dxa" w:w="1728"/>
+            <w:tcW w:type="dxa" w:w="4320"/>
           </w:tcPr>
           <w:p>
             <w:r>
@@ -4019,13 +1818,15 @@
                 <w:rFonts w:ascii="맑은 고딕" w:hAnsi="맑은 고딕" w:eastAsia="맑은 고딕"/>
                 <w:sz w:val="19"/>
               </w:rPr>
-              <w:t>흐름이 끊겼는가</w:t>
+              <w:t>두 값이 일치</w:t>
             </w:r>
           </w:p>
         </w:tc>
+      </w:tr>
+      <w:tr>
         <w:tc>
           <w:tcPr>
-            <w:tcW w:type="dxa" w:w="1728"/>
+            <w:tcW w:type="dxa" w:w="4320"/>
           </w:tcPr>
           <w:p>
             <w:r>
@@ -4033,7 +1834,21 @@
                 <w:rFonts w:ascii="맑은 고딕" w:hAnsi="맑은 고딕" w:eastAsia="맑은 고딕"/>
                 <w:sz w:val="19"/>
               </w:rPr>
-              <w:t>자동</w:t>
+              <w:t>`recovery_mode`</w:t>
+            </w:r>
+          </w:p>
+        </w:tc>
+        <w:tc>
+          <w:tcPr>
+            <w:tcW w:type="dxa" w:w="4320"/>
+          </w:tcPr>
+          <w:p>
+            <w:r>
+              <w:rPr>
+                <w:rFonts w:ascii="맑은 고딕" w:hAnsi="맑은 고딕" w:eastAsia="맑은 고딕"/>
+                <w:sz w:val="19"/>
+              </w:rPr>
+              <w:t>MANAGED REAL TIME APPLY</w:t>
             </w:r>
           </w:p>
         </w:tc>
@@ -4041,7 +1856,7 @@
       <w:tr>
         <w:tc>
           <w:tcPr>
-            <w:tcW w:type="dxa" w:w="1728"/>
+            <w:tcW w:type="dxa" w:w="4320"/>
           </w:tcPr>
           <w:p>
             <w:r>
@@ -4049,13 +1864,13 @@
                 <w:rFonts w:ascii="맑은 고딕" w:hAnsi="맑은 고딕" w:eastAsia="맑은 고딕"/>
                 <w:sz w:val="19"/>
               </w:rPr>
-              <w:t>2</w:t>
+              <w:t>`mrp`</w:t>
             </w:r>
           </w:p>
         </w:tc>
         <w:tc>
           <w:tcPr>
-            <w:tcW w:type="dxa" w:w="1728"/>
+            <w:tcW w:type="dxa" w:w="4320"/>
           </w:tcPr>
           <w:p>
             <w:r>
@@ -4063,13 +1878,15 @@
                 <w:rFonts w:ascii="맑은 고딕" w:hAnsi="맑은 고딕" w:eastAsia="맑은 고딕"/>
                 <w:sz w:val="19"/>
               </w:rPr>
-              <w:t>`SHOW CONFIGURATION`</w:t>
+              <w:t>APPLYING_LOG 또는 WAIT_FOR_LOG</w:t>
             </w:r>
           </w:p>
         </w:tc>
+      </w:tr>
+      <w:tr>
         <w:tc>
           <w:tcPr>
-            <w:tcW w:type="dxa" w:w="1728"/>
+            <w:tcW w:type="dxa" w:w="4320"/>
           </w:tcPr>
           <w:p>
             <w:r>
@@ -4077,13 +1894,13 @@
                 <w:rFonts w:ascii="맑은 고딕" w:hAnsi="맑은 고딕" w:eastAsia="맑은 고딕"/>
                 <w:sz w:val="19"/>
               </w:rPr>
-              <w:t>5분</w:t>
+              <w:t>`transport lag` / `apply lag`</w:t>
             </w:r>
           </w:p>
         </w:tc>
         <w:tc>
           <w:tcPr>
-            <w:tcW w:type="dxa" w:w="1728"/>
+            <w:tcW w:type="dxa" w:w="4320"/>
           </w:tcPr>
           <w:p>
             <w:r>
@@ -4091,13 +1908,15 @@
                 <w:rFonts w:ascii="맑은 고딕" w:hAnsi="맑은 고딕" w:eastAsia="맑은 고딕"/>
                 <w:sz w:val="19"/>
               </w:rPr>
-              <w:t>설정과 다른 상태</w:t>
+              <w:t>+00 00:00:00 에 근접</w:t>
             </w:r>
           </w:p>
         </w:tc>
+      </w:tr>
+      <w:tr>
         <w:tc>
           <w:tcPr>
-            <w:tcW w:type="dxa" w:w="1728"/>
+            <w:tcW w:type="dxa" w:w="4320"/>
           </w:tcPr>
           <w:p>
             <w:r>
@@ -4105,7 +1924,21 @@
                 <w:rFonts w:ascii="맑은 고딕" w:hAnsi="맑은 고딕" w:eastAsia="맑은 고딕"/>
                 <w:sz w:val="19"/>
               </w:rPr>
-              <w:t>자동</w:t>
+              <w:t>`redirect_dml`</w:t>
+            </w:r>
+          </w:p>
+        </w:tc>
+        <w:tc>
+          <w:tcPr>
+            <w:tcW w:type="dxa" w:w="4320"/>
+          </w:tcPr>
+          <w:p>
+            <w:r>
+              <w:rPr>
+                <w:rFonts w:ascii="맑은 고딕" w:hAnsi="맑은 고딕" w:eastAsia="맑은 고딕"/>
+                <w:sz w:val="19"/>
+              </w:rPr>
+              <w:t>정책에 맞는 값 (기본 FALSE)</w:t>
             </w:r>
           </w:p>
         </w:tc>
@@ -4113,7 +1946,7 @@
       <w:tr>
         <w:tc>
           <w:tcPr>
-            <w:tcW w:type="dxa" w:w="1728"/>
+            <w:tcW w:type="dxa" w:w="4320"/>
           </w:tcPr>
           <w:p>
             <w:r>
@@ -4121,13 +1954,13 @@
                 <w:rFonts w:ascii="맑은 고딕" w:hAnsi="맑은 고딕" w:eastAsia="맑은 고딕"/>
                 <w:sz w:val="19"/>
               </w:rPr>
-              <w:t>3</w:t>
+              <w:t>`lagged samples %`</w:t>
             </w:r>
           </w:p>
         </w:tc>
         <w:tc>
           <w:tcPr>
-            <w:tcW w:type="dxa" w:w="1728"/>
+            <w:tcW w:type="dxa" w:w="4320"/>
           </w:tcPr>
           <w:p>
             <w:r>
@@ -4135,265 +1968,7 @@
                 <w:rFonts w:ascii="맑은 고딕" w:hAnsi="맑은 고딕" w:eastAsia="맑은 고딕"/>
                 <w:sz w:val="19"/>
               </w:rPr>
-              <w:t>`V$DATAGUARD_STATUS` (`ERROR_CODE&lt;&gt;0`, 1시간)</w:t>
-            </w:r>
-          </w:p>
-        </w:tc>
-        <w:tc>
-          <w:tcPr>
-            <w:tcW w:type="dxa" w:w="1728"/>
-          </w:tcPr>
-          <w:p>
-            <w:r>
-              <w:rPr>
-                <w:rFonts w:ascii="맑은 고딕" w:hAnsi="맑은 고딕" w:eastAsia="맑은 고딕"/>
-                <w:sz w:val="19"/>
-              </w:rPr>
-              <w:t>5분</w:t>
-            </w:r>
-          </w:p>
-        </w:tc>
-        <w:tc>
-          <w:tcPr>
-            <w:tcW w:type="dxa" w:w="1728"/>
-          </w:tcPr>
-          <w:p>
-            <w:r>
-              <w:rPr>
-                <w:rFonts w:ascii="맑은 고딕" w:hAnsi="맑은 고딕" w:eastAsia="맑은 고딕"/>
-                <w:sz w:val="19"/>
-              </w:rPr>
-              <w:t>최근 사건</w:t>
-            </w:r>
-          </w:p>
-        </w:tc>
-        <w:tc>
-          <w:tcPr>
-            <w:tcW w:type="dxa" w:w="1728"/>
-          </w:tcPr>
-          <w:p>
-            <w:r>
-              <w:rPr>
-                <w:rFonts w:ascii="맑은 고딕" w:hAnsi="맑은 고딕" w:eastAsia="맑은 고딕"/>
-                <w:sz w:val="19"/>
-              </w:rPr>
-              <w:t>자동</w:t>
-            </w:r>
-          </w:p>
-        </w:tc>
-      </w:tr>
-      <w:tr>
-        <w:tc>
-          <w:tcPr>
-            <w:tcW w:type="dxa" w:w="1728"/>
-          </w:tcPr>
-          <w:p>
-            <w:r>
-              <w:rPr>
-                <w:rFonts w:ascii="맑은 고딕" w:hAnsi="맑은 고딕" w:eastAsia="맑은 고딕"/>
-                <w:sz w:val="19"/>
-              </w:rPr>
-              <w:t>4</w:t>
-            </w:r>
-          </w:p>
-        </w:tc>
-        <w:tc>
-          <w:tcPr>
-            <w:tcW w:type="dxa" w:w="1728"/>
-          </w:tcPr>
-          <w:p>
-            <w:r>
-              <w:rPr>
-                <w:rFonts w:ascii="맑은 고딕" w:hAnsi="맑은 고딕" w:eastAsia="맑은 고딕"/>
-                <w:sz w:val="19"/>
-              </w:rPr>
-              <w:t>`VALIDATE DATABASE`</w:t>
-            </w:r>
-          </w:p>
-        </w:tc>
-        <w:tc>
-          <w:tcPr>
-            <w:tcW w:type="dxa" w:w="1728"/>
-          </w:tcPr>
-          <w:p>
-            <w:r>
-              <w:rPr>
-                <w:rFonts w:ascii="맑은 고딕" w:hAnsi="맑은 고딕" w:eastAsia="맑은 고딕"/>
-                <w:sz w:val="19"/>
-              </w:rPr>
-              <w:t>1일</w:t>
-            </w:r>
-          </w:p>
-        </w:tc>
-        <w:tc>
-          <w:tcPr>
-            <w:tcW w:type="dxa" w:w="1728"/>
-          </w:tcPr>
-          <w:p>
-            <w:r>
-              <w:rPr>
-                <w:rFonts w:ascii="맑은 고딕" w:hAnsi="맑은 고딕" w:eastAsia="맑은 고딕"/>
-                <w:sz w:val="19"/>
-              </w:rPr>
-              <w:t>**전환 가능 여부**</w:t>
-            </w:r>
-          </w:p>
-        </w:tc>
-        <w:tc>
-          <w:tcPr>
-            <w:tcW w:type="dxa" w:w="1728"/>
-          </w:tcPr>
-          <w:p>
-            <w:r>
-              <w:rPr>
-                <w:rFonts w:ascii="맑은 고딕" w:hAnsi="맑은 고딕" w:eastAsia="맑은 고딕"/>
-                <w:sz w:val="19"/>
-              </w:rPr>
-              <w:t>자동(부분)</w:t>
-            </w:r>
-          </w:p>
-        </w:tc>
-      </w:tr>
-      <w:tr>
-        <w:tc>
-          <w:tcPr>
-            <w:tcW w:type="dxa" w:w="1728"/>
-          </w:tcPr>
-          <w:p>
-            <w:r>
-              <w:rPr>
-                <w:rFonts w:ascii="맑은 고딕" w:hAnsi="맑은 고딕" w:eastAsia="맑은 고딕"/>
-                <w:sz w:val="19"/>
-              </w:rPr>
-              <w:t>5</w:t>
-            </w:r>
-          </w:p>
-        </w:tc>
-        <w:tc>
-          <w:tcPr>
-            <w:tcW w:type="dxa" w:w="1728"/>
-          </w:tcPr>
-          <w:p>
-            <w:r>
-              <w:rPr>
-                <w:rFonts w:ascii="맑은 고딕" w:hAnsi="맑은 고딕" w:eastAsia="맑은 고딕"/>
-                <w:sz w:val="19"/>
-              </w:rPr>
-              <w:t>알림 로그·트레이스</w:t>
-            </w:r>
-          </w:p>
-        </w:tc>
-        <w:tc>
-          <w:tcPr>
-            <w:tcW w:type="dxa" w:w="1728"/>
-          </w:tcPr>
-          <w:p>
-            <w:r>
-              <w:rPr>
-                <w:rFonts w:ascii="맑은 고딕" w:hAnsi="맑은 고딕" w:eastAsia="맑은 고딕"/>
-                <w:sz w:val="19"/>
-              </w:rPr>
-              <w:t>사건 발생 시</w:t>
-            </w:r>
-          </w:p>
-        </w:tc>
-        <w:tc>
-          <w:tcPr>
-            <w:tcW w:type="dxa" w:w="1728"/>
-          </w:tcPr>
-          <w:p>
-            <w:r>
-              <w:rPr>
-                <w:rFonts w:ascii="맑은 고딕" w:hAnsi="맑은 고딕" w:eastAsia="맑은 고딕"/>
-                <w:sz w:val="19"/>
-              </w:rPr>
-              <w:t>근본 원인</w:t>
-            </w:r>
-          </w:p>
-        </w:tc>
-        <w:tc>
-          <w:tcPr>
-            <w:tcW w:type="dxa" w:w="1728"/>
-          </w:tcPr>
-          <w:p>
-            <w:r>
-              <w:rPr>
-                <w:rFonts w:ascii="맑은 고딕" w:hAnsi="맑은 고딕" w:eastAsia="맑은 고딕"/>
-                <w:sz w:val="19"/>
-              </w:rPr>
-              <w:t>사람</w:t>
-            </w:r>
-          </w:p>
-        </w:tc>
-      </w:tr>
-      <w:tr>
-        <w:tc>
-          <w:tcPr>
-            <w:tcW w:type="dxa" w:w="1728"/>
-          </w:tcPr>
-          <w:p>
-            <w:r>
-              <w:rPr>
-                <w:rFonts w:ascii="맑은 고딕" w:hAnsi="맑은 고딕" w:eastAsia="맑은 고딕"/>
-                <w:sz w:val="19"/>
-              </w:rPr>
-              <w:t>6</w:t>
-            </w:r>
-          </w:p>
-        </w:tc>
-        <w:tc>
-          <w:tcPr>
-            <w:tcW w:type="dxa" w:w="1728"/>
-          </w:tcPr>
-          <w:p>
-            <w:r>
-              <w:rPr>
-                <w:rFonts w:ascii="맑은 고딕" w:hAnsi="맑은 고딕" w:eastAsia="맑은 고딕"/>
-                <w:sz w:val="19"/>
-              </w:rPr>
-              <w:t>구성 `EXPORT` + `diff`</w:t>
-            </w:r>
-          </w:p>
-        </w:tc>
-        <w:tc>
-          <w:tcPr>
-            <w:tcW w:type="dxa" w:w="1728"/>
-          </w:tcPr>
-          <w:p>
-            <w:r>
-              <w:rPr>
-                <w:rFonts w:ascii="맑은 고딕" w:hAnsi="맑은 고딕" w:eastAsia="맑은 고딕"/>
-                <w:sz w:val="19"/>
-              </w:rPr>
-              <w:t>변경 시·주 1회</w:t>
-            </w:r>
-          </w:p>
-        </w:tc>
-        <w:tc>
-          <w:tcPr>
-            <w:tcW w:type="dxa" w:w="1728"/>
-          </w:tcPr>
-          <w:p>
-            <w:r>
-              <w:rPr>
-                <w:rFonts w:ascii="맑은 고딕" w:hAnsi="맑은 고딕" w:eastAsia="맑은 고딕"/>
-                <w:sz w:val="19"/>
-              </w:rPr>
-              <w:t>무엇이 바뀌었나</w:t>
-            </w:r>
-          </w:p>
-        </w:tc>
-        <w:tc>
-          <w:tcPr>
-            <w:tcW w:type="dxa" w:w="1728"/>
-          </w:tcPr>
-          <w:p>
-            <w:r>
-              <w:rPr>
-                <w:rFonts w:ascii="맑은 고딕" w:hAnsi="맑은 고딕" w:eastAsia="맑은 고딕"/>
-                <w:sz w:val="19"/>
-              </w:rPr>
-              <w:t>사람</w:t>
+              <w:t>낮을수록 좋다. 추세로 본다</w:t>
             </w:r>
           </w:p>
         </w:tc>
@@ -4406,7 +1981,7 @@
           <w:rFonts w:ascii="맑은 고딕" w:hAnsi="맑은 고딕" w:eastAsia="맑은 고딕"/>
           <w:sz w:val="21"/>
         </w:rPr>
-        <w:t>**1~3층 자동화** — 값이 숫자나 짧은 문자열이므로 판정 규칙을 적용하기 쉽다. 14장의 임계값(`ApplyLagThreshold` 등)과 15장의 점검 항목을 함께 쓴다.</w:t>
+        <w:t>**읽을 때의 주의.**</w:t>
       </w:r>
     </w:p>
     <w:p>
@@ -4415,7 +1990,7 @@
           <w:rFonts w:ascii="맑은 고딕" w:hAnsi="맑은 고딕" w:eastAsia="맑은 고딕"/>
           <w:sz w:val="21"/>
         </w:rPr>
-        <w:t>**4층의 타협안** — `VALIDATE`는 출력이 문장과 표라 파싱이 번거로워 자주 빠진다. **최소한 `Ready for Switchover` 한 줄만이라도 뽑는다.** `dgmgrl ... | grep 'Ready for Switchover'`로 충분하며, 이것만으로 14장에서 실측한 함정(전송이 꺼져 있는데 `SUCCESS`)을 잡을 수 있다.</w:t>
+        <w:t>`mrp`에 `NVL`을 쓴 이유는 MRP0이 없을 때 빈 칸으로 보여 놓치는 것을 막기 위해서다. `recovery_mode`는 목적지 `STATUS`가 `VALID`일 때만 의미가 있으므로 7장의 `dest status` 항목을 함께 두는 것이 좋다. `lagged samples %`는 **누적값이므로 두 시점의 차이**를 본다.</w:t>
       </w:r>
     </w:p>
     <w:p>
@@ -4424,7 +1999,7 @@
           <w:rFonts w:ascii="맑은 고딕" w:hAnsi="맑은 고딕" w:eastAsia="맑은 고딕"/>
           <w:sz w:val="21"/>
         </w:rPr>
-        <w:t>**6층의 근거** — 14장에서 구성 파일이 8,192에서 12,288바이트로 커졌다. 기본값에서 벗어난 설정이 누적된다는 뜻이며, 정기적으로 `EXPORT`해 XML을 `diff`로 비교하면 무엇이 언제 바뀌었는지 추적할 수 있다.</w:t>
+        <w:t>여기에 Primary 쪽 점검(역할·목적지 상태)을 더하면 한 화면에서 구성 전체를 판단할 수 있다.</w:t>
       </w:r>
     </w:p>
     <w:p>
@@ -4433,43 +2008,7 @@
           <w:rFonts w:ascii="맑은 고딕" w:hAnsi="맑은 고딕" w:eastAsia="맑은 고딕"/>
           <w:sz w:val="21"/>
         </w:rPr>
-        <w:t>**판정과 대응** — 15장의 네 단계(정상·주의·경고·심각)를 그대로 쓴다. `심각`은 즉시 호출, `경고`는 근무 시간, `주의`는 추세 기록.</w:t>
-      </w:r>
-    </w:p>
-    <w:p>
-      <w:r>
-        <w:rPr>
-          <w:rFonts w:ascii="맑은 고딕" w:hAnsi="맑은 고딕" w:eastAsia="맑은 고딕"/>
-          <w:sz w:val="21"/>
-        </w:rPr>
-        <w:t>**기록의 설계** — 매 점검의 값을 남긴다. `apply finish time`의 30일 최댓값을 알면 RTO를 "지난 30일 최댓값 기준 N초"로 말할 수 있고, `TopWaitEvents`의 평소 순서를 알면 이상을 알아볼 수 있으며, 로컬·원격 `COMPLETION_TIME` 차이(실측 52초)의 기준선도 생긴다. **점검의 목적은 이상을 잡는 것만이 아니라 정상을 아는 것이다.**</w:t>
-      </w:r>
-    </w:p>
-    <w:p>
-      <w:r>
-        <w:rPr>
-          <w:rFonts w:ascii="맑은 고딕" w:hAnsi="맑은 고딕" w:eastAsia="맑은 고딕"/>
-          <w:sz w:val="21"/>
-        </w:rPr>
-        <w:t>**가장 흔한 실패** — 4층을 빠뜨리는 것이다. 1~3층만 갖춘 조직은 평소 초록불만 보다가 정작 장애가 나서 전환하려 할 때 처음으로 안 되는 것을 발견한다.</w:t>
-      </w:r>
-    </w:p>
-    <w:p>
-      <w:r>
-        <w:rPr>
-          <w:rFonts w:ascii="맑은 고딕" w:hAnsi="맑은 고딕" w:eastAsia="맑은 고딕"/>
-          <w:sz w:val="21"/>
-        </w:rPr>
-        <w:t>**권한과 계정** — 점검 계정은 개별 `V_$` 뷰 권한으로 충분하다. SYSDBA 상시 접속은 위험하며, DGMGRL 접속도 전용 계정과 최소 권한을 쓴다.</w:t>
-      </w:r>
-    </w:p>
-    <w:p>
-      <w:r>
-        <w:rPr>
-          <w:rFonts w:ascii="맑은 고딕" w:hAnsi="맑은 고딕" w:eastAsia="맑은 고딕"/>
-          <w:sz w:val="21"/>
-        </w:rPr>
-        <w:t>채점 포인트: ① 수단을 층·주기·담당으로 정리 / ② 자동화 가능 여부 구분 / ③ 4층 타협안 제시 / ④ 기록과 기준선의 가치 / ⑤ 4층 누락이 가장 흔한 실패라는 결론</w:t>
+        <w:t>채점 포인트: ① 7장 조회 확장 / ② 항목별 기대값 / ③ NVL의 이유 / ④ recovery_mode와 STATUS의 관계 / ⑤ 누적값 주의와 Primary 쪽 점검</w:t>
       </w:r>
     </w:p>
     <w:sectPr>
